--- a/Phase 2 Datastructures with JS.docx
+++ b/Phase 2 Datastructures with JS.docx
@@ -414,6 +414,9 @@
         <w:ind w:left="0" w:firstLine="0"/>
       </w:pPr>
       <w:r>
+        <w:rPr>
+          <w:noProof/>
+        </w:rPr>
         <w:drawing>
           <wp:inline distT="0" distB="0" distL="0" distR="0" wp14:anchorId="508B1F0A" wp14:editId="715A84A2">
             <wp:extent cx="5943600" cy="1506855"/>
@@ -629,6 +632,9 @@
         <w:ind w:left="0" w:firstLine="0"/>
       </w:pPr>
       <w:r>
+        <w:rPr>
+          <w:noProof/>
+        </w:rPr>
         <w:lastRenderedPageBreak/>
         <w:drawing>
           <wp:inline distT="0" distB="0" distL="0" distR="0" wp14:anchorId="248D6B5A" wp14:editId="080F7B8B">
@@ -683,6 +689,9 @@
         <w:ind w:left="0" w:firstLine="0"/>
       </w:pPr>
       <w:r>
+        <w:rPr>
+          <w:noProof/>
+        </w:rPr>
         <w:drawing>
           <wp:inline distT="0" distB="0" distL="0" distR="0" wp14:anchorId="665E4D4D" wp14:editId="6E1722F9">
             <wp:extent cx="5943600" cy="1678305"/>
@@ -725,6 +734,9 @@
         <w:ind w:left="0" w:firstLine="0"/>
       </w:pPr>
       <w:r>
+        <w:rPr>
+          <w:noProof/>
+        </w:rPr>
         <w:lastRenderedPageBreak/>
         <w:drawing>
           <wp:inline distT="0" distB="0" distL="0" distR="0" wp14:anchorId="50000A4F" wp14:editId="329C9348">
@@ -902,6 +914,9 @@
         <w:ind w:left="0" w:firstLine="0"/>
       </w:pPr>
       <w:r>
+        <w:rPr>
+          <w:noProof/>
+        </w:rPr>
         <w:lastRenderedPageBreak/>
         <w:drawing>
           <wp:inline distT="0" distB="0" distL="0" distR="0" wp14:anchorId="4E568EF0" wp14:editId="7638BF84">
@@ -1073,6 +1088,9 @@
         <w:ind w:left="0" w:firstLine="0"/>
       </w:pPr>
       <w:r>
+        <w:rPr>
+          <w:noProof/>
+        </w:rPr>
         <w:lastRenderedPageBreak/>
         <w:drawing>
           <wp:inline distT="0" distB="0" distL="0" distR="0" wp14:anchorId="7D09BD7D" wp14:editId="3C85A044">
@@ -1127,6 +1145,9 @@
         <w:ind w:left="0" w:firstLine="0"/>
       </w:pPr>
       <w:r>
+        <w:rPr>
+          <w:noProof/>
+        </w:rPr>
         <w:drawing>
           <wp:inline distT="0" distB="0" distL="0" distR="0" wp14:anchorId="69EA2F88" wp14:editId="7C6D653A">
             <wp:extent cx="5943600" cy="2664460"/>
@@ -1188,6 +1209,9 @@
         <w:ind w:left="0" w:firstLine="0"/>
       </w:pPr>
       <w:r>
+        <w:rPr>
+          <w:noProof/>
+        </w:rPr>
         <w:lastRenderedPageBreak/>
         <w:drawing>
           <wp:inline distT="0" distB="0" distL="0" distR="0" wp14:anchorId="02010C0B" wp14:editId="02F176A2">
@@ -1231,6 +1255,9 @@
         <w:ind w:left="0" w:firstLine="0"/>
       </w:pPr>
       <w:r>
+        <w:rPr>
+          <w:noProof/>
+        </w:rPr>
         <w:drawing>
           <wp:inline distT="0" distB="0" distL="0" distR="0" wp14:anchorId="68142DD5" wp14:editId="467E5B05">
             <wp:extent cx="5943600" cy="3555365"/>
@@ -1284,6 +1311,9 @@
         <w:ind w:left="0" w:firstLine="0"/>
       </w:pPr>
       <w:r>
+        <w:rPr>
+          <w:noProof/>
+        </w:rPr>
         <w:lastRenderedPageBreak/>
         <w:drawing>
           <wp:inline distT="0" distB="0" distL="0" distR="0" wp14:anchorId="25CBC820" wp14:editId="02777DD0">
@@ -1338,6 +1368,9 @@
         <w:ind w:left="0" w:firstLine="0"/>
       </w:pPr>
       <w:r>
+        <w:rPr>
+          <w:noProof/>
+        </w:rPr>
         <w:drawing>
           <wp:inline distT="0" distB="0" distL="0" distR="0" wp14:anchorId="47A958E4" wp14:editId="220BE156">
             <wp:extent cx="5943600" cy="1971675"/>
@@ -1391,6 +1424,9 @@
         <w:ind w:left="0" w:firstLine="0"/>
       </w:pPr>
       <w:r>
+        <w:rPr>
+          <w:noProof/>
+        </w:rPr>
         <w:drawing>
           <wp:inline distT="0" distB="0" distL="0" distR="0" wp14:anchorId="3627FE01" wp14:editId="457A6EBC">
             <wp:extent cx="5943600" cy="1085850"/>
@@ -1428,6 +1464,1174 @@
         </w:drawing>
       </w:r>
     </w:p>
+    <w:p>
+      <w:pPr>
+        <w:ind w:left="0" w:firstLine="0"/>
+      </w:pPr>
+      <w:r>
+        <w:rPr>
+          <w:highlight w:val="yellow"/>
+        </w:rPr>
+        <w:t>01-02-2026</w:t>
+      </w:r>
+    </w:p>
+    <w:p>
+      <w:pPr>
+        <w:ind w:left="0" w:firstLine="0"/>
+      </w:pPr>
+      <w:r>
+        <w:rPr>
+          <w:highlight w:val="yellow"/>
+        </w:rPr>
+        <w:t>Arrays reduce method:</w:t>
+      </w:r>
+    </w:p>
+    <w:p>
+      <w:pPr>
+        <w:ind w:left="0" w:firstLine="0"/>
+      </w:pPr>
+      <w:r>
+        <w:t>Purpose of reduce is to reduce array into single value</w:t>
+      </w:r>
+    </w:p>
+    <w:p>
+      <w:pPr>
+        <w:ind w:left="0" w:firstLine="0"/>
+      </w:pPr>
+      <w:r>
+        <w:rPr>
+          <w:highlight w:val="yellow"/>
+        </w:rPr>
+        <w:t>Syntax:</w:t>
+      </w:r>
+    </w:p>
+    <w:p>
+      <w:pPr>
+        <w:ind w:left="0" w:firstLine="0"/>
+      </w:pPr>
+      <w:r>
+        <w:t xml:space="preserve">arrays.reduce( </w:t>
+      </w:r>
+      <w:r>
+        <w:rPr>
+          <w:color w:val="EE0000"/>
+        </w:rPr>
+        <w:t>(accumulator, currentValue) =&gt; { /* do something */ }</w:t>
+      </w:r>
+      <w:r>
+        <w:t xml:space="preserve">, </w:t>
+      </w:r>
+      <w:r>
+        <w:rPr>
+          <w:color w:val="4472C4" w:themeColor="accent1"/>
+        </w:rPr>
+        <w:t>initialValue</w:t>
+      </w:r>
+      <w:r>
+        <w:t>);</w:t>
+      </w:r>
+    </w:p>
+    <w:p>
+      <w:pPr>
+        <w:ind w:left="0" w:firstLine="0"/>
+      </w:pPr>
+      <w:r>
+        <w:lastRenderedPageBreak/>
+        <w:t>accumulator: keeps the running result</w:t>
+      </w:r>
+    </w:p>
+    <w:p>
+      <w:pPr>
+        <w:ind w:left="0" w:firstLine="0"/>
+      </w:pPr>
+      <w:r>
+        <w:drawing>
+          <wp:inline distT="0" distB="0" distL="0" distR="0" wp14:anchorId="4C0E1F60" wp14:editId="162440CF">
+            <wp:extent cx="5943600" cy="5036185"/>
+            <wp:effectExtent l="0" t="0" r="0" b="0"/>
+            <wp:docPr id="1008774055" name="Picture 1"/>
+            <wp:cNvGraphicFramePr>
+              <a:graphicFrameLocks xmlns:a="http://schemas.openxmlformats.org/drawingml/2006/main" noChangeAspect="1"/>
+            </wp:cNvGraphicFramePr>
+            <a:graphic xmlns:a="http://schemas.openxmlformats.org/drawingml/2006/main">
+              <a:graphicData uri="http://schemas.openxmlformats.org/drawingml/2006/picture">
+                <pic:pic xmlns:pic="http://schemas.openxmlformats.org/drawingml/2006/picture">
+                  <pic:nvPicPr>
+                    <pic:cNvPr id="1008774055" name=""/>
+                    <pic:cNvPicPr/>
+                  </pic:nvPicPr>
+                  <pic:blipFill>
+                    <a:blip r:embed="rId17"/>
+                    <a:stretch>
+                      <a:fillRect/>
+                    </a:stretch>
+                  </pic:blipFill>
+                  <pic:spPr>
+                    <a:xfrm>
+                      <a:off x="0" y="0"/>
+                      <a:ext cx="5943600" cy="5036185"/>
+                    </a:xfrm>
+                    <a:prstGeom prst="rect">
+                      <a:avLst/>
+                    </a:prstGeom>
+                  </pic:spPr>
+                </pic:pic>
+              </a:graphicData>
+            </a:graphic>
+          </wp:inline>
+        </w:drawing>
+      </w:r>
+    </w:p>
+    <w:p>
+      <w:pPr>
+        <w:ind w:left="0" w:firstLine="0"/>
+      </w:pPr>
+      <w:r>
+        <w:rPr>
+          <w:highlight w:val="yellow"/>
+        </w:rPr>
+        <w:t>Output:</w:t>
+      </w:r>
+    </w:p>
+    <w:p>
+      <w:pPr>
+        <w:ind w:left="0" w:firstLine="0"/>
+      </w:pPr>
+      <w:r>
+        <w:drawing>
+          <wp:inline distT="0" distB="0" distL="0" distR="0" wp14:anchorId="352C76D0" wp14:editId="05D6C908">
+            <wp:extent cx="5506218" cy="638264"/>
+            <wp:effectExtent l="0" t="0" r="0" b="9525"/>
+            <wp:docPr id="1281108009" name="Picture 1"/>
+            <wp:cNvGraphicFramePr>
+              <a:graphicFrameLocks xmlns:a="http://schemas.openxmlformats.org/drawingml/2006/main" noChangeAspect="1"/>
+            </wp:cNvGraphicFramePr>
+            <a:graphic xmlns:a="http://schemas.openxmlformats.org/drawingml/2006/main">
+              <a:graphicData uri="http://schemas.openxmlformats.org/drawingml/2006/picture">
+                <pic:pic xmlns:pic="http://schemas.openxmlformats.org/drawingml/2006/picture">
+                  <pic:nvPicPr>
+                    <pic:cNvPr id="1281108009" name=""/>
+                    <pic:cNvPicPr/>
+                  </pic:nvPicPr>
+                  <pic:blipFill>
+                    <a:blip r:embed="rId18"/>
+                    <a:stretch>
+                      <a:fillRect/>
+                    </a:stretch>
+                  </pic:blipFill>
+                  <pic:spPr>
+                    <a:xfrm>
+                      <a:off x="0" y="0"/>
+                      <a:ext cx="5506218" cy="638264"/>
+                    </a:xfrm>
+                    <a:prstGeom prst="rect">
+                      <a:avLst/>
+                    </a:prstGeom>
+                  </pic:spPr>
+                </pic:pic>
+              </a:graphicData>
+            </a:graphic>
+          </wp:inline>
+        </w:drawing>
+      </w:r>
+    </w:p>
+    <w:p>
+      <w:pPr>
+        <w:ind w:left="0" w:firstLine="0"/>
+      </w:pPr>
+      <w:r>
+        <w:rPr>
+          <w:highlight w:val="yellow"/>
+        </w:rPr>
+        <w:t>Using reduce for a complex datastructure</w:t>
+      </w:r>
+    </w:p>
+    <w:p>
+      <w:pPr>
+        <w:ind w:left="0" w:firstLine="0"/>
+      </w:pPr>
+      <w:r>
+        <w:lastRenderedPageBreak/>
+        <w:drawing>
+          <wp:inline distT="0" distB="0" distL="0" distR="0" wp14:anchorId="00F712F0" wp14:editId="4D3A33B6">
+            <wp:extent cx="5943600" cy="5019040"/>
+            <wp:effectExtent l="0" t="0" r="0" b="0"/>
+            <wp:docPr id="1424223133" name="Picture 1"/>
+            <wp:cNvGraphicFramePr>
+              <a:graphicFrameLocks xmlns:a="http://schemas.openxmlformats.org/drawingml/2006/main" noChangeAspect="1"/>
+            </wp:cNvGraphicFramePr>
+            <a:graphic xmlns:a="http://schemas.openxmlformats.org/drawingml/2006/main">
+              <a:graphicData uri="http://schemas.openxmlformats.org/drawingml/2006/picture">
+                <pic:pic xmlns:pic="http://schemas.openxmlformats.org/drawingml/2006/picture">
+                  <pic:nvPicPr>
+                    <pic:cNvPr id="1424223133" name=""/>
+                    <pic:cNvPicPr/>
+                  </pic:nvPicPr>
+                  <pic:blipFill>
+                    <a:blip r:embed="rId19"/>
+                    <a:stretch>
+                      <a:fillRect/>
+                    </a:stretch>
+                  </pic:blipFill>
+                  <pic:spPr>
+                    <a:xfrm>
+                      <a:off x="0" y="0"/>
+                      <a:ext cx="5943600" cy="5019040"/>
+                    </a:xfrm>
+                    <a:prstGeom prst="rect">
+                      <a:avLst/>
+                    </a:prstGeom>
+                  </pic:spPr>
+                </pic:pic>
+              </a:graphicData>
+            </a:graphic>
+          </wp:inline>
+        </w:drawing>
+      </w:r>
+    </w:p>
+    <w:p>
+      <w:pPr>
+        <w:ind w:left="0" w:firstLine="0"/>
+      </w:pPr>
+      <w:r>
+        <w:rPr>
+          <w:highlight w:val="yellow"/>
+        </w:rPr>
+        <w:t>Output:</w:t>
+      </w:r>
+    </w:p>
+    <w:p>
+      <w:pPr>
+        <w:ind w:left="0" w:firstLine="0"/>
+      </w:pPr>
+      <w:r>
+        <w:drawing>
+          <wp:inline distT="0" distB="0" distL="0" distR="0" wp14:anchorId="3B6A28FD" wp14:editId="72B34DD8">
+            <wp:extent cx="5887272" cy="1209844"/>
+            <wp:effectExtent l="0" t="0" r="0" b="9525"/>
+            <wp:docPr id="806205067" name="Picture 1"/>
+            <wp:cNvGraphicFramePr>
+              <a:graphicFrameLocks xmlns:a="http://schemas.openxmlformats.org/drawingml/2006/main" noChangeAspect="1"/>
+            </wp:cNvGraphicFramePr>
+            <a:graphic xmlns:a="http://schemas.openxmlformats.org/drawingml/2006/main">
+              <a:graphicData uri="http://schemas.openxmlformats.org/drawingml/2006/picture">
+                <pic:pic xmlns:pic="http://schemas.openxmlformats.org/drawingml/2006/picture">
+                  <pic:nvPicPr>
+                    <pic:cNvPr id="806205067" name=""/>
+                    <pic:cNvPicPr/>
+                  </pic:nvPicPr>
+                  <pic:blipFill>
+                    <a:blip r:embed="rId20"/>
+                    <a:stretch>
+                      <a:fillRect/>
+                    </a:stretch>
+                  </pic:blipFill>
+                  <pic:spPr>
+                    <a:xfrm>
+                      <a:off x="0" y="0"/>
+                      <a:ext cx="5887272" cy="1209844"/>
+                    </a:xfrm>
+                    <a:prstGeom prst="rect">
+                      <a:avLst/>
+                    </a:prstGeom>
+                  </pic:spPr>
+                </pic:pic>
+              </a:graphicData>
+            </a:graphic>
+          </wp:inline>
+        </w:drawing>
+      </w:r>
+    </w:p>
+    <w:p>
+      <w:pPr>
+        <w:ind w:left="0" w:firstLine="0"/>
+      </w:pPr>
+      <w:r>
+        <w:rPr>
+          <w:highlight w:val="yellow"/>
+        </w:rPr>
+        <w:t>Using the reduce to accumulate complex datastructure</w:t>
+      </w:r>
+    </w:p>
+    <w:p>
+      <w:pPr>
+        <w:ind w:left="0" w:firstLine="0"/>
+      </w:pPr>
+      <w:r>
+        <w:t>Assume you have a server logs of payments that is SUCCESS or FAIL and you want to display the count of SUCCESS/FAIL.</w:t>
+      </w:r>
+    </w:p>
+    <w:p>
+      <w:pPr>
+        <w:ind w:left="0" w:firstLine="0"/>
+      </w:pPr>
+      <w:r>
+        <w:rPr>
+          <w:highlight w:val="yellow"/>
+        </w:rPr>
+        <w:lastRenderedPageBreak/>
+        <w:t>Adding new properties to the existing object in Javascript with traditional for</w:t>
+      </w:r>
+    </w:p>
+    <w:p>
+      <w:pPr>
+        <w:ind w:left="0" w:firstLine="0"/>
+      </w:pPr>
+      <w:r>
+        <w:drawing>
+          <wp:inline distT="0" distB="0" distL="0" distR="0" wp14:anchorId="6A7014A2" wp14:editId="0EFBE394">
+            <wp:extent cx="5943600" cy="3985895"/>
+            <wp:effectExtent l="0" t="0" r="0" b="0"/>
+            <wp:docPr id="705641942" name="Picture 1"/>
+            <wp:cNvGraphicFramePr>
+              <a:graphicFrameLocks xmlns:a="http://schemas.openxmlformats.org/drawingml/2006/main" noChangeAspect="1"/>
+            </wp:cNvGraphicFramePr>
+            <a:graphic xmlns:a="http://schemas.openxmlformats.org/drawingml/2006/main">
+              <a:graphicData uri="http://schemas.openxmlformats.org/drawingml/2006/picture">
+                <pic:pic xmlns:pic="http://schemas.openxmlformats.org/drawingml/2006/picture">
+                  <pic:nvPicPr>
+                    <pic:cNvPr id="705641942" name=""/>
+                    <pic:cNvPicPr/>
+                  </pic:nvPicPr>
+                  <pic:blipFill>
+                    <a:blip r:embed="rId21"/>
+                    <a:stretch>
+                      <a:fillRect/>
+                    </a:stretch>
+                  </pic:blipFill>
+                  <pic:spPr>
+                    <a:xfrm>
+                      <a:off x="0" y="0"/>
+                      <a:ext cx="5943600" cy="3985895"/>
+                    </a:xfrm>
+                    <a:prstGeom prst="rect">
+                      <a:avLst/>
+                    </a:prstGeom>
+                  </pic:spPr>
+                </pic:pic>
+              </a:graphicData>
+            </a:graphic>
+          </wp:inline>
+        </w:drawing>
+      </w:r>
+    </w:p>
+    <w:p>
+      <w:pPr>
+        <w:ind w:left="0" w:firstLine="0"/>
+      </w:pPr>
+      <w:r>
+        <w:rPr>
+          <w:highlight w:val="yellow"/>
+        </w:rPr>
+        <w:t>Output:</w:t>
+      </w:r>
+    </w:p>
+    <w:p>
+      <w:pPr>
+        <w:ind w:left="0" w:firstLine="0"/>
+      </w:pPr>
+      <w:r>
+        <w:drawing>
+          <wp:inline distT="0" distB="0" distL="0" distR="0" wp14:anchorId="7F34DC53" wp14:editId="29F55A09">
+            <wp:extent cx="4991797" cy="924054"/>
+            <wp:effectExtent l="0" t="0" r="0" b="9525"/>
+            <wp:docPr id="1909017956" name="Picture 1"/>
+            <wp:cNvGraphicFramePr>
+              <a:graphicFrameLocks xmlns:a="http://schemas.openxmlformats.org/drawingml/2006/main" noChangeAspect="1"/>
+            </wp:cNvGraphicFramePr>
+            <a:graphic xmlns:a="http://schemas.openxmlformats.org/drawingml/2006/main">
+              <a:graphicData uri="http://schemas.openxmlformats.org/drawingml/2006/picture">
+                <pic:pic xmlns:pic="http://schemas.openxmlformats.org/drawingml/2006/picture">
+                  <pic:nvPicPr>
+                    <pic:cNvPr id="1909017956" name=""/>
+                    <pic:cNvPicPr/>
+                  </pic:nvPicPr>
+                  <pic:blipFill>
+                    <a:blip r:embed="rId22"/>
+                    <a:stretch>
+                      <a:fillRect/>
+                    </a:stretch>
+                  </pic:blipFill>
+                  <pic:spPr>
+                    <a:xfrm>
+                      <a:off x="0" y="0"/>
+                      <a:ext cx="4991797" cy="924054"/>
+                    </a:xfrm>
+                    <a:prstGeom prst="rect">
+                      <a:avLst/>
+                    </a:prstGeom>
+                  </pic:spPr>
+                </pic:pic>
+              </a:graphicData>
+            </a:graphic>
+          </wp:inline>
+        </w:drawing>
+      </w:r>
+    </w:p>
+    <w:p>
+      <w:pPr>
+        <w:ind w:left="0" w:firstLine="0"/>
+      </w:pPr>
+    </w:p>
+    <w:p>
+      <w:pPr>
+        <w:ind w:left="0" w:firstLine="0"/>
+      </w:pPr>
+      <w:r>
+        <w:rPr>
+          <w:highlight w:val="yellow"/>
+        </w:rPr>
+        <w:t>2D arrays</w:t>
+      </w:r>
+    </w:p>
+    <w:p>
+      <w:pPr>
+        <w:ind w:left="0" w:firstLine="0"/>
+      </w:pPr>
+      <w:r>
+        <w:t>A 2D array is basically an array of arrays</w:t>
+      </w:r>
+    </w:p>
+    <w:p>
+      <w:pPr>
+        <w:pStyle w:val="ListParagraph"/>
+        <w:numPr>
+          <w:ilvl w:val="0"/>
+          <w:numId w:val="6"/>
+        </w:numPr>
+      </w:pPr>
+      <w:r>
+        <w:t>It stores data in rows &amp; columns instead of a single line.</w:t>
+      </w:r>
+    </w:p>
+    <w:p>
+      <w:pPr>
+        <w:pStyle w:val="ListParagraph"/>
+        <w:numPr>
+          <w:ilvl w:val="0"/>
+          <w:numId w:val="6"/>
+        </w:numPr>
+      </w:pPr>
+      <w:r>
+        <w:t>Think of it as a table, grid or matrix</w:t>
+      </w:r>
+    </w:p>
+    <w:p>
+      <w:pPr>
+        <w:ind w:left="0" w:firstLine="0"/>
+      </w:pPr>
+      <w:r>
+        <w:rPr>
+          <w:highlight w:val="yellow"/>
+        </w:rPr>
+        <w:t>Example:</w:t>
+      </w:r>
+      <w:r>
+        <w:t xml:space="preserve"> </w:t>
+      </w:r>
+    </w:p>
+    <w:p>
+      <w:pPr>
+        <w:pStyle w:val="ListParagraph"/>
+        <w:numPr>
+          <w:ilvl w:val="0"/>
+          <w:numId w:val="6"/>
+        </w:numPr>
+      </w:pPr>
+      <w:r>
+        <w:lastRenderedPageBreak/>
+        <w:t>Seating arrangements in flight or bus or classrooms</w:t>
+      </w:r>
+    </w:p>
+    <w:p>
+      <w:r>
+        <w:t>[ ]  [ ]  [ ]</w:t>
+      </w:r>
+    </w:p>
+    <w:p>
+      <w:r>
+        <w:t>[ ]  [X] [ ]</w:t>
+      </w:r>
+    </w:p>
+    <w:p>
+      <w:r>
+        <w:t>[ ]  [ ]  [ ]</w:t>
+      </w:r>
+    </w:p>
+    <w:p>
+      <w:pPr>
+        <w:pStyle w:val="ListParagraph"/>
+        <w:numPr>
+          <w:ilvl w:val="0"/>
+          <w:numId w:val="6"/>
+        </w:numPr>
+      </w:pPr>
+      <w:r>
+        <w:t>Tracking temperature of cities every day</w:t>
+      </w:r>
+    </w:p>
+    <w:p>
+      <w:pPr>
+        <w:pStyle w:val="ListParagraph"/>
+        <w:ind w:firstLine="0"/>
+      </w:pPr>
+      <w:r>
+        <w:t>[26, 25, 23]</w:t>
+      </w:r>
+      <w:r>
+        <w:br/>
+        <w:t>[30, 31, 29]</w:t>
+      </w:r>
+      <w:r>
+        <w:br/>
+        <w:t>[33, 32, 32]</w:t>
+      </w:r>
+    </w:p>
+    <w:p>
+      <w:pPr>
+        <w:ind w:left="0" w:firstLine="0"/>
+      </w:pPr>
+      <w:r>
+        <w:rPr>
+          <w:highlight w:val="yellow"/>
+        </w:rPr>
+        <w:t>2D array example with tracking temperature &amp; seat booking</w:t>
+      </w:r>
+      <w:r>
+        <w:t xml:space="preserve"> </w:t>
+      </w:r>
+    </w:p>
+    <w:p>
+      <w:pPr>
+        <w:ind w:left="0" w:firstLine="0"/>
+      </w:pPr>
+      <w:r>
+        <w:lastRenderedPageBreak/>
+        <w:drawing>
+          <wp:inline distT="0" distB="0" distL="0" distR="0" wp14:anchorId="48008DCA" wp14:editId="31CF057E">
+            <wp:extent cx="5943600" cy="6624955"/>
+            <wp:effectExtent l="0" t="0" r="0" b="4445"/>
+            <wp:docPr id="826588508" name="Picture 1"/>
+            <wp:cNvGraphicFramePr>
+              <a:graphicFrameLocks xmlns:a="http://schemas.openxmlformats.org/drawingml/2006/main" noChangeAspect="1"/>
+            </wp:cNvGraphicFramePr>
+            <a:graphic xmlns:a="http://schemas.openxmlformats.org/drawingml/2006/main">
+              <a:graphicData uri="http://schemas.openxmlformats.org/drawingml/2006/picture">
+                <pic:pic xmlns:pic="http://schemas.openxmlformats.org/drawingml/2006/picture">
+                  <pic:nvPicPr>
+                    <pic:cNvPr id="826588508" name=""/>
+                    <pic:cNvPicPr/>
+                  </pic:nvPicPr>
+                  <pic:blipFill>
+                    <a:blip r:embed="rId23"/>
+                    <a:stretch>
+                      <a:fillRect/>
+                    </a:stretch>
+                  </pic:blipFill>
+                  <pic:spPr>
+                    <a:xfrm>
+                      <a:off x="0" y="0"/>
+                      <a:ext cx="5943600" cy="6624955"/>
+                    </a:xfrm>
+                    <a:prstGeom prst="rect">
+                      <a:avLst/>
+                    </a:prstGeom>
+                  </pic:spPr>
+                </pic:pic>
+              </a:graphicData>
+            </a:graphic>
+          </wp:inline>
+        </w:drawing>
+      </w:r>
+    </w:p>
+    <w:p>
+      <w:pPr>
+        <w:ind w:left="0" w:firstLine="0"/>
+      </w:pPr>
+      <w:r>
+        <w:rPr>
+          <w:highlight w:val="yellow"/>
+        </w:rPr>
+        <w:t>Output:</w:t>
+      </w:r>
+    </w:p>
+    <w:p>
+      <w:pPr>
+        <w:ind w:left="0" w:firstLine="0"/>
+      </w:pPr>
+      <w:r>
+        <w:lastRenderedPageBreak/>
+        <w:drawing>
+          <wp:inline distT="0" distB="0" distL="0" distR="0" wp14:anchorId="35D959A7" wp14:editId="6E512731">
+            <wp:extent cx="4925112" cy="3419952"/>
+            <wp:effectExtent l="0" t="0" r="8890" b="9525"/>
+            <wp:docPr id="918712024" name="Picture 1"/>
+            <wp:cNvGraphicFramePr>
+              <a:graphicFrameLocks xmlns:a="http://schemas.openxmlformats.org/drawingml/2006/main" noChangeAspect="1"/>
+            </wp:cNvGraphicFramePr>
+            <a:graphic xmlns:a="http://schemas.openxmlformats.org/drawingml/2006/main">
+              <a:graphicData uri="http://schemas.openxmlformats.org/drawingml/2006/picture">
+                <pic:pic xmlns:pic="http://schemas.openxmlformats.org/drawingml/2006/picture">
+                  <pic:nvPicPr>
+                    <pic:cNvPr id="918712024" name=""/>
+                    <pic:cNvPicPr/>
+                  </pic:nvPicPr>
+                  <pic:blipFill>
+                    <a:blip r:embed="rId24"/>
+                    <a:stretch>
+                      <a:fillRect/>
+                    </a:stretch>
+                  </pic:blipFill>
+                  <pic:spPr>
+                    <a:xfrm>
+                      <a:off x="0" y="0"/>
+                      <a:ext cx="4925112" cy="3419952"/>
+                    </a:xfrm>
+                    <a:prstGeom prst="rect">
+                      <a:avLst/>
+                    </a:prstGeom>
+                  </pic:spPr>
+                </pic:pic>
+              </a:graphicData>
+            </a:graphic>
+          </wp:inline>
+        </w:drawing>
+      </w:r>
+    </w:p>
+    <w:p>
+      <w:pPr>
+        <w:ind w:left="0" w:firstLine="0"/>
+      </w:pPr>
+      <w:r>
+        <w:rPr>
+          <w:highlight w:val="yellow"/>
+        </w:rPr>
+        <w:t>Inserting, Deleting, Traversing over 2D arrays</w:t>
+      </w:r>
+    </w:p>
+    <w:p>
+      <w:pPr>
+        <w:ind w:left="0" w:firstLine="0"/>
+      </w:pPr>
+      <w:r>
+        <w:lastRenderedPageBreak/>
+        <w:drawing>
+          <wp:inline distT="0" distB="0" distL="0" distR="0" wp14:anchorId="28B75638" wp14:editId="3F3DE25E">
+            <wp:extent cx="5943600" cy="4912360"/>
+            <wp:effectExtent l="0" t="0" r="0" b="2540"/>
+            <wp:docPr id="807118819" name="Picture 1"/>
+            <wp:cNvGraphicFramePr>
+              <a:graphicFrameLocks xmlns:a="http://schemas.openxmlformats.org/drawingml/2006/main" noChangeAspect="1"/>
+            </wp:cNvGraphicFramePr>
+            <a:graphic xmlns:a="http://schemas.openxmlformats.org/drawingml/2006/main">
+              <a:graphicData uri="http://schemas.openxmlformats.org/drawingml/2006/picture">
+                <pic:pic xmlns:pic="http://schemas.openxmlformats.org/drawingml/2006/picture">
+                  <pic:nvPicPr>
+                    <pic:cNvPr id="807118819" name=""/>
+                    <pic:cNvPicPr/>
+                  </pic:nvPicPr>
+                  <pic:blipFill>
+                    <a:blip r:embed="rId25"/>
+                    <a:stretch>
+                      <a:fillRect/>
+                    </a:stretch>
+                  </pic:blipFill>
+                  <pic:spPr>
+                    <a:xfrm>
+                      <a:off x="0" y="0"/>
+                      <a:ext cx="5943600" cy="4912360"/>
+                    </a:xfrm>
+                    <a:prstGeom prst="rect">
+                      <a:avLst/>
+                    </a:prstGeom>
+                  </pic:spPr>
+                </pic:pic>
+              </a:graphicData>
+            </a:graphic>
+          </wp:inline>
+        </w:drawing>
+      </w:r>
+    </w:p>
+    <w:p>
+      <w:pPr>
+        <w:ind w:left="0" w:firstLine="0"/>
+      </w:pPr>
+      <w:r>
+        <w:rPr>
+          <w:highlight w:val="yellow"/>
+        </w:rPr>
+        <w:t>Output:</w:t>
+      </w:r>
+    </w:p>
+    <w:p>
+      <w:pPr>
+        <w:ind w:left="0" w:firstLine="0"/>
+      </w:pPr>
+      <w:r>
+        <w:lastRenderedPageBreak/>
+        <w:drawing>
+          <wp:inline distT="0" distB="0" distL="0" distR="0" wp14:anchorId="083300CF" wp14:editId="243EBFE2">
+            <wp:extent cx="5943600" cy="5217795"/>
+            <wp:effectExtent l="0" t="0" r="0" b="1905"/>
+            <wp:docPr id="1411386679" name="Picture 1"/>
+            <wp:cNvGraphicFramePr>
+              <a:graphicFrameLocks xmlns:a="http://schemas.openxmlformats.org/drawingml/2006/main" noChangeAspect="1"/>
+            </wp:cNvGraphicFramePr>
+            <a:graphic xmlns:a="http://schemas.openxmlformats.org/drawingml/2006/main">
+              <a:graphicData uri="http://schemas.openxmlformats.org/drawingml/2006/picture">
+                <pic:pic xmlns:pic="http://schemas.openxmlformats.org/drawingml/2006/picture">
+                  <pic:nvPicPr>
+                    <pic:cNvPr id="1411386679" name=""/>
+                    <pic:cNvPicPr/>
+                  </pic:nvPicPr>
+                  <pic:blipFill>
+                    <a:blip r:embed="rId26"/>
+                    <a:stretch>
+                      <a:fillRect/>
+                    </a:stretch>
+                  </pic:blipFill>
+                  <pic:spPr>
+                    <a:xfrm>
+                      <a:off x="0" y="0"/>
+                      <a:ext cx="5943600" cy="5217795"/>
+                    </a:xfrm>
+                    <a:prstGeom prst="rect">
+                      <a:avLst/>
+                    </a:prstGeom>
+                  </pic:spPr>
+                </pic:pic>
+              </a:graphicData>
+            </a:graphic>
+          </wp:inline>
+        </w:drawing>
+      </w:r>
+    </w:p>
+    <w:p>
+      <w:pPr>
+        <w:ind w:left="0" w:firstLine="0"/>
+      </w:pPr>
+      <w:r>
+        <w:rPr>
+          <w:highlight w:val="yellow"/>
+        </w:rPr>
+        <w:t>Matrix operations</w:t>
+      </w:r>
+    </w:p>
+    <w:p>
+      <w:pPr>
+        <w:ind w:left="0" w:firstLine="0"/>
+      </w:pPr>
+      <w:r>
+        <w:t>A matrix is a 2D array of numbers arranged in rows &amp; columns</w:t>
+      </w:r>
+    </w:p>
+    <w:p>
+      <w:pPr>
+        <w:ind w:left="0" w:firstLine="0"/>
+      </w:pPr>
+      <w:r>
+        <w:rPr>
+          <w:highlight w:val="yellow"/>
+        </w:rPr>
+        <w:t>Activity:</w:t>
+      </w:r>
+    </w:p>
+    <w:p>
+      <w:pPr>
+        <w:ind w:left="0" w:firstLine="0"/>
+      </w:pPr>
+      <w:r>
+        <w:lastRenderedPageBreak/>
+        <w:drawing>
+          <wp:inline distT="0" distB="0" distL="0" distR="0" wp14:anchorId="27EF356D" wp14:editId="23D77F24">
+            <wp:extent cx="5943600" cy="4251325"/>
+            <wp:effectExtent l="0" t="0" r="0" b="0"/>
+            <wp:docPr id="800509743" name="Picture 1"/>
+            <wp:cNvGraphicFramePr>
+              <a:graphicFrameLocks xmlns:a="http://schemas.openxmlformats.org/drawingml/2006/main" noChangeAspect="1"/>
+            </wp:cNvGraphicFramePr>
+            <a:graphic xmlns:a="http://schemas.openxmlformats.org/drawingml/2006/main">
+              <a:graphicData uri="http://schemas.openxmlformats.org/drawingml/2006/picture">
+                <pic:pic xmlns:pic="http://schemas.openxmlformats.org/drawingml/2006/picture">
+                  <pic:nvPicPr>
+                    <pic:cNvPr id="800509743" name=""/>
+                    <pic:cNvPicPr/>
+                  </pic:nvPicPr>
+                  <pic:blipFill>
+                    <a:blip r:embed="rId27"/>
+                    <a:stretch>
+                      <a:fillRect/>
+                    </a:stretch>
+                  </pic:blipFill>
+                  <pic:spPr>
+                    <a:xfrm>
+                      <a:off x="0" y="0"/>
+                      <a:ext cx="5943600" cy="4251325"/>
+                    </a:xfrm>
+                    <a:prstGeom prst="rect">
+                      <a:avLst/>
+                    </a:prstGeom>
+                  </pic:spPr>
+                </pic:pic>
+              </a:graphicData>
+            </a:graphic>
+          </wp:inline>
+        </w:drawing>
+      </w:r>
+    </w:p>
+    <w:p>
+      <w:pPr>
+        <w:ind w:left="0" w:firstLine="0"/>
+      </w:pPr>
+      <w:r>
+        <w:rPr>
+          <w:highlight w:val="yellow"/>
+        </w:rPr>
+        <w:lastRenderedPageBreak/>
+        <w:t>Solution</w:t>
+      </w:r>
+      <w:r>
+        <w:br/>
+      </w:r>
+      <w:r>
+        <w:drawing>
+          <wp:inline distT="0" distB="0" distL="0" distR="0" wp14:anchorId="5E136945" wp14:editId="670959CA">
+            <wp:extent cx="5943600" cy="4568825"/>
+            <wp:effectExtent l="0" t="0" r="0" b="3175"/>
+            <wp:docPr id="917201480" name="Picture 1"/>
+            <wp:cNvGraphicFramePr>
+              <a:graphicFrameLocks xmlns:a="http://schemas.openxmlformats.org/drawingml/2006/main" noChangeAspect="1"/>
+            </wp:cNvGraphicFramePr>
+            <a:graphic xmlns:a="http://schemas.openxmlformats.org/drawingml/2006/main">
+              <a:graphicData uri="http://schemas.openxmlformats.org/drawingml/2006/picture">
+                <pic:pic xmlns:pic="http://schemas.openxmlformats.org/drawingml/2006/picture">
+                  <pic:nvPicPr>
+                    <pic:cNvPr id="917201480" name=""/>
+                    <pic:cNvPicPr/>
+                  </pic:nvPicPr>
+                  <pic:blipFill>
+                    <a:blip r:embed="rId28"/>
+                    <a:stretch>
+                      <a:fillRect/>
+                    </a:stretch>
+                  </pic:blipFill>
+                  <pic:spPr>
+                    <a:xfrm>
+                      <a:off x="0" y="0"/>
+                      <a:ext cx="5943600" cy="4568825"/>
+                    </a:xfrm>
+                    <a:prstGeom prst="rect">
+                      <a:avLst/>
+                    </a:prstGeom>
+                  </pic:spPr>
+                </pic:pic>
+              </a:graphicData>
+            </a:graphic>
+          </wp:inline>
+        </w:drawing>
+      </w:r>
+    </w:p>
+    <w:p>
+      <w:pPr>
+        <w:ind w:left="0" w:firstLine="0"/>
+      </w:pPr>
+      <w:r>
+        <w:rPr>
+          <w:highlight w:val="yellow"/>
+        </w:rPr>
+        <w:t>Output:</w:t>
+      </w:r>
+    </w:p>
+    <w:p>
+      <w:pPr>
+        <w:ind w:left="0" w:firstLine="0"/>
+      </w:pPr>
+      <w:r>
+        <w:lastRenderedPageBreak/>
+        <w:drawing>
+          <wp:inline distT="0" distB="0" distL="0" distR="0" wp14:anchorId="0C2CC2E0" wp14:editId="25DBD82C">
+            <wp:extent cx="5943600" cy="4116070"/>
+            <wp:effectExtent l="0" t="0" r="0" b="0"/>
+            <wp:docPr id="1972440579" name="Picture 1"/>
+            <wp:cNvGraphicFramePr>
+              <a:graphicFrameLocks xmlns:a="http://schemas.openxmlformats.org/drawingml/2006/main" noChangeAspect="1"/>
+            </wp:cNvGraphicFramePr>
+            <a:graphic xmlns:a="http://schemas.openxmlformats.org/drawingml/2006/main">
+              <a:graphicData uri="http://schemas.openxmlformats.org/drawingml/2006/picture">
+                <pic:pic xmlns:pic="http://schemas.openxmlformats.org/drawingml/2006/picture">
+                  <pic:nvPicPr>
+                    <pic:cNvPr id="1972440579" name=""/>
+                    <pic:cNvPicPr/>
+                  </pic:nvPicPr>
+                  <pic:blipFill>
+                    <a:blip r:embed="rId29"/>
+                    <a:stretch>
+                      <a:fillRect/>
+                    </a:stretch>
+                  </pic:blipFill>
+                  <pic:spPr>
+                    <a:xfrm>
+                      <a:off x="0" y="0"/>
+                      <a:ext cx="5943600" cy="4116070"/>
+                    </a:xfrm>
+                    <a:prstGeom prst="rect">
+                      <a:avLst/>
+                    </a:prstGeom>
+                  </pic:spPr>
+                </pic:pic>
+              </a:graphicData>
+            </a:graphic>
+          </wp:inline>
+        </w:drawing>
+      </w:r>
+    </w:p>
+    <w:p>
+      <w:pPr>
+        <w:ind w:left="0" w:firstLine="0"/>
+      </w:pPr>
+    </w:p>
+    <w:p>
+      <w:pPr>
+        <w:ind w:left="0" w:firstLine="0"/>
+      </w:pPr>
+      <w:r>
+        <w:rPr>
+          <w:highlight w:val="yellow"/>
+        </w:rPr>
+        <w:t>Linked List</w:t>
+      </w:r>
+    </w:p>
+    <w:p>
+      <w:pPr>
+        <w:ind w:left="0" w:firstLine="0"/>
+      </w:pPr>
+      <w:r>
+        <w:t>A linked list is a linear datastructure like an array, but instead of storing elements in contiguous memory address, each element points to the next element.</w:t>
+      </w:r>
+    </w:p>
+    <w:p>
+      <w:pPr>
+        <w:ind w:left="0" w:firstLine="0"/>
+      </w:pPr>
+      <w:r>
+        <w:t>Here element is called as node, a node contains two things</w:t>
+      </w:r>
+    </w:p>
+    <w:p>
+      <w:pPr>
+        <w:pStyle w:val="ListParagraph"/>
+        <w:numPr>
+          <w:ilvl w:val="0"/>
+          <w:numId w:val="7"/>
+        </w:numPr>
+      </w:pPr>
+      <w:r>
+        <w:t>Data - the value</w:t>
+      </w:r>
+    </w:p>
+    <w:p>
+      <w:pPr>
+        <w:pStyle w:val="ListParagraph"/>
+        <w:numPr>
+          <w:ilvl w:val="0"/>
+          <w:numId w:val="7"/>
+        </w:numPr>
+      </w:pPr>
+      <w:r>
+        <w:t>Pointer / Next - reference to the next node</w:t>
+      </w:r>
+    </w:p>
+    <w:p>
+      <w:pPr>
+        <w:ind w:left="0" w:firstLine="0"/>
+      </w:pPr>
+      <w:r>
+        <w:rPr>
+          <w:highlight w:val="yellow"/>
+        </w:rPr>
+        <w:t>Why linked list instead of array?</w:t>
+      </w:r>
+    </w:p>
+    <w:p>
+      <w:pPr>
+        <w:pStyle w:val="ListParagraph"/>
+        <w:numPr>
+          <w:ilvl w:val="0"/>
+          <w:numId w:val="6"/>
+        </w:numPr>
+      </w:pPr>
+      <w:r>
+        <w:t>Dynamic in size - when you add/remove elements memory will increase/decrease</w:t>
+      </w:r>
+    </w:p>
+    <w:p>
+      <w:pPr>
+        <w:pStyle w:val="ListParagraph"/>
+        <w:numPr>
+          <w:ilvl w:val="0"/>
+          <w:numId w:val="6"/>
+        </w:numPr>
+      </w:pPr>
+      <w:r>
+        <w:t>Efficient deletion / insertion - especially in the middle of the list</w:t>
+      </w:r>
+    </w:p>
+    <w:p>
+      <w:pPr>
+        <w:ind w:left="0" w:firstLine="0"/>
+      </w:pPr>
+      <w:r>
+        <w:rPr>
+          <w:highlight w:val="yellow"/>
+        </w:rPr>
+        <w:t>Simple linked list that has a single node?</w:t>
+      </w:r>
+    </w:p>
+    <w:p>
+      <w:pPr>
+        <w:ind w:left="0" w:firstLine="0"/>
+      </w:pPr>
+      <w:r>
+        <w:lastRenderedPageBreak/>
+        <w:t xml:space="preserve">class Node { </w:t>
+      </w:r>
+      <w:r>
+        <w:br/>
+        <w:t xml:space="preserve">   constructor(data) { </w:t>
+      </w:r>
+      <w:r>
+        <w:br/>
+        <w:t xml:space="preserve">     this.data = data;</w:t>
+      </w:r>
+    </w:p>
+    <w:p>
+      <w:pPr>
+        <w:ind w:left="0" w:firstLine="0"/>
+      </w:pPr>
+      <w:r>
+        <w:t xml:space="preserve">    </w:t>
+      </w:r>
+      <w:r>
+        <w:t xml:space="preserve"> </w:t>
+      </w:r>
+      <w:r>
+        <w:t>this.next = null;</w:t>
+      </w:r>
+      <w:r>
+        <w:br/>
+        <w:t xml:space="preserve">  }</w:t>
+      </w:r>
+      <w:r>
+        <w:br/>
+        <w:t>}</w:t>
+      </w:r>
+    </w:p>
+    <w:p>
+      <w:pPr>
+        <w:ind w:left="0" w:firstLine="0"/>
+      </w:pPr>
+      <w:r>
+        <w:rPr>
+          <w:highlight w:val="yellow"/>
+        </w:rPr>
+        <w:t>Single node example</w:t>
+      </w:r>
+    </w:p>
+    <w:p>
+      <w:pPr>
+        <w:ind w:left="0" w:firstLine="0"/>
+      </w:pPr>
+      <w:r>
+        <w:drawing>
+          <wp:inline distT="0" distB="0" distL="0" distR="0" wp14:anchorId="68BDD46C" wp14:editId="67E17493">
+            <wp:extent cx="5943600" cy="2717800"/>
+            <wp:effectExtent l="0" t="0" r="0" b="6350"/>
+            <wp:docPr id="1466245721" name="Picture 1"/>
+            <wp:cNvGraphicFramePr>
+              <a:graphicFrameLocks xmlns:a="http://schemas.openxmlformats.org/drawingml/2006/main" noChangeAspect="1"/>
+            </wp:cNvGraphicFramePr>
+            <a:graphic xmlns:a="http://schemas.openxmlformats.org/drawingml/2006/main">
+              <a:graphicData uri="http://schemas.openxmlformats.org/drawingml/2006/picture">
+                <pic:pic xmlns:pic="http://schemas.openxmlformats.org/drawingml/2006/picture">
+                  <pic:nvPicPr>
+                    <pic:cNvPr id="1466245721" name=""/>
+                    <pic:cNvPicPr/>
+                  </pic:nvPicPr>
+                  <pic:blipFill>
+                    <a:blip r:embed="rId30"/>
+                    <a:stretch>
+                      <a:fillRect/>
+                    </a:stretch>
+                  </pic:blipFill>
+                  <pic:spPr>
+                    <a:xfrm>
+                      <a:off x="0" y="0"/>
+                      <a:ext cx="5943600" cy="2717800"/>
+                    </a:xfrm>
+                    <a:prstGeom prst="rect">
+                      <a:avLst/>
+                    </a:prstGeom>
+                  </pic:spPr>
+                </pic:pic>
+              </a:graphicData>
+            </a:graphic>
+          </wp:inline>
+        </w:drawing>
+      </w:r>
+    </w:p>
+    <w:p>
+      <w:pPr>
+        <w:ind w:left="0" w:firstLine="0"/>
+      </w:pPr>
+      <w:r>
+        <w:rPr>
+          <w:highlight w:val="yellow"/>
+        </w:rPr>
+        <w:t>Output:</w:t>
+      </w:r>
+    </w:p>
+    <w:p>
+      <w:pPr>
+        <w:ind w:left="0" w:firstLine="0"/>
+      </w:pPr>
+      <w:r>
+        <w:drawing>
+          <wp:inline distT="0" distB="0" distL="0" distR="0" wp14:anchorId="467AB85F" wp14:editId="1DB2250D">
+            <wp:extent cx="5943600" cy="780415"/>
+            <wp:effectExtent l="0" t="0" r="0" b="635"/>
+            <wp:docPr id="1225405797" name="Picture 1"/>
+            <wp:cNvGraphicFramePr>
+              <a:graphicFrameLocks xmlns:a="http://schemas.openxmlformats.org/drawingml/2006/main" noChangeAspect="1"/>
+            </wp:cNvGraphicFramePr>
+            <a:graphic xmlns:a="http://schemas.openxmlformats.org/drawingml/2006/main">
+              <a:graphicData uri="http://schemas.openxmlformats.org/drawingml/2006/picture">
+                <pic:pic xmlns:pic="http://schemas.openxmlformats.org/drawingml/2006/picture">
+                  <pic:nvPicPr>
+                    <pic:cNvPr id="1225405797" name=""/>
+                    <pic:cNvPicPr/>
+                  </pic:nvPicPr>
+                  <pic:blipFill>
+                    <a:blip r:embed="rId31"/>
+                    <a:stretch>
+                      <a:fillRect/>
+                    </a:stretch>
+                  </pic:blipFill>
+                  <pic:spPr>
+                    <a:xfrm>
+                      <a:off x="0" y="0"/>
+                      <a:ext cx="5943600" cy="780415"/>
+                    </a:xfrm>
+                    <a:prstGeom prst="rect">
+                      <a:avLst/>
+                    </a:prstGeom>
+                  </pic:spPr>
+                </pic:pic>
+              </a:graphicData>
+            </a:graphic>
+          </wp:inline>
+        </w:drawing>
+      </w:r>
+    </w:p>
     <w:sectPr>
       <w:pgSz w:w="12240" w:h="15840"/>
       <w:pgMar w:top="1440" w:right="1440" w:bottom="1440" w:left="1440" w:header="720" w:footer="720" w:gutter="0"/>
@@ -1530,6 +2734,95 @@
     </w:lvl>
   </w:abstractNum>
   <w:abstractNum w:abstractNumId="1" w15:restartNumberingAfterBreak="0">
+    <w:nsid w:val="2DA021DD"/>
+    <w:multiLevelType w:val="hybridMultilevel"/>
+    <w:tmpl w:val="ACB655F4"/>
+    <w:lvl w:ilvl="0" w:tplc="0409000F">
+      <w:start w:val="1"/>
+      <w:numFmt w:val="decimal"/>
+      <w:lvlText w:val="%1."/>
+      <w:lvlJc w:val="left"/>
+      <w:pPr>
+        <w:ind w:left="720" w:hanging="360"/>
+      </w:pPr>
+      <w:rPr>
+        <w:rFonts w:hint="default"/>
+      </w:rPr>
+    </w:lvl>
+    <w:lvl w:ilvl="1" w:tplc="04090019" w:tentative="1">
+      <w:start w:val="1"/>
+      <w:numFmt w:val="lowerLetter"/>
+      <w:lvlText w:val="%2."/>
+      <w:lvlJc w:val="left"/>
+      <w:pPr>
+        <w:ind w:left="1440" w:hanging="360"/>
+      </w:pPr>
+    </w:lvl>
+    <w:lvl w:ilvl="2" w:tplc="0409001B" w:tentative="1">
+      <w:start w:val="1"/>
+      <w:numFmt w:val="lowerRoman"/>
+      <w:lvlText w:val="%3."/>
+      <w:lvlJc w:val="right"/>
+      <w:pPr>
+        <w:ind w:left="2160" w:hanging="180"/>
+      </w:pPr>
+    </w:lvl>
+    <w:lvl w:ilvl="3" w:tplc="0409000F" w:tentative="1">
+      <w:start w:val="1"/>
+      <w:numFmt w:val="decimal"/>
+      <w:lvlText w:val="%4."/>
+      <w:lvlJc w:val="left"/>
+      <w:pPr>
+        <w:ind w:left="2880" w:hanging="360"/>
+      </w:pPr>
+    </w:lvl>
+    <w:lvl w:ilvl="4" w:tplc="04090019" w:tentative="1">
+      <w:start w:val="1"/>
+      <w:numFmt w:val="lowerLetter"/>
+      <w:lvlText w:val="%5."/>
+      <w:lvlJc w:val="left"/>
+      <w:pPr>
+        <w:ind w:left="3600" w:hanging="360"/>
+      </w:pPr>
+    </w:lvl>
+    <w:lvl w:ilvl="5" w:tplc="0409001B" w:tentative="1">
+      <w:start w:val="1"/>
+      <w:numFmt w:val="lowerRoman"/>
+      <w:lvlText w:val="%6."/>
+      <w:lvlJc w:val="right"/>
+      <w:pPr>
+        <w:ind w:left="4320" w:hanging="180"/>
+      </w:pPr>
+    </w:lvl>
+    <w:lvl w:ilvl="6" w:tplc="0409000F" w:tentative="1">
+      <w:start w:val="1"/>
+      <w:numFmt w:val="decimal"/>
+      <w:lvlText w:val="%7."/>
+      <w:lvlJc w:val="left"/>
+      <w:pPr>
+        <w:ind w:left="5040" w:hanging="360"/>
+      </w:pPr>
+    </w:lvl>
+    <w:lvl w:ilvl="7" w:tplc="04090019" w:tentative="1">
+      <w:start w:val="1"/>
+      <w:numFmt w:val="lowerLetter"/>
+      <w:lvlText w:val="%8."/>
+      <w:lvlJc w:val="left"/>
+      <w:pPr>
+        <w:ind w:left="5760" w:hanging="360"/>
+      </w:pPr>
+    </w:lvl>
+    <w:lvl w:ilvl="8" w:tplc="0409001B" w:tentative="1">
+      <w:start w:val="1"/>
+      <w:numFmt w:val="lowerRoman"/>
+      <w:lvlText w:val="%9."/>
+      <w:lvlJc w:val="right"/>
+      <w:pPr>
+        <w:ind w:left="6480" w:hanging="180"/>
+      </w:pPr>
+    </w:lvl>
+  </w:abstractNum>
+  <w:abstractNum w:abstractNumId="2" w15:restartNumberingAfterBreak="0">
     <w:nsid w:val="45E82A95"/>
     <w:multiLevelType w:val="hybridMultilevel"/>
     <w:tmpl w:val="774AB3F2"/>
@@ -1642,7 +2935,7 @@
       </w:rPr>
     </w:lvl>
   </w:abstractNum>
-  <w:abstractNum w:abstractNumId="2" w15:restartNumberingAfterBreak="0">
+  <w:abstractNum w:abstractNumId="3" w15:restartNumberingAfterBreak="0">
     <w:nsid w:val="48B92FEE"/>
     <w:multiLevelType w:val="hybridMultilevel"/>
     <w:tmpl w:val="C3541BA2"/>
@@ -1731,7 +3024,7 @@
       </w:pPr>
     </w:lvl>
   </w:abstractNum>
-  <w:abstractNum w:abstractNumId="3" w15:restartNumberingAfterBreak="0">
+  <w:abstractNum w:abstractNumId="4" w15:restartNumberingAfterBreak="0">
     <w:nsid w:val="49756246"/>
     <w:multiLevelType w:val="hybridMultilevel"/>
     <w:tmpl w:val="5BA667DE"/>
@@ -1820,7 +3113,7 @@
       </w:pPr>
     </w:lvl>
   </w:abstractNum>
-  <w:abstractNum w:abstractNumId="4" w15:restartNumberingAfterBreak="0">
+  <w:abstractNum w:abstractNumId="5" w15:restartNumberingAfterBreak="0">
     <w:nsid w:val="64624C27"/>
     <w:multiLevelType w:val="hybridMultilevel"/>
     <w:tmpl w:val="9AF4F35E"/>
@@ -1909,7 +3202,7 @@
       </w:pPr>
     </w:lvl>
   </w:abstractNum>
-  <w:abstractNum w:abstractNumId="5" w15:restartNumberingAfterBreak="0">
+  <w:abstractNum w:abstractNumId="6" w15:restartNumberingAfterBreak="0">
     <w:nsid w:val="7C732410"/>
     <w:multiLevelType w:val="hybridMultilevel"/>
     <w:tmpl w:val="F0602568"/>
@@ -2023,22 +3316,25 @@
     </w:lvl>
   </w:abstractNum>
   <w:num w:numId="1" w16cid:durableId="2138448239">
-    <w:abstractNumId w:val="2"/>
+    <w:abstractNumId w:val="3"/>
   </w:num>
   <w:num w:numId="2" w16cid:durableId="83763953">
-    <w:abstractNumId w:val="3"/>
+    <w:abstractNumId w:val="4"/>
   </w:num>
   <w:num w:numId="3" w16cid:durableId="1804035675">
     <w:abstractNumId w:val="0"/>
   </w:num>
   <w:num w:numId="4" w16cid:durableId="368342229">
-    <w:abstractNumId w:val="4"/>
+    <w:abstractNumId w:val="5"/>
   </w:num>
   <w:num w:numId="5" w16cid:durableId="806316744">
-    <w:abstractNumId w:val="1"/>
+    <w:abstractNumId w:val="2"/>
   </w:num>
   <w:num w:numId="6" w16cid:durableId="342362878">
-    <w:abstractNumId w:val="5"/>
+    <w:abstractNumId w:val="6"/>
+  </w:num>
+  <w:num w:numId="7" w16cid:durableId="779103049">
+    <w:abstractNumId w:val="1"/>
   </w:num>
 </w:numbering>
 </file>

--- a/Phase 2 Datastructures with JS.docx
+++ b/Phase 2 Datastructures with JS.docx
@@ -1545,6 +1545,9 @@
         <w:ind w:left="0" w:firstLine="0"/>
       </w:pPr>
       <w:r>
+        <w:rPr>
+          <w:noProof/>
+        </w:rPr>
         <w:drawing>
           <wp:inline distT="0" distB="0" distL="0" distR="0" wp14:anchorId="4C0E1F60" wp14:editId="162440CF">
             <wp:extent cx="5943600" cy="5036185"/>
@@ -1598,6 +1601,9 @@
         <w:ind w:left="0" w:firstLine="0"/>
       </w:pPr>
       <w:r>
+        <w:rPr>
+          <w:noProof/>
+        </w:rPr>
         <w:drawing>
           <wp:inline distT="0" distB="0" distL="0" distR="0" wp14:anchorId="352C76D0" wp14:editId="05D6C908">
             <wp:extent cx="5506218" cy="638264"/>
@@ -1651,6 +1657,9 @@
         <w:ind w:left="0" w:firstLine="0"/>
       </w:pPr>
       <w:r>
+        <w:rPr>
+          <w:noProof/>
+        </w:rPr>
         <w:lastRenderedPageBreak/>
         <w:drawing>
           <wp:inline distT="0" distB="0" distL="0" distR="0" wp14:anchorId="00F712F0" wp14:editId="4D3A33B6">
@@ -1705,6 +1714,9 @@
         <w:ind w:left="0" w:firstLine="0"/>
       </w:pPr>
       <w:r>
+        <w:rPr>
+          <w:noProof/>
+        </w:rPr>
         <w:drawing>
           <wp:inline distT="0" distB="0" distL="0" distR="0" wp14:anchorId="3B6A28FD" wp14:editId="72B34DD8">
             <wp:extent cx="5887272" cy="1209844"/>
@@ -1778,6 +1790,9 @@
         <w:ind w:left="0" w:firstLine="0"/>
       </w:pPr>
       <w:r>
+        <w:rPr>
+          <w:noProof/>
+        </w:rPr>
         <w:drawing>
           <wp:inline distT="0" distB="0" distL="0" distR="0" wp14:anchorId="6A7014A2" wp14:editId="0EFBE394">
             <wp:extent cx="5943600" cy="3985895"/>
@@ -1831,6 +1846,9 @@
         <w:ind w:left="0" w:firstLine="0"/>
       </w:pPr>
       <w:r>
+        <w:rPr>
+          <w:noProof/>
+        </w:rPr>
         <w:drawing>
           <wp:inline distT="0" distB="0" distL="0" distR="0" wp14:anchorId="7F34DC53" wp14:editId="29F55A09">
             <wp:extent cx="4991797" cy="924054"/>
@@ -2006,6 +2024,9 @@
         <w:ind w:left="0" w:firstLine="0"/>
       </w:pPr>
       <w:r>
+        <w:rPr>
+          <w:noProof/>
+        </w:rPr>
         <w:lastRenderedPageBreak/>
         <w:drawing>
           <wp:inline distT="0" distB="0" distL="0" distR="0" wp14:anchorId="48008DCA" wp14:editId="31CF057E">
@@ -2060,6 +2081,9 @@
         <w:ind w:left="0" w:firstLine="0"/>
       </w:pPr>
       <w:r>
+        <w:rPr>
+          <w:noProof/>
+        </w:rPr>
         <w:lastRenderedPageBreak/>
         <w:drawing>
           <wp:inline distT="0" distB="0" distL="0" distR="0" wp14:anchorId="35D959A7" wp14:editId="6E512731">
@@ -2114,6 +2138,9 @@
         <w:ind w:left="0" w:firstLine="0"/>
       </w:pPr>
       <w:r>
+        <w:rPr>
+          <w:noProof/>
+        </w:rPr>
         <w:lastRenderedPageBreak/>
         <w:drawing>
           <wp:inline distT="0" distB="0" distL="0" distR="0" wp14:anchorId="28B75638" wp14:editId="3F3DE25E">
@@ -2168,6 +2195,9 @@
         <w:ind w:left="0" w:firstLine="0"/>
       </w:pPr>
       <w:r>
+        <w:rPr>
+          <w:noProof/>
+        </w:rPr>
         <w:lastRenderedPageBreak/>
         <w:drawing>
           <wp:inline distT="0" distB="0" distL="0" distR="0" wp14:anchorId="083300CF" wp14:editId="243EBFE2">
@@ -2241,6 +2271,9 @@
         <w:ind w:left="0" w:firstLine="0"/>
       </w:pPr>
       <w:r>
+        <w:rPr>
+          <w:noProof/>
+        </w:rPr>
         <w:lastRenderedPageBreak/>
         <w:drawing>
           <wp:inline distT="0" distB="0" distL="0" distR="0" wp14:anchorId="27EF356D" wp14:editId="23D77F24">
@@ -2294,6 +2327,9 @@
         <w:br/>
       </w:r>
       <w:r>
+        <w:rPr>
+          <w:noProof/>
+        </w:rPr>
         <w:drawing>
           <wp:inline distT="0" distB="0" distL="0" distR="0" wp14:anchorId="5E136945" wp14:editId="670959CA">
             <wp:extent cx="5943600" cy="4568825"/>
@@ -2347,6 +2383,9 @@
         <w:ind w:left="0" w:firstLine="0"/>
       </w:pPr>
       <w:r>
+        <w:rPr>
+          <w:noProof/>
+        </w:rPr>
         <w:lastRenderedPageBreak/>
         <w:drawing>
           <wp:inline distT="0" distB="0" distL="0" distR="0" wp14:anchorId="0C2CC2E0" wp14:editId="25DBD82C">
@@ -2542,6 +2581,9 @@
         <w:ind w:left="0" w:firstLine="0"/>
       </w:pPr>
       <w:r>
+        <w:rPr>
+          <w:noProof/>
+        </w:rPr>
         <w:drawing>
           <wp:inline distT="0" distB="0" distL="0" distR="0" wp14:anchorId="68BDD46C" wp14:editId="67E17493">
             <wp:extent cx="5943600" cy="2717800"/>
@@ -2595,6 +2637,9 @@
         <w:ind w:left="0" w:firstLine="0"/>
       </w:pPr>
       <w:r>
+        <w:rPr>
+          <w:noProof/>
+        </w:rPr>
         <w:drawing>
           <wp:inline distT="0" distB="0" distL="0" distR="0" wp14:anchorId="467AB85F" wp14:editId="1DB2250D">
             <wp:extent cx="5943600" cy="780415"/>
@@ -2631,6 +2676,548 @@
           </wp:inline>
         </w:drawing>
       </w:r>
+    </w:p>
+    <w:p>
+      <w:pPr>
+        <w:ind w:left="0" w:firstLine="0"/>
+      </w:pPr>
+    </w:p>
+    <w:p>
+      <w:pPr>
+        <w:ind w:left="0" w:firstLine="0"/>
+      </w:pPr>
+      <w:r>
+        <w:rPr>
+          <w:highlight w:val="yellow"/>
+        </w:rPr>
+        <w:t>Singl</w:t>
+      </w:r>
+      <w:r>
+        <w:rPr>
+          <w:highlight w:val="yellow"/>
+        </w:rPr>
+        <w:t>y</w:t>
+      </w:r>
+      <w:r>
+        <w:rPr>
+          <w:highlight w:val="yellow"/>
+        </w:rPr>
+        <w:t>LinkedList</w:t>
+      </w:r>
+    </w:p>
+    <w:p>
+      <w:pPr>
+        <w:ind w:left="0" w:firstLine="0"/>
+      </w:pPr>
+      <w:r>
+        <w:t>Add &amp; Display the data</w:t>
+      </w:r>
+    </w:p>
+    <w:p>
+      <w:pPr>
+        <w:ind w:left="0" w:firstLine="0"/>
+      </w:pPr>
+      <w:r>
+        <w:rPr>
+          <w:highlight w:val="yellow"/>
+        </w:rPr>
+        <w:t>linked-list-demo.js</w:t>
+      </w:r>
+    </w:p>
+    <w:p>
+      <w:pPr>
+        <w:ind w:left="0" w:firstLine="0"/>
+      </w:pPr>
+      <w:r>
+        <w:lastRenderedPageBreak/>
+        <w:drawing>
+          <wp:inline distT="0" distB="0" distL="0" distR="0" wp14:anchorId="3B409695" wp14:editId="52F2C4F5">
+            <wp:extent cx="5943600" cy="1469390"/>
+            <wp:effectExtent l="0" t="0" r="0" b="0"/>
+            <wp:docPr id="1538378655" name="Picture 1"/>
+            <wp:cNvGraphicFramePr>
+              <a:graphicFrameLocks xmlns:a="http://schemas.openxmlformats.org/drawingml/2006/main" noChangeAspect="1"/>
+            </wp:cNvGraphicFramePr>
+            <a:graphic xmlns:a="http://schemas.openxmlformats.org/drawingml/2006/main">
+              <a:graphicData uri="http://schemas.openxmlformats.org/drawingml/2006/picture">
+                <pic:pic xmlns:pic="http://schemas.openxmlformats.org/drawingml/2006/picture">
+                  <pic:nvPicPr>
+                    <pic:cNvPr id="1538378655" name=""/>
+                    <pic:cNvPicPr/>
+                  </pic:nvPicPr>
+                  <pic:blipFill>
+                    <a:blip r:embed="rId32"/>
+                    <a:stretch>
+                      <a:fillRect/>
+                    </a:stretch>
+                  </pic:blipFill>
+                  <pic:spPr>
+                    <a:xfrm>
+                      <a:off x="0" y="0"/>
+                      <a:ext cx="5943600" cy="1469390"/>
+                    </a:xfrm>
+                    <a:prstGeom prst="rect">
+                      <a:avLst/>
+                    </a:prstGeom>
+                  </pic:spPr>
+                </pic:pic>
+              </a:graphicData>
+            </a:graphic>
+          </wp:inline>
+        </w:drawing>
+      </w:r>
+    </w:p>
+    <w:p>
+      <w:pPr>
+        <w:ind w:left="0" w:firstLine="0"/>
+      </w:pPr>
+      <w:r>
+        <w:lastRenderedPageBreak/>
+        <w:drawing>
+          <wp:inline distT="0" distB="0" distL="0" distR="0" wp14:anchorId="6B48003F" wp14:editId="6FEA19F1">
+            <wp:extent cx="5943600" cy="4809490"/>
+            <wp:effectExtent l="0" t="0" r="0" b="0"/>
+            <wp:docPr id="1825206305" name="Picture 1"/>
+            <wp:cNvGraphicFramePr>
+              <a:graphicFrameLocks xmlns:a="http://schemas.openxmlformats.org/drawingml/2006/main" noChangeAspect="1"/>
+            </wp:cNvGraphicFramePr>
+            <a:graphic xmlns:a="http://schemas.openxmlformats.org/drawingml/2006/main">
+              <a:graphicData uri="http://schemas.openxmlformats.org/drawingml/2006/picture">
+                <pic:pic xmlns:pic="http://schemas.openxmlformats.org/drawingml/2006/picture">
+                  <pic:nvPicPr>
+                    <pic:cNvPr id="1825206305" name=""/>
+                    <pic:cNvPicPr/>
+                  </pic:nvPicPr>
+                  <pic:blipFill>
+                    <a:blip r:embed="rId33"/>
+                    <a:stretch>
+                      <a:fillRect/>
+                    </a:stretch>
+                  </pic:blipFill>
+                  <pic:spPr>
+                    <a:xfrm>
+                      <a:off x="0" y="0"/>
+                      <a:ext cx="5943600" cy="4809490"/>
+                    </a:xfrm>
+                    <a:prstGeom prst="rect">
+                      <a:avLst/>
+                    </a:prstGeom>
+                  </pic:spPr>
+                </pic:pic>
+              </a:graphicData>
+            </a:graphic>
+          </wp:inline>
+        </w:drawing>
+      </w:r>
+      <w:r>
+        <w:lastRenderedPageBreak/>
+        <w:drawing>
+          <wp:inline distT="0" distB="0" distL="0" distR="0" wp14:anchorId="69AEEE07" wp14:editId="6BB4331A">
+            <wp:extent cx="5943600" cy="4579620"/>
+            <wp:effectExtent l="0" t="0" r="0" b="0"/>
+            <wp:docPr id="1828472665" name="Picture 1"/>
+            <wp:cNvGraphicFramePr>
+              <a:graphicFrameLocks xmlns:a="http://schemas.openxmlformats.org/drawingml/2006/main" noChangeAspect="1"/>
+            </wp:cNvGraphicFramePr>
+            <a:graphic xmlns:a="http://schemas.openxmlformats.org/drawingml/2006/main">
+              <a:graphicData uri="http://schemas.openxmlformats.org/drawingml/2006/picture">
+                <pic:pic xmlns:pic="http://schemas.openxmlformats.org/drawingml/2006/picture">
+                  <pic:nvPicPr>
+                    <pic:cNvPr id="1828472665" name=""/>
+                    <pic:cNvPicPr/>
+                  </pic:nvPicPr>
+                  <pic:blipFill>
+                    <a:blip r:embed="rId34"/>
+                    <a:stretch>
+                      <a:fillRect/>
+                    </a:stretch>
+                  </pic:blipFill>
+                  <pic:spPr>
+                    <a:xfrm>
+                      <a:off x="0" y="0"/>
+                      <a:ext cx="5943600" cy="4579620"/>
+                    </a:xfrm>
+                    <a:prstGeom prst="rect">
+                      <a:avLst/>
+                    </a:prstGeom>
+                  </pic:spPr>
+                </pic:pic>
+              </a:graphicData>
+            </a:graphic>
+          </wp:inline>
+        </w:drawing>
+      </w:r>
+    </w:p>
+    <w:p>
+      <w:pPr>
+        <w:ind w:left="0" w:firstLine="0"/>
+      </w:pPr>
+      <w:r>
+        <w:drawing>
+          <wp:inline distT="0" distB="0" distL="0" distR="0" wp14:anchorId="7B1A1D8D" wp14:editId="271C4EE1">
+            <wp:extent cx="5943600" cy="2672080"/>
+            <wp:effectExtent l="0" t="0" r="0" b="0"/>
+            <wp:docPr id="1835180011" name="Picture 1"/>
+            <wp:cNvGraphicFramePr>
+              <a:graphicFrameLocks xmlns:a="http://schemas.openxmlformats.org/drawingml/2006/main" noChangeAspect="1"/>
+            </wp:cNvGraphicFramePr>
+            <a:graphic xmlns:a="http://schemas.openxmlformats.org/drawingml/2006/main">
+              <a:graphicData uri="http://schemas.openxmlformats.org/drawingml/2006/picture">
+                <pic:pic xmlns:pic="http://schemas.openxmlformats.org/drawingml/2006/picture">
+                  <pic:nvPicPr>
+                    <pic:cNvPr id="1835180011" name=""/>
+                    <pic:cNvPicPr/>
+                  </pic:nvPicPr>
+                  <pic:blipFill>
+                    <a:blip r:embed="rId35"/>
+                    <a:stretch>
+                      <a:fillRect/>
+                    </a:stretch>
+                  </pic:blipFill>
+                  <pic:spPr>
+                    <a:xfrm>
+                      <a:off x="0" y="0"/>
+                      <a:ext cx="5943600" cy="2672080"/>
+                    </a:xfrm>
+                    <a:prstGeom prst="rect">
+                      <a:avLst/>
+                    </a:prstGeom>
+                  </pic:spPr>
+                </pic:pic>
+              </a:graphicData>
+            </a:graphic>
+          </wp:inline>
+        </w:drawing>
+      </w:r>
+    </w:p>
+    <w:p>
+      <w:pPr>
+        <w:ind w:left="0" w:firstLine="0"/>
+      </w:pPr>
+      <w:r>
+        <w:rPr>
+          <w:highlight w:val="yellow"/>
+        </w:rPr>
+        <w:t>Output:</w:t>
+      </w:r>
+    </w:p>
+    <w:p>
+      <w:pPr>
+        <w:ind w:left="0" w:firstLine="0"/>
+      </w:pPr>
+      <w:r>
+        <w:lastRenderedPageBreak/>
+        <w:drawing>
+          <wp:inline distT="0" distB="0" distL="0" distR="0" wp14:anchorId="601234A4" wp14:editId="5A05DDC2">
+            <wp:extent cx="5943600" cy="560705"/>
+            <wp:effectExtent l="0" t="0" r="0" b="0"/>
+            <wp:docPr id="455516557" name="Picture 1"/>
+            <wp:cNvGraphicFramePr>
+              <a:graphicFrameLocks xmlns:a="http://schemas.openxmlformats.org/drawingml/2006/main" noChangeAspect="1"/>
+            </wp:cNvGraphicFramePr>
+            <a:graphic xmlns:a="http://schemas.openxmlformats.org/drawingml/2006/main">
+              <a:graphicData uri="http://schemas.openxmlformats.org/drawingml/2006/picture">
+                <pic:pic xmlns:pic="http://schemas.openxmlformats.org/drawingml/2006/picture">
+                  <pic:nvPicPr>
+                    <pic:cNvPr id="455516557" name=""/>
+                    <pic:cNvPicPr/>
+                  </pic:nvPicPr>
+                  <pic:blipFill>
+                    <a:blip r:embed="rId36"/>
+                    <a:stretch>
+                      <a:fillRect/>
+                    </a:stretch>
+                  </pic:blipFill>
+                  <pic:spPr>
+                    <a:xfrm>
+                      <a:off x="0" y="0"/>
+                      <a:ext cx="5943600" cy="560705"/>
+                    </a:xfrm>
+                    <a:prstGeom prst="rect">
+                      <a:avLst/>
+                    </a:prstGeom>
+                  </pic:spPr>
+                </pic:pic>
+              </a:graphicData>
+            </a:graphic>
+          </wp:inline>
+        </w:drawing>
+      </w:r>
+    </w:p>
+    <w:p>
+      <w:pPr>
+        <w:ind w:left="0" w:firstLine="0"/>
+      </w:pPr>
+      <w:r>
+        <w:rPr>
+          <w:highlight w:val="yellow"/>
+        </w:rPr>
+        <w:t>We must able to do other operations like update &amp; delete</w:t>
+      </w:r>
+    </w:p>
+    <w:p>
+      <w:pPr>
+        <w:ind w:left="0" w:firstLine="0"/>
+      </w:pPr>
+      <w:r>
+        <w:rPr>
+          <w:highlight w:val="yellow"/>
+        </w:rPr>
+        <w:t>Update operation</w:t>
+      </w:r>
+    </w:p>
+    <w:p>
+      <w:pPr>
+        <w:ind w:left="0" w:firstLine="0"/>
+      </w:pPr>
+      <w:r>
+        <w:drawing>
+          <wp:inline distT="0" distB="0" distL="0" distR="0" wp14:anchorId="381E453E" wp14:editId="483535E4">
+            <wp:extent cx="5943600" cy="4060825"/>
+            <wp:effectExtent l="0" t="0" r="0" b="0"/>
+            <wp:docPr id="1469997474" name="Picture 1"/>
+            <wp:cNvGraphicFramePr>
+              <a:graphicFrameLocks xmlns:a="http://schemas.openxmlformats.org/drawingml/2006/main" noChangeAspect="1"/>
+            </wp:cNvGraphicFramePr>
+            <a:graphic xmlns:a="http://schemas.openxmlformats.org/drawingml/2006/main">
+              <a:graphicData uri="http://schemas.openxmlformats.org/drawingml/2006/picture">
+                <pic:pic xmlns:pic="http://schemas.openxmlformats.org/drawingml/2006/picture">
+                  <pic:nvPicPr>
+                    <pic:cNvPr id="1469997474" name=""/>
+                    <pic:cNvPicPr/>
+                  </pic:nvPicPr>
+                  <pic:blipFill>
+                    <a:blip r:embed="rId37"/>
+                    <a:stretch>
+                      <a:fillRect/>
+                    </a:stretch>
+                  </pic:blipFill>
+                  <pic:spPr>
+                    <a:xfrm>
+                      <a:off x="0" y="0"/>
+                      <a:ext cx="5943600" cy="4060825"/>
+                    </a:xfrm>
+                    <a:prstGeom prst="rect">
+                      <a:avLst/>
+                    </a:prstGeom>
+                  </pic:spPr>
+                </pic:pic>
+              </a:graphicData>
+            </a:graphic>
+          </wp:inline>
+        </w:drawing>
+      </w:r>
+    </w:p>
+    <w:p>
+      <w:pPr>
+        <w:ind w:left="0" w:firstLine="0"/>
+      </w:pPr>
+      <w:r>
+        <w:rPr>
+          <w:highlight w:val="yellow"/>
+        </w:rPr>
+        <w:t>Output:</w:t>
+      </w:r>
+    </w:p>
+    <w:p>
+      <w:pPr>
+        <w:ind w:left="0" w:firstLine="0"/>
+      </w:pPr>
+      <w:r>
+        <w:drawing>
+          <wp:inline distT="0" distB="0" distL="0" distR="0" wp14:anchorId="53400A5B" wp14:editId="0DAD2334">
+            <wp:extent cx="5943600" cy="492760"/>
+            <wp:effectExtent l="0" t="0" r="0" b="2540"/>
+            <wp:docPr id="1439644107" name="Picture 1"/>
+            <wp:cNvGraphicFramePr>
+              <a:graphicFrameLocks xmlns:a="http://schemas.openxmlformats.org/drawingml/2006/main" noChangeAspect="1"/>
+            </wp:cNvGraphicFramePr>
+            <a:graphic xmlns:a="http://schemas.openxmlformats.org/drawingml/2006/main">
+              <a:graphicData uri="http://schemas.openxmlformats.org/drawingml/2006/picture">
+                <pic:pic xmlns:pic="http://schemas.openxmlformats.org/drawingml/2006/picture">
+                  <pic:nvPicPr>
+                    <pic:cNvPr id="1439644107" name=""/>
+                    <pic:cNvPicPr/>
+                  </pic:nvPicPr>
+                  <pic:blipFill>
+                    <a:blip r:embed="rId38"/>
+                    <a:stretch>
+                      <a:fillRect/>
+                    </a:stretch>
+                  </pic:blipFill>
+                  <pic:spPr>
+                    <a:xfrm>
+                      <a:off x="0" y="0"/>
+                      <a:ext cx="5943600" cy="492760"/>
+                    </a:xfrm>
+                    <a:prstGeom prst="rect">
+                      <a:avLst/>
+                    </a:prstGeom>
+                  </pic:spPr>
+                </pic:pic>
+              </a:graphicData>
+            </a:graphic>
+          </wp:inline>
+        </w:drawing>
+      </w:r>
+    </w:p>
+    <w:p>
+      <w:pPr>
+        <w:ind w:left="0" w:firstLine="0"/>
+        <w:rPr>
+          <w:highlight w:val="yellow"/>
+        </w:rPr>
+      </w:pPr>
+    </w:p>
+    <w:p>
+      <w:pPr>
+        <w:ind w:left="0" w:firstLine="0"/>
+        <w:rPr>
+          <w:highlight w:val="yellow"/>
+        </w:rPr>
+      </w:pPr>
+    </w:p>
+    <w:p>
+      <w:pPr>
+        <w:ind w:left="0" w:firstLine="0"/>
+        <w:rPr>
+          <w:highlight w:val="yellow"/>
+        </w:rPr>
+      </w:pPr>
+    </w:p>
+    <w:p>
+      <w:pPr>
+        <w:ind w:left="0" w:firstLine="0"/>
+      </w:pPr>
+      <w:r>
+        <w:rPr>
+          <w:highlight w:val="yellow"/>
+        </w:rPr>
+        <w:lastRenderedPageBreak/>
+        <w:t>Activity</w:t>
+      </w:r>
+      <w:r>
+        <w:t xml:space="preserve"> </w:t>
+      </w:r>
+    </w:p>
+    <w:p>
+      <w:pPr>
+        <w:ind w:left="0" w:firstLine="0"/>
+      </w:pPr>
+      <w:r>
+        <w:t>Create delete(data) function in the SingleLinkedList which removes the element in the LinkedList</w:t>
+      </w:r>
+    </w:p>
+    <w:p>
+      <w:pPr>
+        <w:ind w:left="0" w:firstLine="0"/>
+      </w:pPr>
+      <w:r>
+        <w:t>Suppose the list is empty, if you invoke display -&gt; it must print list is empty</w:t>
+      </w:r>
+    </w:p>
+    <w:p>
+      <w:pPr>
+        <w:ind w:left="0" w:firstLine="0"/>
+      </w:pPr>
+      <w:r>
+        <w:t>Suppose you try to delete or update the data and if data is not present -&gt; it must print the data is not present</w:t>
+      </w:r>
+    </w:p>
+    <w:p>
+      <w:pPr>
+        <w:ind w:left="0" w:firstLine="0"/>
+      </w:pPr>
+      <w:r>
+        <w:drawing>
+          <wp:inline distT="0" distB="0" distL="0" distR="0" wp14:anchorId="11EDE761" wp14:editId="6AD2BDC3">
+            <wp:extent cx="5943600" cy="3008630"/>
+            <wp:effectExtent l="0" t="0" r="0" b="1270"/>
+            <wp:docPr id="854674538" name="Picture 1"/>
+            <wp:cNvGraphicFramePr>
+              <a:graphicFrameLocks xmlns:a="http://schemas.openxmlformats.org/drawingml/2006/main" noChangeAspect="1"/>
+            </wp:cNvGraphicFramePr>
+            <a:graphic xmlns:a="http://schemas.openxmlformats.org/drawingml/2006/main">
+              <a:graphicData uri="http://schemas.openxmlformats.org/drawingml/2006/picture">
+                <pic:pic xmlns:pic="http://schemas.openxmlformats.org/drawingml/2006/picture">
+                  <pic:nvPicPr>
+                    <pic:cNvPr id="854674538" name=""/>
+                    <pic:cNvPicPr/>
+                  </pic:nvPicPr>
+                  <pic:blipFill>
+                    <a:blip r:embed="rId39"/>
+                    <a:stretch>
+                      <a:fillRect/>
+                    </a:stretch>
+                  </pic:blipFill>
+                  <pic:spPr>
+                    <a:xfrm>
+                      <a:off x="0" y="0"/>
+                      <a:ext cx="5943600" cy="3008630"/>
+                    </a:xfrm>
+                    <a:prstGeom prst="rect">
+                      <a:avLst/>
+                    </a:prstGeom>
+                  </pic:spPr>
+                </pic:pic>
+              </a:graphicData>
+            </a:graphic>
+          </wp:inline>
+        </w:drawing>
+      </w:r>
+    </w:p>
+    <w:p>
+      <w:pPr>
+        <w:ind w:left="0" w:firstLine="0"/>
+      </w:pPr>
+    </w:p>
+    <w:p>
+      <w:pPr>
+        <w:ind w:left="0" w:firstLine="0"/>
+      </w:pPr>
+      <w:r>
+        <w:lastRenderedPageBreak/>
+        <w:drawing>
+          <wp:inline distT="0" distB="0" distL="0" distR="0" wp14:anchorId="18A82C48" wp14:editId="5D0A4D4E">
+            <wp:extent cx="5943600" cy="3467735"/>
+            <wp:effectExtent l="0" t="0" r="0" b="0"/>
+            <wp:docPr id="466227899" name="Picture 1"/>
+            <wp:cNvGraphicFramePr>
+              <a:graphicFrameLocks xmlns:a="http://schemas.openxmlformats.org/drawingml/2006/main" noChangeAspect="1"/>
+            </wp:cNvGraphicFramePr>
+            <a:graphic xmlns:a="http://schemas.openxmlformats.org/drawingml/2006/main">
+              <a:graphicData uri="http://schemas.openxmlformats.org/drawingml/2006/picture">
+                <pic:pic xmlns:pic="http://schemas.openxmlformats.org/drawingml/2006/picture">
+                  <pic:nvPicPr>
+                    <pic:cNvPr id="466227899" name=""/>
+                    <pic:cNvPicPr/>
+                  </pic:nvPicPr>
+                  <pic:blipFill>
+                    <a:blip r:embed="rId40"/>
+                    <a:stretch>
+                      <a:fillRect/>
+                    </a:stretch>
+                  </pic:blipFill>
+                  <pic:spPr>
+                    <a:xfrm>
+                      <a:off x="0" y="0"/>
+                      <a:ext cx="5943600" cy="3467735"/>
+                    </a:xfrm>
+                    <a:prstGeom prst="rect">
+                      <a:avLst/>
+                    </a:prstGeom>
+                  </pic:spPr>
+                </pic:pic>
+              </a:graphicData>
+            </a:graphic>
+          </wp:inline>
+        </w:drawing>
+      </w:r>
+    </w:p>
+    <w:p>
+      <w:pPr>
+        <w:ind w:left="0" w:firstLine="0"/>
+      </w:pPr>
     </w:p>
     <w:sectPr>
       <w:pgSz w:w="12240" w:h="15840"/>

--- a/Phase 2 Datastructures with JS.docx
+++ b/Phase 2 Datastructures with JS.docx
@@ -2729,6 +2729,9 @@
         <w:ind w:left="0" w:firstLine="0"/>
       </w:pPr>
       <w:r>
+        <w:rPr>
+          <w:noProof/>
+        </w:rPr>
         <w:lastRenderedPageBreak/>
         <w:drawing>
           <wp:inline distT="0" distB="0" distL="0" distR="0" wp14:anchorId="3B409695" wp14:editId="52F2C4F5">
@@ -2772,6 +2775,9 @@
         <w:ind w:left="0" w:firstLine="0"/>
       </w:pPr>
       <w:r>
+        <w:rPr>
+          <w:noProof/>
+        </w:rPr>
         <w:lastRenderedPageBreak/>
         <w:drawing>
           <wp:inline distT="0" distB="0" distL="0" distR="0" wp14:anchorId="6B48003F" wp14:editId="6FEA19F1">
@@ -2810,6 +2816,9 @@
         </w:drawing>
       </w:r>
       <w:r>
+        <w:rPr>
+          <w:noProof/>
+        </w:rPr>
         <w:lastRenderedPageBreak/>
         <w:drawing>
           <wp:inline distT="0" distB="0" distL="0" distR="0" wp14:anchorId="69AEEE07" wp14:editId="6BB4331A">
@@ -2853,6 +2862,9 @@
         <w:ind w:left="0" w:firstLine="0"/>
       </w:pPr>
       <w:r>
+        <w:rPr>
+          <w:noProof/>
+        </w:rPr>
         <w:drawing>
           <wp:inline distT="0" distB="0" distL="0" distR="0" wp14:anchorId="7B1A1D8D" wp14:editId="271C4EE1">
             <wp:extent cx="5943600" cy="2672080"/>
@@ -2906,6 +2918,9 @@
         <w:ind w:left="0" w:firstLine="0"/>
       </w:pPr>
       <w:r>
+        <w:rPr>
+          <w:noProof/>
+        </w:rPr>
         <w:lastRenderedPageBreak/>
         <w:drawing>
           <wp:inline distT="0" distB="0" distL="0" distR="0" wp14:anchorId="601234A4" wp14:editId="5A05DDC2">
@@ -2971,6 +2986,9 @@
         <w:ind w:left="0" w:firstLine="0"/>
       </w:pPr>
       <w:r>
+        <w:rPr>
+          <w:noProof/>
+        </w:rPr>
         <w:drawing>
           <wp:inline distT="0" distB="0" distL="0" distR="0" wp14:anchorId="381E453E" wp14:editId="483535E4">
             <wp:extent cx="5943600" cy="4060825"/>
@@ -3024,6 +3042,9 @@
         <w:ind w:left="0" w:firstLine="0"/>
       </w:pPr>
       <w:r>
+        <w:rPr>
+          <w:noProof/>
+        </w:rPr>
         <w:drawing>
           <wp:inline distT="0" distB="0" distL="0" distR="0" wp14:anchorId="53400A5B" wp14:editId="0DAD2334">
             <wp:extent cx="5943600" cy="492760"/>
@@ -3129,6 +3150,9 @@
         <w:ind w:left="0" w:firstLine="0"/>
       </w:pPr>
       <w:r>
+        <w:rPr>
+          <w:noProof/>
+        </w:rPr>
         <w:drawing>
           <wp:inline distT="0" distB="0" distL="0" distR="0" wp14:anchorId="11EDE761" wp14:editId="6AD2BDC3">
             <wp:extent cx="5943600" cy="3008630"/>
@@ -3176,6 +3200,9 @@
         <w:ind w:left="0" w:firstLine="0"/>
       </w:pPr>
       <w:r>
+        <w:rPr>
+          <w:noProof/>
+        </w:rPr>
         <w:lastRenderedPageBreak/>
         <w:drawing>
           <wp:inline distT="0" distB="0" distL="0" distR="0" wp14:anchorId="18A82C48" wp14:editId="5D0A4D4E">
@@ -3218,6 +3245,875 @@
       <w:pPr>
         <w:ind w:left="0" w:firstLine="0"/>
       </w:pPr>
+      <w:r>
+        <w:rPr>
+          <w:highlight w:val="yellow"/>
+        </w:rPr>
+        <w:t>Doubly linked list</w:t>
+      </w:r>
+    </w:p>
+    <w:p>
+      <w:pPr>
+        <w:ind w:left="0" w:firstLine="0"/>
+      </w:pPr>
+      <w:r>
+        <w:t>Each node knows next node &amp; previous node, can move forward &amp; backward</w:t>
+      </w:r>
+    </w:p>
+    <w:p>
+      <w:pPr>
+        <w:ind w:left="0" w:firstLine="0"/>
+      </w:pPr>
+      <w:r>
+        <w:t>Ex: Browser history back, forward button, page1 &lt;--&gt;page2&lt;-&gt;page3</w:t>
+      </w:r>
+    </w:p>
+    <w:p>
+      <w:pPr>
+        <w:ind w:left="0" w:firstLine="0"/>
+      </w:pPr>
+      <w:r>
+        <w:rPr>
+          <w:highlight w:val="yellow"/>
+        </w:rPr>
+        <w:t>Add, Display Forward  &amp; Display Backward</w:t>
+      </w:r>
+    </w:p>
+    <w:p>
+      <w:pPr>
+        <w:ind w:left="0" w:firstLine="0"/>
+      </w:pPr>
+      <w:r>
+        <w:lastRenderedPageBreak/>
+        <w:drawing>
+          <wp:inline distT="0" distB="0" distL="0" distR="0" wp14:anchorId="38572279" wp14:editId="19DBB6C8">
+            <wp:extent cx="5943600" cy="5649595"/>
+            <wp:effectExtent l="0" t="0" r="0" b="8255"/>
+            <wp:docPr id="417166928" name="Picture 1"/>
+            <wp:cNvGraphicFramePr>
+              <a:graphicFrameLocks xmlns:a="http://schemas.openxmlformats.org/drawingml/2006/main" noChangeAspect="1"/>
+            </wp:cNvGraphicFramePr>
+            <a:graphic xmlns:a="http://schemas.openxmlformats.org/drawingml/2006/main">
+              <a:graphicData uri="http://schemas.openxmlformats.org/drawingml/2006/picture">
+                <pic:pic xmlns:pic="http://schemas.openxmlformats.org/drawingml/2006/picture">
+                  <pic:nvPicPr>
+                    <pic:cNvPr id="417166928" name=""/>
+                    <pic:cNvPicPr/>
+                  </pic:nvPicPr>
+                  <pic:blipFill>
+                    <a:blip r:embed="rId41"/>
+                    <a:stretch>
+                      <a:fillRect/>
+                    </a:stretch>
+                  </pic:blipFill>
+                  <pic:spPr>
+                    <a:xfrm>
+                      <a:off x="0" y="0"/>
+                      <a:ext cx="5943600" cy="5649595"/>
+                    </a:xfrm>
+                    <a:prstGeom prst="rect">
+                      <a:avLst/>
+                    </a:prstGeom>
+                  </pic:spPr>
+                </pic:pic>
+              </a:graphicData>
+            </a:graphic>
+          </wp:inline>
+        </w:drawing>
+      </w:r>
+      <w:r>
+        <w:lastRenderedPageBreak/>
+        <w:drawing>
+          <wp:inline distT="0" distB="0" distL="0" distR="0" wp14:anchorId="15BC0C8F" wp14:editId="2A43CD93">
+            <wp:extent cx="5943600" cy="6738620"/>
+            <wp:effectExtent l="0" t="0" r="0" b="5080"/>
+            <wp:docPr id="139315194" name="Picture 1"/>
+            <wp:cNvGraphicFramePr>
+              <a:graphicFrameLocks xmlns:a="http://schemas.openxmlformats.org/drawingml/2006/main" noChangeAspect="1"/>
+            </wp:cNvGraphicFramePr>
+            <a:graphic xmlns:a="http://schemas.openxmlformats.org/drawingml/2006/main">
+              <a:graphicData uri="http://schemas.openxmlformats.org/drawingml/2006/picture">
+                <pic:pic xmlns:pic="http://schemas.openxmlformats.org/drawingml/2006/picture">
+                  <pic:nvPicPr>
+                    <pic:cNvPr id="139315194" name=""/>
+                    <pic:cNvPicPr/>
+                  </pic:nvPicPr>
+                  <pic:blipFill>
+                    <a:blip r:embed="rId42"/>
+                    <a:stretch>
+                      <a:fillRect/>
+                    </a:stretch>
+                  </pic:blipFill>
+                  <pic:spPr>
+                    <a:xfrm>
+                      <a:off x="0" y="0"/>
+                      <a:ext cx="5943600" cy="6738620"/>
+                    </a:xfrm>
+                    <a:prstGeom prst="rect">
+                      <a:avLst/>
+                    </a:prstGeom>
+                  </pic:spPr>
+                </pic:pic>
+              </a:graphicData>
+            </a:graphic>
+          </wp:inline>
+        </w:drawing>
+      </w:r>
+      <w:r>
+        <w:lastRenderedPageBreak/>
+        <w:drawing>
+          <wp:inline distT="0" distB="0" distL="0" distR="0" wp14:anchorId="10C25AA2" wp14:editId="6C003C73">
+            <wp:extent cx="5943600" cy="2530475"/>
+            <wp:effectExtent l="0" t="0" r="0" b="3175"/>
+            <wp:docPr id="1656103726" name="Picture 1"/>
+            <wp:cNvGraphicFramePr>
+              <a:graphicFrameLocks xmlns:a="http://schemas.openxmlformats.org/drawingml/2006/main" noChangeAspect="1"/>
+            </wp:cNvGraphicFramePr>
+            <a:graphic xmlns:a="http://schemas.openxmlformats.org/drawingml/2006/main">
+              <a:graphicData uri="http://schemas.openxmlformats.org/drawingml/2006/picture">
+                <pic:pic xmlns:pic="http://schemas.openxmlformats.org/drawingml/2006/picture">
+                  <pic:nvPicPr>
+                    <pic:cNvPr id="1656103726" name=""/>
+                    <pic:cNvPicPr/>
+                  </pic:nvPicPr>
+                  <pic:blipFill>
+                    <a:blip r:embed="rId43"/>
+                    <a:stretch>
+                      <a:fillRect/>
+                    </a:stretch>
+                  </pic:blipFill>
+                  <pic:spPr>
+                    <a:xfrm>
+                      <a:off x="0" y="0"/>
+                      <a:ext cx="5943600" cy="2530475"/>
+                    </a:xfrm>
+                    <a:prstGeom prst="rect">
+                      <a:avLst/>
+                    </a:prstGeom>
+                  </pic:spPr>
+                </pic:pic>
+              </a:graphicData>
+            </a:graphic>
+          </wp:inline>
+        </w:drawing>
+      </w:r>
+    </w:p>
+    <w:p>
+      <w:pPr>
+        <w:ind w:left="0" w:firstLine="0"/>
+      </w:pPr>
+      <w:r>
+        <w:rPr>
+          <w:highlight w:val="yellow"/>
+        </w:rPr>
+        <w:t>Output:</w:t>
+      </w:r>
+    </w:p>
+    <w:p>
+      <w:pPr>
+        <w:ind w:left="0" w:firstLine="0"/>
+      </w:pPr>
+      <w:r>
+        <w:drawing>
+          <wp:inline distT="0" distB="0" distL="0" distR="0" wp14:anchorId="2BA6C090" wp14:editId="2A56BDBE">
+            <wp:extent cx="5943600" cy="1852295"/>
+            <wp:effectExtent l="0" t="0" r="0" b="0"/>
+            <wp:docPr id="794902595" name="Picture 1"/>
+            <wp:cNvGraphicFramePr>
+              <a:graphicFrameLocks xmlns:a="http://schemas.openxmlformats.org/drawingml/2006/main" noChangeAspect="1"/>
+            </wp:cNvGraphicFramePr>
+            <a:graphic xmlns:a="http://schemas.openxmlformats.org/drawingml/2006/main">
+              <a:graphicData uri="http://schemas.openxmlformats.org/drawingml/2006/picture">
+                <pic:pic xmlns:pic="http://schemas.openxmlformats.org/drawingml/2006/picture">
+                  <pic:nvPicPr>
+                    <pic:cNvPr id="794902595" name=""/>
+                    <pic:cNvPicPr/>
+                  </pic:nvPicPr>
+                  <pic:blipFill>
+                    <a:blip r:embed="rId44"/>
+                    <a:stretch>
+                      <a:fillRect/>
+                    </a:stretch>
+                  </pic:blipFill>
+                  <pic:spPr>
+                    <a:xfrm>
+                      <a:off x="0" y="0"/>
+                      <a:ext cx="5943600" cy="1852295"/>
+                    </a:xfrm>
+                    <a:prstGeom prst="rect">
+                      <a:avLst/>
+                    </a:prstGeom>
+                  </pic:spPr>
+                </pic:pic>
+              </a:graphicData>
+            </a:graphic>
+          </wp:inline>
+        </w:drawing>
+      </w:r>
+    </w:p>
+    <w:p>
+      <w:pPr>
+        <w:ind w:left="0" w:firstLine="0"/>
+      </w:pPr>
+    </w:p>
+    <w:p>
+      <w:pPr>
+        <w:ind w:left="0" w:firstLine="0"/>
+      </w:pPr>
+    </w:p>
+    <w:p>
+      <w:pPr>
+        <w:ind w:left="0" w:firstLine="0"/>
+      </w:pPr>
+    </w:p>
+    <w:p>
+      <w:pPr>
+        <w:ind w:left="0" w:firstLine="0"/>
+      </w:pPr>
+    </w:p>
+    <w:p>
+      <w:pPr>
+        <w:ind w:left="0" w:firstLine="0"/>
+      </w:pPr>
+    </w:p>
+    <w:p>
+      <w:pPr>
+        <w:ind w:left="0" w:firstLine="0"/>
+      </w:pPr>
+    </w:p>
+    <w:p>
+      <w:pPr>
+        <w:ind w:left="0" w:firstLine="0"/>
+      </w:pPr>
+    </w:p>
+    <w:p>
+      <w:pPr>
+        <w:ind w:left="0" w:firstLine="0"/>
+      </w:pPr>
+    </w:p>
+    <w:p>
+      <w:pPr>
+        <w:ind w:left="0" w:firstLine="0"/>
+      </w:pPr>
+      <w:r>
+        <w:rPr>
+          <w:highlight w:val="yellow"/>
+        </w:rPr>
+        <w:lastRenderedPageBreak/>
+        <w:t>Activity</w:t>
+      </w:r>
+    </w:p>
+    <w:p>
+      <w:pPr>
+        <w:ind w:left="0" w:firstLine="0"/>
+      </w:pPr>
+      <w:r>
+        <w:t>Currently, the DoublyLinkedList has a head pointer that points to the first node. Create another pointer called tail that moves along with the newly added nodes. Rewrite displayBackward() so that it directly starts from the tail and moves backward using the prev pointer. Implement removeFirst() such that the first node is removed and head points to the next node. Similarly, implement removeLast() so that the last node is removed and tail moves backward to point to the previous node of the deleted node.</w:t>
+      </w:r>
+    </w:p>
+    <w:p>
+      <w:pPr>
+        <w:ind w:left="0" w:firstLine="0"/>
+      </w:pPr>
+      <w:r>
+        <w:drawing>
+          <wp:inline distT="0" distB="0" distL="0" distR="0" wp14:anchorId="3A7F5DC1" wp14:editId="49ECCC45">
+            <wp:extent cx="5943600" cy="2268220"/>
+            <wp:effectExtent l="0" t="0" r="0" b="0"/>
+            <wp:docPr id="1746981382" name="Picture 1"/>
+            <wp:cNvGraphicFramePr>
+              <a:graphicFrameLocks xmlns:a="http://schemas.openxmlformats.org/drawingml/2006/main" noChangeAspect="1"/>
+            </wp:cNvGraphicFramePr>
+            <a:graphic xmlns:a="http://schemas.openxmlformats.org/drawingml/2006/main">
+              <a:graphicData uri="http://schemas.openxmlformats.org/drawingml/2006/picture">
+                <pic:pic xmlns:pic="http://schemas.openxmlformats.org/drawingml/2006/picture">
+                  <pic:nvPicPr>
+                    <pic:cNvPr id="1746981382" name=""/>
+                    <pic:cNvPicPr/>
+                  </pic:nvPicPr>
+                  <pic:blipFill>
+                    <a:blip r:embed="rId45"/>
+                    <a:stretch>
+                      <a:fillRect/>
+                    </a:stretch>
+                  </pic:blipFill>
+                  <pic:spPr>
+                    <a:xfrm>
+                      <a:off x="0" y="0"/>
+                      <a:ext cx="5943600" cy="2268220"/>
+                    </a:xfrm>
+                    <a:prstGeom prst="rect">
+                      <a:avLst/>
+                    </a:prstGeom>
+                  </pic:spPr>
+                </pic:pic>
+              </a:graphicData>
+            </a:graphic>
+          </wp:inline>
+        </w:drawing>
+      </w:r>
+    </w:p>
+    <w:p>
+      <w:pPr>
+        <w:ind w:left="0" w:firstLine="0"/>
+      </w:pPr>
+      <w:r>
+        <w:rPr>
+          <w:highlight w:val="yellow"/>
+        </w:rPr>
+        <w:t>Using tail avoids pointer to move from the beginning to the end and then traversing form the end</w:t>
+      </w:r>
+    </w:p>
+    <w:p>
+      <w:pPr>
+        <w:ind w:left="0" w:firstLine="0"/>
+      </w:pPr>
+      <w:r>
+        <w:t>tail moves every time new node is created</w:t>
+      </w:r>
+    </w:p>
+    <w:p>
+      <w:pPr>
+        <w:ind w:left="0" w:firstLine="0"/>
+        <w:rPr>
+          <w:noProof/>
+        </w:rPr>
+      </w:pPr>
+      <w:r>
+        <w:lastRenderedPageBreak/>
+        <w:drawing>
+          <wp:inline distT="0" distB="0" distL="0" distR="0" wp14:anchorId="085301BB" wp14:editId="402CEF0C">
+            <wp:extent cx="5943600" cy="5400675"/>
+            <wp:effectExtent l="0" t="0" r="0" b="9525"/>
+            <wp:docPr id="1000061247" name="Picture 1"/>
+            <wp:cNvGraphicFramePr>
+              <a:graphicFrameLocks xmlns:a="http://schemas.openxmlformats.org/drawingml/2006/main" noChangeAspect="1"/>
+            </wp:cNvGraphicFramePr>
+            <a:graphic xmlns:a="http://schemas.openxmlformats.org/drawingml/2006/main">
+              <a:graphicData uri="http://schemas.openxmlformats.org/drawingml/2006/picture">
+                <pic:pic xmlns:pic="http://schemas.openxmlformats.org/drawingml/2006/picture">
+                  <pic:nvPicPr>
+                    <pic:cNvPr id="1000061247" name=""/>
+                    <pic:cNvPicPr/>
+                  </pic:nvPicPr>
+                  <pic:blipFill>
+                    <a:blip r:embed="rId46"/>
+                    <a:stretch>
+                      <a:fillRect/>
+                    </a:stretch>
+                  </pic:blipFill>
+                  <pic:spPr>
+                    <a:xfrm>
+                      <a:off x="0" y="0"/>
+                      <a:ext cx="5943600" cy="5400675"/>
+                    </a:xfrm>
+                    <a:prstGeom prst="rect">
+                      <a:avLst/>
+                    </a:prstGeom>
+                  </pic:spPr>
+                </pic:pic>
+              </a:graphicData>
+            </a:graphic>
+          </wp:inline>
+        </w:drawing>
+      </w:r>
+      <w:r>
+        <w:rPr>
+          <w:noProof/>
+        </w:rPr>
+        <w:t xml:space="preserve"> </w:t>
+      </w:r>
+      <w:r>
+        <w:lastRenderedPageBreak/>
+        <w:drawing>
+          <wp:inline distT="0" distB="0" distL="0" distR="0" wp14:anchorId="38209F7E" wp14:editId="2C82BC6B">
+            <wp:extent cx="5943600" cy="5990590"/>
+            <wp:effectExtent l="0" t="0" r="0" b="0"/>
+            <wp:docPr id="1415970677" name="Picture 1"/>
+            <wp:cNvGraphicFramePr>
+              <a:graphicFrameLocks xmlns:a="http://schemas.openxmlformats.org/drawingml/2006/main" noChangeAspect="1"/>
+            </wp:cNvGraphicFramePr>
+            <a:graphic xmlns:a="http://schemas.openxmlformats.org/drawingml/2006/main">
+              <a:graphicData uri="http://schemas.openxmlformats.org/drawingml/2006/picture">
+                <pic:pic xmlns:pic="http://schemas.openxmlformats.org/drawingml/2006/picture">
+                  <pic:nvPicPr>
+                    <pic:cNvPr id="1415970677" name=""/>
+                    <pic:cNvPicPr/>
+                  </pic:nvPicPr>
+                  <pic:blipFill>
+                    <a:blip r:embed="rId47"/>
+                    <a:stretch>
+                      <a:fillRect/>
+                    </a:stretch>
+                  </pic:blipFill>
+                  <pic:spPr>
+                    <a:xfrm>
+                      <a:off x="0" y="0"/>
+                      <a:ext cx="5943600" cy="5990590"/>
+                    </a:xfrm>
+                    <a:prstGeom prst="rect">
+                      <a:avLst/>
+                    </a:prstGeom>
+                  </pic:spPr>
+                </pic:pic>
+              </a:graphicData>
+            </a:graphic>
+          </wp:inline>
+        </w:drawing>
+      </w:r>
+      <w:r>
+        <w:rPr>
+          <w:noProof/>
+        </w:rPr>
+        <w:t xml:space="preserve"> </w:t>
+      </w:r>
+      <w:r>
+        <w:rPr>
+          <w:noProof/>
+        </w:rPr>
+        <w:lastRenderedPageBreak/>
+        <w:drawing>
+          <wp:inline distT="0" distB="0" distL="0" distR="0" wp14:anchorId="1FDF5C5F" wp14:editId="4FE2295A">
+            <wp:extent cx="5943600" cy="2386330"/>
+            <wp:effectExtent l="0" t="0" r="0" b="0"/>
+            <wp:docPr id="1782486542" name="Picture 1"/>
+            <wp:cNvGraphicFramePr>
+              <a:graphicFrameLocks xmlns:a="http://schemas.openxmlformats.org/drawingml/2006/main" noChangeAspect="1"/>
+            </wp:cNvGraphicFramePr>
+            <a:graphic xmlns:a="http://schemas.openxmlformats.org/drawingml/2006/main">
+              <a:graphicData uri="http://schemas.openxmlformats.org/drawingml/2006/picture">
+                <pic:pic xmlns:pic="http://schemas.openxmlformats.org/drawingml/2006/picture">
+                  <pic:nvPicPr>
+                    <pic:cNvPr id="1782486542" name=""/>
+                    <pic:cNvPicPr/>
+                  </pic:nvPicPr>
+                  <pic:blipFill>
+                    <a:blip r:embed="rId48"/>
+                    <a:stretch>
+                      <a:fillRect/>
+                    </a:stretch>
+                  </pic:blipFill>
+                  <pic:spPr>
+                    <a:xfrm>
+                      <a:off x="0" y="0"/>
+                      <a:ext cx="5943600" cy="2386330"/>
+                    </a:xfrm>
+                    <a:prstGeom prst="rect">
+                      <a:avLst/>
+                    </a:prstGeom>
+                  </pic:spPr>
+                </pic:pic>
+              </a:graphicData>
+            </a:graphic>
+          </wp:inline>
+        </w:drawing>
+      </w:r>
+    </w:p>
+    <w:p>
+      <w:pPr>
+        <w:ind w:left="0" w:firstLine="0"/>
+        <w:rPr>
+          <w:noProof/>
+        </w:rPr>
+      </w:pPr>
+      <w:r>
+        <w:rPr>
+          <w:noProof/>
+          <w:highlight w:val="yellow"/>
+        </w:rPr>
+        <w:t>Reversing the doubly linked list</w:t>
+      </w:r>
+    </w:p>
+    <w:p>
+      <w:pPr>
+        <w:ind w:left="0" w:firstLine="0"/>
+      </w:pPr>
+      <w:r>
+        <w:drawing>
+          <wp:inline distT="0" distB="0" distL="0" distR="0" wp14:anchorId="100F425A" wp14:editId="68FDC5DE">
+            <wp:extent cx="5943600" cy="3684270"/>
+            <wp:effectExtent l="0" t="0" r="0" b="0"/>
+            <wp:docPr id="1108244916" name="Picture 1"/>
+            <wp:cNvGraphicFramePr>
+              <a:graphicFrameLocks xmlns:a="http://schemas.openxmlformats.org/drawingml/2006/main" noChangeAspect="1"/>
+            </wp:cNvGraphicFramePr>
+            <a:graphic xmlns:a="http://schemas.openxmlformats.org/drawingml/2006/main">
+              <a:graphicData uri="http://schemas.openxmlformats.org/drawingml/2006/picture">
+                <pic:pic xmlns:pic="http://schemas.openxmlformats.org/drawingml/2006/picture">
+                  <pic:nvPicPr>
+                    <pic:cNvPr id="1108244916" name=""/>
+                    <pic:cNvPicPr/>
+                  </pic:nvPicPr>
+                  <pic:blipFill>
+                    <a:blip r:embed="rId49"/>
+                    <a:stretch>
+                      <a:fillRect/>
+                    </a:stretch>
+                  </pic:blipFill>
+                  <pic:spPr>
+                    <a:xfrm>
+                      <a:off x="0" y="0"/>
+                      <a:ext cx="5943600" cy="3684270"/>
+                    </a:xfrm>
+                    <a:prstGeom prst="rect">
+                      <a:avLst/>
+                    </a:prstGeom>
+                  </pic:spPr>
+                </pic:pic>
+              </a:graphicData>
+            </a:graphic>
+          </wp:inline>
+        </w:drawing>
+      </w:r>
+    </w:p>
+    <w:p>
+      <w:pPr>
+        <w:ind w:left="0" w:firstLine="0"/>
+      </w:pPr>
+      <w:r>
+        <w:rPr>
+          <w:highlight w:val="yellow"/>
+        </w:rPr>
+        <w:t>output:</w:t>
+      </w:r>
+    </w:p>
+    <w:p>
+      <w:pPr>
+        <w:ind w:left="0" w:firstLine="0"/>
+      </w:pPr>
+      <w:r>
+        <w:lastRenderedPageBreak/>
+        <w:drawing>
+          <wp:inline distT="0" distB="0" distL="0" distR="0" wp14:anchorId="57564C9A" wp14:editId="0C1738A3">
+            <wp:extent cx="5943600" cy="2924810"/>
+            <wp:effectExtent l="0" t="0" r="0" b="8890"/>
+            <wp:docPr id="110002532" name="Picture 1"/>
+            <wp:cNvGraphicFramePr>
+              <a:graphicFrameLocks xmlns:a="http://schemas.openxmlformats.org/drawingml/2006/main" noChangeAspect="1"/>
+            </wp:cNvGraphicFramePr>
+            <a:graphic xmlns:a="http://schemas.openxmlformats.org/drawingml/2006/main">
+              <a:graphicData uri="http://schemas.openxmlformats.org/drawingml/2006/picture">
+                <pic:pic xmlns:pic="http://schemas.openxmlformats.org/drawingml/2006/picture">
+                  <pic:nvPicPr>
+                    <pic:cNvPr id="110002532" name=""/>
+                    <pic:cNvPicPr/>
+                  </pic:nvPicPr>
+                  <pic:blipFill>
+                    <a:blip r:embed="rId50"/>
+                    <a:stretch>
+                      <a:fillRect/>
+                    </a:stretch>
+                  </pic:blipFill>
+                  <pic:spPr>
+                    <a:xfrm>
+                      <a:off x="0" y="0"/>
+                      <a:ext cx="5943600" cy="2924810"/>
+                    </a:xfrm>
+                    <a:prstGeom prst="rect">
+                      <a:avLst/>
+                    </a:prstGeom>
+                  </pic:spPr>
+                </pic:pic>
+              </a:graphicData>
+            </a:graphic>
+          </wp:inline>
+        </w:drawing>
+      </w:r>
+    </w:p>
+    <w:p>
+      <w:pPr>
+        <w:ind w:left="0" w:firstLine="0"/>
+      </w:pPr>
+      <w:r>
+        <w:rPr>
+          <w:highlight w:val="yellow"/>
+        </w:rPr>
+        <w:t>Circular linked list</w:t>
+      </w:r>
+    </w:p>
+    <w:p>
+      <w:pPr>
+        <w:ind w:left="0" w:firstLine="0"/>
+      </w:pPr>
+      <w:r>
+        <w:t>In a circular linked list, the last node points back to the first node, there wouldn’t be null at the end.</w:t>
+      </w:r>
+    </w:p>
+    <w:p>
+      <w:pPr>
+        <w:ind w:left="0" w:firstLine="0"/>
+      </w:pPr>
+      <w:r>
+        <w:t>Normal linked list</w:t>
+      </w:r>
+    </w:p>
+    <w:p>
+      <w:pPr>
+        <w:ind w:left="0" w:firstLine="0"/>
+      </w:pPr>
+      <w:r>
+        <w:t>10 -&gt; 20 -&gt; 30 -&gt; null</w:t>
+      </w:r>
+    </w:p>
+    <w:p>
+      <w:pPr>
+        <w:ind w:left="0" w:firstLine="0"/>
+      </w:pPr>
+      <w:r>
+        <w:t>Circular linked list</w:t>
+      </w:r>
+    </w:p>
+    <w:p>
+      <w:pPr>
+        <w:ind w:left="0" w:firstLine="0"/>
+      </w:pPr>
+      <w:r>
+        <w:lastRenderedPageBreak/>
+        <w:drawing>
+          <wp:inline distT="0" distB="0" distL="0" distR="0" wp14:anchorId="70380928" wp14:editId="6FF6B13B">
+            <wp:extent cx="5943600" cy="2896235"/>
+            <wp:effectExtent l="0" t="0" r="0" b="0"/>
+            <wp:docPr id="547936089" name="Picture 1"/>
+            <wp:cNvGraphicFramePr>
+              <a:graphicFrameLocks xmlns:a="http://schemas.openxmlformats.org/drawingml/2006/main" noChangeAspect="1"/>
+            </wp:cNvGraphicFramePr>
+            <a:graphic xmlns:a="http://schemas.openxmlformats.org/drawingml/2006/main">
+              <a:graphicData uri="http://schemas.openxmlformats.org/drawingml/2006/picture">
+                <pic:pic xmlns:pic="http://schemas.openxmlformats.org/drawingml/2006/picture">
+                  <pic:nvPicPr>
+                    <pic:cNvPr id="547936089" name=""/>
+                    <pic:cNvPicPr/>
+                  </pic:nvPicPr>
+                  <pic:blipFill>
+                    <a:blip r:embed="rId51"/>
+                    <a:stretch>
+                      <a:fillRect/>
+                    </a:stretch>
+                  </pic:blipFill>
+                  <pic:spPr>
+                    <a:xfrm>
+                      <a:off x="0" y="0"/>
+                      <a:ext cx="5943600" cy="2896235"/>
+                    </a:xfrm>
+                    <a:prstGeom prst="rect">
+                      <a:avLst/>
+                    </a:prstGeom>
+                  </pic:spPr>
+                </pic:pic>
+              </a:graphicData>
+            </a:graphic>
+          </wp:inline>
+        </w:drawing>
+      </w:r>
+    </w:p>
+    <w:p>
+      <w:pPr>
+        <w:ind w:left="0" w:firstLine="0"/>
+      </w:pPr>
+      <w:r>
+        <w:rPr>
+          <w:highlight w:val="yellow"/>
+        </w:rPr>
+        <w:t>Adding:</w:t>
+      </w:r>
+      <w:r>
+        <w:t xml:space="preserve"> new node must point back to the first node or head</w:t>
+      </w:r>
+    </w:p>
+    <w:p>
+      <w:pPr>
+        <w:ind w:left="0" w:firstLine="0"/>
+      </w:pPr>
+      <w:r>
+        <w:t>this.head = newNode;</w:t>
+      </w:r>
+      <w:r>
+        <w:br/>
+        <w:t>newNode.next = this.head;</w:t>
+      </w:r>
+    </w:p>
+    <w:p>
+      <w:pPr>
+        <w:ind w:left="0" w:firstLine="0"/>
+      </w:pPr>
+      <w:r>
+        <w:rPr>
+          <w:highlight w:val="yellow"/>
+        </w:rPr>
+        <w:t>Displaying</w:t>
+      </w:r>
+      <w:r>
+        <w:t>: We can’t use while(current !== null) because null never comes, we use do { } while(current !== head)</w:t>
+      </w:r>
+    </w:p>
+    <w:p>
+      <w:pPr>
+        <w:ind w:left="0" w:firstLine="0"/>
+      </w:pPr>
+    </w:p>
+    <w:p>
+      <w:pPr>
+        <w:ind w:left="0" w:firstLine="0"/>
+      </w:pPr>
+      <w:r>
+        <w:lastRenderedPageBreak/>
+        <w:drawing>
+          <wp:inline distT="0" distB="0" distL="0" distR="0" wp14:anchorId="25B4F0D4" wp14:editId="42D5275B">
+            <wp:extent cx="5943600" cy="6247765"/>
+            <wp:effectExtent l="0" t="0" r="0" b="635"/>
+            <wp:docPr id="1395009676" name="Picture 1"/>
+            <wp:cNvGraphicFramePr>
+              <a:graphicFrameLocks xmlns:a="http://schemas.openxmlformats.org/drawingml/2006/main" noChangeAspect="1"/>
+            </wp:cNvGraphicFramePr>
+            <a:graphic xmlns:a="http://schemas.openxmlformats.org/drawingml/2006/main">
+              <a:graphicData uri="http://schemas.openxmlformats.org/drawingml/2006/picture">
+                <pic:pic xmlns:pic="http://schemas.openxmlformats.org/drawingml/2006/picture">
+                  <pic:nvPicPr>
+                    <pic:cNvPr id="1395009676" name=""/>
+                    <pic:cNvPicPr/>
+                  </pic:nvPicPr>
+                  <pic:blipFill>
+                    <a:blip r:embed="rId52"/>
+                    <a:stretch>
+                      <a:fillRect/>
+                    </a:stretch>
+                  </pic:blipFill>
+                  <pic:spPr>
+                    <a:xfrm>
+                      <a:off x="0" y="0"/>
+                      <a:ext cx="5943600" cy="6247765"/>
+                    </a:xfrm>
+                    <a:prstGeom prst="rect">
+                      <a:avLst/>
+                    </a:prstGeom>
+                  </pic:spPr>
+                </pic:pic>
+              </a:graphicData>
+            </a:graphic>
+          </wp:inline>
+        </w:drawing>
+      </w:r>
+    </w:p>
+    <w:p>
+      <w:pPr>
+        <w:ind w:left="0" w:firstLine="0"/>
+      </w:pPr>
+      <w:r>
+        <w:lastRenderedPageBreak/>
+        <w:drawing>
+          <wp:inline distT="0" distB="0" distL="0" distR="0" wp14:anchorId="12291946" wp14:editId="0C61C252">
+            <wp:extent cx="5943600" cy="3645535"/>
+            <wp:effectExtent l="0" t="0" r="0" b="0"/>
+            <wp:docPr id="1440017099" name="Picture 1"/>
+            <wp:cNvGraphicFramePr>
+              <a:graphicFrameLocks xmlns:a="http://schemas.openxmlformats.org/drawingml/2006/main" noChangeAspect="1"/>
+            </wp:cNvGraphicFramePr>
+            <a:graphic xmlns:a="http://schemas.openxmlformats.org/drawingml/2006/main">
+              <a:graphicData uri="http://schemas.openxmlformats.org/drawingml/2006/picture">
+                <pic:pic xmlns:pic="http://schemas.openxmlformats.org/drawingml/2006/picture">
+                  <pic:nvPicPr>
+                    <pic:cNvPr id="1440017099" name=""/>
+                    <pic:cNvPicPr/>
+                  </pic:nvPicPr>
+                  <pic:blipFill>
+                    <a:blip r:embed="rId53"/>
+                    <a:stretch>
+                      <a:fillRect/>
+                    </a:stretch>
+                  </pic:blipFill>
+                  <pic:spPr>
+                    <a:xfrm>
+                      <a:off x="0" y="0"/>
+                      <a:ext cx="5943600" cy="3645535"/>
+                    </a:xfrm>
+                    <a:prstGeom prst="rect">
+                      <a:avLst/>
+                    </a:prstGeom>
+                  </pic:spPr>
+                </pic:pic>
+              </a:graphicData>
+            </a:graphic>
+          </wp:inline>
+        </w:drawing>
+      </w:r>
+    </w:p>
+    <w:p>
+      <w:pPr>
+        <w:ind w:left="0" w:firstLine="0"/>
+      </w:pPr>
+      <w:r>
+        <w:rPr>
+          <w:highlight w:val="yellow"/>
+        </w:rPr>
+        <w:t>Output:</w:t>
+      </w:r>
+    </w:p>
+    <w:p>
+      <w:pPr>
+        <w:ind w:left="0" w:firstLine="0"/>
+      </w:pPr>
+      <w:r>
+        <w:drawing>
+          <wp:inline distT="0" distB="0" distL="0" distR="0" wp14:anchorId="638A0A80" wp14:editId="1F2825A2">
+            <wp:extent cx="5943600" cy="1126490"/>
+            <wp:effectExtent l="0" t="0" r="0" b="0"/>
+            <wp:docPr id="1612083344" name="Picture 1"/>
+            <wp:cNvGraphicFramePr>
+              <a:graphicFrameLocks xmlns:a="http://schemas.openxmlformats.org/drawingml/2006/main" noChangeAspect="1"/>
+            </wp:cNvGraphicFramePr>
+            <a:graphic xmlns:a="http://schemas.openxmlformats.org/drawingml/2006/main">
+              <a:graphicData uri="http://schemas.openxmlformats.org/drawingml/2006/picture">
+                <pic:pic xmlns:pic="http://schemas.openxmlformats.org/drawingml/2006/picture">
+                  <pic:nvPicPr>
+                    <pic:cNvPr id="1612083344" name=""/>
+                    <pic:cNvPicPr/>
+                  </pic:nvPicPr>
+                  <pic:blipFill>
+                    <a:blip r:embed="rId54"/>
+                    <a:stretch>
+                      <a:fillRect/>
+                    </a:stretch>
+                  </pic:blipFill>
+                  <pic:spPr>
+                    <a:xfrm>
+                      <a:off x="0" y="0"/>
+                      <a:ext cx="5943600" cy="1126490"/>
+                    </a:xfrm>
+                    <a:prstGeom prst="rect">
+                      <a:avLst/>
+                    </a:prstGeom>
+                  </pic:spPr>
+                </pic:pic>
+              </a:graphicData>
+            </a:graphic>
+          </wp:inline>
+        </w:drawing>
+      </w:r>
+    </w:p>
+    <w:p>
+      <w:pPr>
+        <w:ind w:left="0" w:firstLine="0"/>
+      </w:pPr>
+      <w:r>
+        <w:rPr>
+          <w:highlight w:val="yellow"/>
+        </w:rPr>
+        <w:t>Activity:</w:t>
+      </w:r>
+    </w:p>
+    <w:p>
+      <w:pPr>
+        <w:ind w:left="0" w:firstLine="0"/>
+      </w:pPr>
+      <w:r>
+        <w:t>Perform update &amp; delete on a circular linked list</w:t>
+      </w:r>
+      <w:r>
+        <w:t>, so that you will only change the links between the node you deleted and their previous &amp; next node</w:t>
+      </w:r>
+      <w:r>
+        <w:t xml:space="preserve"> when the node is deleted, the update must only update the existing value with the new value.</w:t>
+      </w:r>
     </w:p>
     <w:sectPr>
       <w:pgSz w:w="12240" w:h="15840"/>
@@ -4530,7 +5426,6 @@
   <w:style w:type="character" w:default="1" w:styleId="DefaultParagraphFont">
     <w:name w:val="Default Paragraph Font"/>
     <w:uiPriority w:val="1"/>
-    <w:semiHidden/>
     <w:unhideWhenUsed/>
   </w:style>
   <w:style w:type="table" w:default="1" w:styleId="TableNormal">

--- a/Phase 2 Datastructures with JS.docx
+++ b/Phase 2 Datastructures with JS.docx
@@ -3284,6 +3284,9 @@
         <w:ind w:left="0" w:firstLine="0"/>
       </w:pPr>
       <w:r>
+        <w:rPr>
+          <w:noProof/>
+        </w:rPr>
         <w:lastRenderedPageBreak/>
         <w:drawing>
           <wp:inline distT="0" distB="0" distL="0" distR="0" wp14:anchorId="38572279" wp14:editId="19DBB6C8">
@@ -3322,6 +3325,9 @@
         </w:drawing>
       </w:r>
       <w:r>
+        <w:rPr>
+          <w:noProof/>
+        </w:rPr>
         <w:lastRenderedPageBreak/>
         <w:drawing>
           <wp:inline distT="0" distB="0" distL="0" distR="0" wp14:anchorId="15BC0C8F" wp14:editId="2A43CD93">
@@ -3360,6 +3366,9 @@
         </w:drawing>
       </w:r>
       <w:r>
+        <w:rPr>
+          <w:noProof/>
+        </w:rPr>
         <w:lastRenderedPageBreak/>
         <w:drawing>
           <wp:inline distT="0" distB="0" distL="0" distR="0" wp14:anchorId="10C25AA2" wp14:editId="6C003C73">
@@ -3414,6 +3423,9 @@
         <w:ind w:left="0" w:firstLine="0"/>
       </w:pPr>
       <w:r>
+        <w:rPr>
+          <w:noProof/>
+        </w:rPr>
         <w:drawing>
           <wp:inline distT="0" distB="0" distL="0" distR="0" wp14:anchorId="2BA6C090" wp14:editId="2A56BDBE">
             <wp:extent cx="5943600" cy="1852295"/>
@@ -3516,6 +3528,9 @@
         <w:ind w:left="0" w:firstLine="0"/>
       </w:pPr>
       <w:r>
+        <w:rPr>
+          <w:noProof/>
+        </w:rPr>
         <w:drawing>
           <wp:inline distT="0" distB="0" distL="0" distR="0" wp14:anchorId="3A7F5DC1" wp14:editId="49ECCC45">
             <wp:extent cx="5943600" cy="2268220"/>
@@ -3580,6 +3595,9 @@
         </w:rPr>
       </w:pPr>
       <w:r>
+        <w:rPr>
+          <w:noProof/>
+        </w:rPr>
         <w:lastRenderedPageBreak/>
         <w:drawing>
           <wp:inline distT="0" distB="0" distL="0" distR="0" wp14:anchorId="085301BB" wp14:editId="402CEF0C">
@@ -3624,6 +3642,9 @@
         <w:t xml:space="preserve"> </w:t>
       </w:r>
       <w:r>
+        <w:rPr>
+          <w:noProof/>
+        </w:rPr>
         <w:lastRenderedPageBreak/>
         <w:drawing>
           <wp:inline distT="0" distB="0" distL="0" distR="0" wp14:anchorId="38209F7E" wp14:editId="2C82BC6B">
@@ -3729,6 +3750,9 @@
         <w:ind w:left="0" w:firstLine="0"/>
       </w:pPr>
       <w:r>
+        <w:rPr>
+          <w:noProof/>
+        </w:rPr>
         <w:drawing>
           <wp:inline distT="0" distB="0" distL="0" distR="0" wp14:anchorId="100F425A" wp14:editId="68FDC5DE">
             <wp:extent cx="5943600" cy="3684270"/>
@@ -3782,6 +3806,9 @@
         <w:ind w:left="0" w:firstLine="0"/>
       </w:pPr>
       <w:r>
+        <w:rPr>
+          <w:noProof/>
+        </w:rPr>
         <w:lastRenderedPageBreak/>
         <w:drawing>
           <wp:inline distT="0" distB="0" distL="0" distR="0" wp14:anchorId="57564C9A" wp14:editId="0C1738A3">
@@ -3868,6 +3895,9 @@
         <w:ind w:left="0" w:firstLine="0"/>
       </w:pPr>
       <w:r>
+        <w:rPr>
+          <w:noProof/>
+        </w:rPr>
         <w:lastRenderedPageBreak/>
         <w:drawing>
           <wp:inline distT="0" distB="0" distL="0" distR="0" wp14:anchorId="70380928" wp14:editId="6FF6B13B">
@@ -3956,6 +3986,9 @@
         <w:ind w:left="0" w:firstLine="0"/>
       </w:pPr>
       <w:r>
+        <w:rPr>
+          <w:noProof/>
+        </w:rPr>
         <w:lastRenderedPageBreak/>
         <w:drawing>
           <wp:inline distT="0" distB="0" distL="0" distR="0" wp14:anchorId="25B4F0D4" wp14:editId="42D5275B">
@@ -3999,6 +4032,9 @@
         <w:ind w:left="0" w:firstLine="0"/>
       </w:pPr>
       <w:r>
+        <w:rPr>
+          <w:noProof/>
+        </w:rPr>
         <w:lastRenderedPageBreak/>
         <w:drawing>
           <wp:inline distT="0" distB="0" distL="0" distR="0" wp14:anchorId="12291946" wp14:editId="0C61C252">
@@ -4053,6 +4089,9 @@
         <w:ind w:left="0" w:firstLine="0"/>
       </w:pPr>
       <w:r>
+        <w:rPr>
+          <w:noProof/>
+        </w:rPr>
         <w:drawing>
           <wp:inline distT="0" distB="0" distL="0" distR="0" wp14:anchorId="638A0A80" wp14:editId="1F2825A2">
             <wp:extent cx="5943600" cy="1126490"/>
@@ -4115,6 +4154,1618 @@
         <w:t xml:space="preserve"> when the node is deleted, the update must only update the existing value with the new value.</w:t>
       </w:r>
     </w:p>
+    <w:p>
+      <w:pPr>
+        <w:ind w:left="0" w:firstLine="0"/>
+      </w:pPr>
+      <w:r>
+        <w:rPr>
+          <w:highlight w:val="yellow"/>
+        </w:rPr>
+        <w:t>14-02-2026</w:t>
+      </w:r>
+    </w:p>
+    <w:p>
+      <w:pPr>
+        <w:ind w:left="0" w:firstLine="0"/>
+      </w:pPr>
+      <w:r>
+        <w:rPr>
+          <w:highlight w:val="yellow"/>
+        </w:rPr>
+        <w:t>Stack &amp; Queue</w:t>
+      </w:r>
+    </w:p>
+    <w:p>
+      <w:pPr>
+        <w:ind w:left="0" w:firstLine="0"/>
+      </w:pPr>
+      <w:r>
+        <w:t>A stack follows Last In, First Out ord</w:t>
+      </w:r>
+      <w:r>
+        <w:t>er</w:t>
+      </w:r>
+    </w:p>
+    <w:p>
+      <w:pPr>
+        <w:ind w:left="0" w:firstLine="0"/>
+      </w:pPr>
+      <w:r>
+        <w:t>Ex: Text editors, every action -&gt; push into stack; undo -&gt; pop the last action</w:t>
+      </w:r>
+    </w:p>
+    <w:p>
+      <w:pPr>
+        <w:ind w:left="0" w:firstLine="0"/>
+      </w:pPr>
+      <w:r>
+        <w:lastRenderedPageBreak/>
+        <w:t>Ex: Loading dependent resources like A -&gt; B -&gt; C -&gt; D</w:t>
+      </w:r>
+    </w:p>
+    <w:p>
+      <w:pPr>
+        <w:ind w:left="0" w:firstLine="0"/>
+      </w:pPr>
+      <w:r>
+        <w:t>Some of the operations in stacks are:</w:t>
+      </w:r>
+    </w:p>
+    <w:p>
+      <w:pPr>
+        <w:pStyle w:val="ListParagraph"/>
+        <w:numPr>
+          <w:ilvl w:val="0"/>
+          <w:numId w:val="8"/>
+        </w:numPr>
+      </w:pPr>
+      <w:r>
+        <w:t>push - to add the elements at the top</w:t>
+      </w:r>
+    </w:p>
+    <w:p>
+      <w:pPr>
+        <w:pStyle w:val="ListParagraph"/>
+        <w:numPr>
+          <w:ilvl w:val="0"/>
+          <w:numId w:val="8"/>
+        </w:numPr>
+      </w:pPr>
+      <w:r>
+        <w:t>pop - to remove the element added at the last</w:t>
+      </w:r>
+    </w:p>
+    <w:p>
+      <w:pPr>
+        <w:pStyle w:val="ListParagraph"/>
+        <w:numPr>
+          <w:ilvl w:val="0"/>
+          <w:numId w:val="8"/>
+        </w:numPr>
+      </w:pPr>
+      <w:r>
+        <w:t>peek - to read the top most element</w:t>
+      </w:r>
+    </w:p>
+    <w:p>
+      <w:pPr>
+        <w:pStyle w:val="ListParagraph"/>
+        <w:numPr>
+          <w:ilvl w:val="0"/>
+          <w:numId w:val="8"/>
+        </w:numPr>
+      </w:pPr>
+      <w:r>
+        <w:t>display - to display all the stack elements</w:t>
+      </w:r>
+    </w:p>
+    <w:p>
+      <w:pPr>
+        <w:ind w:left="0" w:firstLine="0"/>
+      </w:pPr>
+      <w:r>
+        <w:rPr>
+          <w:highlight w:val="yellow"/>
+        </w:rPr>
+        <w:t>Queue</w:t>
+      </w:r>
+    </w:p>
+    <w:p>
+      <w:pPr>
+        <w:ind w:left="0" w:firstLine="0"/>
+      </w:pPr>
+      <w:r>
+        <w:t>First element added is the first removed, it is used wherever things must be processed in the same order they arrive</w:t>
+      </w:r>
+    </w:p>
+    <w:p>
+      <w:pPr>
+        <w:ind w:left="0" w:firstLine="0"/>
+      </w:pPr>
+      <w:r>
+        <w:t>Ex: ticket counters, call centres, print jobs</w:t>
+      </w:r>
+    </w:p>
+    <w:p>
+      <w:pPr>
+        <w:ind w:left="0" w:firstLine="0"/>
+      </w:pPr>
+      <w:r>
+        <w:t>Some of the operations in queue are:</w:t>
+      </w:r>
+    </w:p>
+    <w:p>
+      <w:pPr>
+        <w:pStyle w:val="ListParagraph"/>
+        <w:numPr>
+          <w:ilvl w:val="0"/>
+          <w:numId w:val="9"/>
+        </w:numPr>
+      </w:pPr>
+      <w:r>
+        <w:t>enqueue - to add the element at the end</w:t>
+      </w:r>
+    </w:p>
+    <w:p>
+      <w:pPr>
+        <w:pStyle w:val="ListParagraph"/>
+        <w:numPr>
+          <w:ilvl w:val="0"/>
+          <w:numId w:val="9"/>
+        </w:numPr>
+      </w:pPr>
+      <w:r>
+        <w:t>dequeue - to remove the element from the front</w:t>
+      </w:r>
+    </w:p>
+    <w:p>
+      <w:pPr>
+        <w:pStyle w:val="ListParagraph"/>
+        <w:numPr>
+          <w:ilvl w:val="0"/>
+          <w:numId w:val="9"/>
+        </w:numPr>
+      </w:pPr>
+      <w:r>
+        <w:t>display - to display all the elements</w:t>
+      </w:r>
+    </w:p>
+    <w:p>
+      <w:pPr>
+        <w:pStyle w:val="ListParagraph"/>
+        <w:numPr>
+          <w:ilvl w:val="0"/>
+          <w:numId w:val="9"/>
+        </w:numPr>
+      </w:pPr>
+      <w:r>
+        <w:t>peek - to read the element from the front.</w:t>
+      </w:r>
+    </w:p>
+    <w:p>
+      <w:pPr>
+        <w:ind w:left="0" w:firstLine="0"/>
+      </w:pPr>
+      <w:r>
+        <w:rPr>
+          <w:highlight w:val="yellow"/>
+        </w:rPr>
+        <w:t>Stack program</w:t>
+      </w:r>
+    </w:p>
+    <w:p>
+      <w:pPr>
+        <w:ind w:left="0" w:firstLine="0"/>
+      </w:pPr>
+      <w:r>
+        <w:lastRenderedPageBreak/>
+        <w:drawing>
+          <wp:inline distT="0" distB="0" distL="0" distR="0" wp14:anchorId="4F58F036" wp14:editId="29E1408D">
+            <wp:extent cx="5943600" cy="5458460"/>
+            <wp:effectExtent l="0" t="0" r="0" b="8890"/>
+            <wp:docPr id="1873800668" name="Picture 1"/>
+            <wp:cNvGraphicFramePr>
+              <a:graphicFrameLocks xmlns:a="http://schemas.openxmlformats.org/drawingml/2006/main" noChangeAspect="1"/>
+            </wp:cNvGraphicFramePr>
+            <a:graphic xmlns:a="http://schemas.openxmlformats.org/drawingml/2006/main">
+              <a:graphicData uri="http://schemas.openxmlformats.org/drawingml/2006/picture">
+                <pic:pic xmlns:pic="http://schemas.openxmlformats.org/drawingml/2006/picture">
+                  <pic:nvPicPr>
+                    <pic:cNvPr id="1873800668" name=""/>
+                    <pic:cNvPicPr/>
+                  </pic:nvPicPr>
+                  <pic:blipFill>
+                    <a:blip r:embed="rId55"/>
+                    <a:stretch>
+                      <a:fillRect/>
+                    </a:stretch>
+                  </pic:blipFill>
+                  <pic:spPr>
+                    <a:xfrm>
+                      <a:off x="0" y="0"/>
+                      <a:ext cx="5943600" cy="5458460"/>
+                    </a:xfrm>
+                    <a:prstGeom prst="rect">
+                      <a:avLst/>
+                    </a:prstGeom>
+                  </pic:spPr>
+                </pic:pic>
+              </a:graphicData>
+            </a:graphic>
+          </wp:inline>
+        </w:drawing>
+      </w:r>
+      <w:r>
+        <w:lastRenderedPageBreak/>
+        <w:drawing>
+          <wp:inline distT="0" distB="0" distL="0" distR="0" wp14:anchorId="0697FBAC" wp14:editId="08A91C22">
+            <wp:extent cx="5943600" cy="4448175"/>
+            <wp:effectExtent l="0" t="0" r="0" b="9525"/>
+            <wp:docPr id="1425641711" name="Picture 1"/>
+            <wp:cNvGraphicFramePr>
+              <a:graphicFrameLocks xmlns:a="http://schemas.openxmlformats.org/drawingml/2006/main" noChangeAspect="1"/>
+            </wp:cNvGraphicFramePr>
+            <a:graphic xmlns:a="http://schemas.openxmlformats.org/drawingml/2006/main">
+              <a:graphicData uri="http://schemas.openxmlformats.org/drawingml/2006/picture">
+                <pic:pic xmlns:pic="http://schemas.openxmlformats.org/drawingml/2006/picture">
+                  <pic:nvPicPr>
+                    <pic:cNvPr id="1425641711" name=""/>
+                    <pic:cNvPicPr/>
+                  </pic:nvPicPr>
+                  <pic:blipFill>
+                    <a:blip r:embed="rId56"/>
+                    <a:stretch>
+                      <a:fillRect/>
+                    </a:stretch>
+                  </pic:blipFill>
+                  <pic:spPr>
+                    <a:xfrm>
+                      <a:off x="0" y="0"/>
+                      <a:ext cx="5943600" cy="4448175"/>
+                    </a:xfrm>
+                    <a:prstGeom prst="rect">
+                      <a:avLst/>
+                    </a:prstGeom>
+                  </pic:spPr>
+                </pic:pic>
+              </a:graphicData>
+            </a:graphic>
+          </wp:inline>
+        </w:drawing>
+      </w:r>
+    </w:p>
+    <w:p>
+      <w:pPr>
+        <w:ind w:left="0" w:firstLine="0"/>
+      </w:pPr>
+      <w:r>
+        <w:rPr>
+          <w:highlight w:val="yellow"/>
+        </w:rPr>
+        <w:t>Output:</w:t>
+      </w:r>
+    </w:p>
+    <w:p>
+      <w:pPr>
+        <w:ind w:left="0" w:firstLine="0"/>
+      </w:pPr>
+      <w:r>
+        <w:lastRenderedPageBreak/>
+        <w:drawing>
+          <wp:inline distT="0" distB="0" distL="0" distR="0" wp14:anchorId="6AF99786" wp14:editId="5D1939BB">
+            <wp:extent cx="5943600" cy="3855720"/>
+            <wp:effectExtent l="0" t="0" r="0" b="0"/>
+            <wp:docPr id="1386378917" name="Picture 1"/>
+            <wp:cNvGraphicFramePr>
+              <a:graphicFrameLocks xmlns:a="http://schemas.openxmlformats.org/drawingml/2006/main" noChangeAspect="1"/>
+            </wp:cNvGraphicFramePr>
+            <a:graphic xmlns:a="http://schemas.openxmlformats.org/drawingml/2006/main">
+              <a:graphicData uri="http://schemas.openxmlformats.org/drawingml/2006/picture">
+                <pic:pic xmlns:pic="http://schemas.openxmlformats.org/drawingml/2006/picture">
+                  <pic:nvPicPr>
+                    <pic:cNvPr id="1386378917" name=""/>
+                    <pic:cNvPicPr/>
+                  </pic:nvPicPr>
+                  <pic:blipFill>
+                    <a:blip r:embed="rId57"/>
+                    <a:stretch>
+                      <a:fillRect/>
+                    </a:stretch>
+                  </pic:blipFill>
+                  <pic:spPr>
+                    <a:xfrm>
+                      <a:off x="0" y="0"/>
+                      <a:ext cx="5943600" cy="3855720"/>
+                    </a:xfrm>
+                    <a:prstGeom prst="rect">
+                      <a:avLst/>
+                    </a:prstGeom>
+                  </pic:spPr>
+                </pic:pic>
+              </a:graphicData>
+            </a:graphic>
+          </wp:inline>
+        </w:drawing>
+      </w:r>
+    </w:p>
+    <w:p>
+      <w:pPr>
+        <w:ind w:left="0" w:firstLine="0"/>
+      </w:pPr>
+      <w:r>
+        <w:rPr>
+          <w:highlight w:val="yellow"/>
+        </w:rPr>
+        <w:t>Queue Example</w:t>
+      </w:r>
+    </w:p>
+    <w:p>
+      <w:pPr>
+        <w:ind w:left="0" w:firstLine="0"/>
+      </w:pPr>
+      <w:r>
+        <w:lastRenderedPageBreak/>
+        <w:drawing>
+          <wp:inline distT="0" distB="0" distL="0" distR="0" wp14:anchorId="6BB6B7C4" wp14:editId="66C032BE">
+            <wp:extent cx="5943600" cy="5789930"/>
+            <wp:effectExtent l="0" t="0" r="0" b="1270"/>
+            <wp:docPr id="1813173663" name="Picture 1"/>
+            <wp:cNvGraphicFramePr>
+              <a:graphicFrameLocks xmlns:a="http://schemas.openxmlformats.org/drawingml/2006/main" noChangeAspect="1"/>
+            </wp:cNvGraphicFramePr>
+            <a:graphic xmlns:a="http://schemas.openxmlformats.org/drawingml/2006/main">
+              <a:graphicData uri="http://schemas.openxmlformats.org/drawingml/2006/picture">
+                <pic:pic xmlns:pic="http://schemas.openxmlformats.org/drawingml/2006/picture">
+                  <pic:nvPicPr>
+                    <pic:cNvPr id="1813173663" name=""/>
+                    <pic:cNvPicPr/>
+                  </pic:nvPicPr>
+                  <pic:blipFill>
+                    <a:blip r:embed="rId58"/>
+                    <a:stretch>
+                      <a:fillRect/>
+                    </a:stretch>
+                  </pic:blipFill>
+                  <pic:spPr>
+                    <a:xfrm>
+                      <a:off x="0" y="0"/>
+                      <a:ext cx="5943600" cy="5789930"/>
+                    </a:xfrm>
+                    <a:prstGeom prst="rect">
+                      <a:avLst/>
+                    </a:prstGeom>
+                  </pic:spPr>
+                </pic:pic>
+              </a:graphicData>
+            </a:graphic>
+          </wp:inline>
+        </w:drawing>
+      </w:r>
+      <w:r>
+        <w:lastRenderedPageBreak/>
+        <w:drawing>
+          <wp:inline distT="0" distB="0" distL="0" distR="0" wp14:anchorId="0B3CEE41" wp14:editId="377F8341">
+            <wp:extent cx="5943600" cy="2856865"/>
+            <wp:effectExtent l="0" t="0" r="0" b="635"/>
+            <wp:docPr id="1001293515" name="Picture 1"/>
+            <wp:cNvGraphicFramePr>
+              <a:graphicFrameLocks xmlns:a="http://schemas.openxmlformats.org/drawingml/2006/main" noChangeAspect="1"/>
+            </wp:cNvGraphicFramePr>
+            <a:graphic xmlns:a="http://schemas.openxmlformats.org/drawingml/2006/main">
+              <a:graphicData uri="http://schemas.openxmlformats.org/drawingml/2006/picture">
+                <pic:pic xmlns:pic="http://schemas.openxmlformats.org/drawingml/2006/picture">
+                  <pic:nvPicPr>
+                    <pic:cNvPr id="1001293515" name=""/>
+                    <pic:cNvPicPr/>
+                  </pic:nvPicPr>
+                  <pic:blipFill>
+                    <a:blip r:embed="rId59"/>
+                    <a:stretch>
+                      <a:fillRect/>
+                    </a:stretch>
+                  </pic:blipFill>
+                  <pic:spPr>
+                    <a:xfrm>
+                      <a:off x="0" y="0"/>
+                      <a:ext cx="5943600" cy="2856865"/>
+                    </a:xfrm>
+                    <a:prstGeom prst="rect">
+                      <a:avLst/>
+                    </a:prstGeom>
+                  </pic:spPr>
+                </pic:pic>
+              </a:graphicData>
+            </a:graphic>
+          </wp:inline>
+        </w:drawing>
+      </w:r>
+    </w:p>
+    <w:p>
+      <w:pPr>
+        <w:ind w:left="0" w:firstLine="0"/>
+      </w:pPr>
+      <w:r>
+        <w:rPr>
+          <w:highlight w:val="yellow"/>
+        </w:rPr>
+        <w:t>Output:</w:t>
+      </w:r>
+    </w:p>
+    <w:p>
+      <w:pPr>
+        <w:ind w:left="0" w:firstLine="0"/>
+      </w:pPr>
+      <w:r>
+        <w:drawing>
+          <wp:inline distT="0" distB="0" distL="0" distR="0" wp14:anchorId="0FF76C9F" wp14:editId="76789F78">
+            <wp:extent cx="5943600" cy="953770"/>
+            <wp:effectExtent l="0" t="0" r="0" b="0"/>
+            <wp:docPr id="1191167287" name="Picture 1"/>
+            <wp:cNvGraphicFramePr>
+              <a:graphicFrameLocks xmlns:a="http://schemas.openxmlformats.org/drawingml/2006/main" noChangeAspect="1"/>
+            </wp:cNvGraphicFramePr>
+            <a:graphic xmlns:a="http://schemas.openxmlformats.org/drawingml/2006/main">
+              <a:graphicData uri="http://schemas.openxmlformats.org/drawingml/2006/picture">
+                <pic:pic xmlns:pic="http://schemas.openxmlformats.org/drawingml/2006/picture">
+                  <pic:nvPicPr>
+                    <pic:cNvPr id="1191167287" name=""/>
+                    <pic:cNvPicPr/>
+                  </pic:nvPicPr>
+                  <pic:blipFill>
+                    <a:blip r:embed="rId60"/>
+                    <a:stretch>
+                      <a:fillRect/>
+                    </a:stretch>
+                  </pic:blipFill>
+                  <pic:spPr>
+                    <a:xfrm>
+                      <a:off x="0" y="0"/>
+                      <a:ext cx="5943600" cy="953770"/>
+                    </a:xfrm>
+                    <a:prstGeom prst="rect">
+                      <a:avLst/>
+                    </a:prstGeom>
+                  </pic:spPr>
+                </pic:pic>
+              </a:graphicData>
+            </a:graphic>
+          </wp:inline>
+        </w:drawing>
+      </w:r>
+    </w:p>
+    <w:p>
+      <w:pPr>
+        <w:ind w:left="0" w:firstLine="0"/>
+        <w:rPr>
+          <w:highlight w:val="yellow"/>
+        </w:rPr>
+      </w:pPr>
+    </w:p>
+    <w:p>
+      <w:pPr>
+        <w:ind w:left="0" w:firstLine="0"/>
+        <w:rPr>
+          <w:highlight w:val="yellow"/>
+        </w:rPr>
+      </w:pPr>
+    </w:p>
+    <w:p>
+      <w:pPr>
+        <w:ind w:left="0" w:firstLine="0"/>
+        <w:rPr>
+          <w:highlight w:val="yellow"/>
+        </w:rPr>
+      </w:pPr>
+    </w:p>
+    <w:p>
+      <w:pPr>
+        <w:ind w:left="0" w:firstLine="0"/>
+        <w:rPr>
+          <w:highlight w:val="yellow"/>
+        </w:rPr>
+      </w:pPr>
+    </w:p>
+    <w:p>
+      <w:pPr>
+        <w:ind w:left="0" w:firstLine="0"/>
+        <w:rPr>
+          <w:highlight w:val="yellow"/>
+        </w:rPr>
+      </w:pPr>
+    </w:p>
+    <w:p>
+      <w:pPr>
+        <w:ind w:left="0" w:firstLine="0"/>
+        <w:rPr>
+          <w:highlight w:val="yellow"/>
+        </w:rPr>
+      </w:pPr>
+    </w:p>
+    <w:p>
+      <w:pPr>
+        <w:ind w:left="0" w:firstLine="0"/>
+        <w:rPr>
+          <w:highlight w:val="yellow"/>
+        </w:rPr>
+      </w:pPr>
+    </w:p>
+    <w:p>
+      <w:pPr>
+        <w:ind w:left="0" w:firstLine="0"/>
+        <w:rPr>
+          <w:highlight w:val="yellow"/>
+        </w:rPr>
+      </w:pPr>
+    </w:p>
+    <w:p>
+      <w:pPr>
+        <w:ind w:left="0" w:firstLine="0"/>
+        <w:rPr>
+          <w:highlight w:val="yellow"/>
+        </w:rPr>
+      </w:pPr>
+    </w:p>
+    <w:p>
+      <w:pPr>
+        <w:ind w:left="0" w:firstLine="0"/>
+      </w:pPr>
+      <w:r>
+        <w:rPr>
+          <w:highlight w:val="yellow"/>
+        </w:rPr>
+        <w:lastRenderedPageBreak/>
+        <w:t>Activity Using Stack</w:t>
+      </w:r>
+    </w:p>
+    <w:p>
+      <w:pPr>
+        <w:ind w:left="0" w:firstLine="0"/>
+      </w:pPr>
+      <w:r>
+        <w:t>Determine whether a string of brackets is balanced or not balanced, every opening brackets must have corresponding closing brackets and they must be closed in the correct order, don’t use counters to validate the brackets, your program should print valid if the string has balanced bracket, else invalid</w:t>
+      </w:r>
+      <w:r>
+        <w:t>, create isValidBracket(input) method that returns boolean value</w:t>
+      </w:r>
+    </w:p>
+    <w:p>
+      <w:pPr>
+        <w:ind w:left="0" w:firstLine="0"/>
+      </w:pPr>
+      <w:r>
+        <w:rPr>
+          <w:highlight w:val="yellow"/>
+        </w:rPr>
+        <w:t>Sample inputs &amp; outputs</w:t>
+      </w:r>
+    </w:p>
+    <w:tbl>
+      <w:tblPr>
+        <w:tblStyle w:val="TableGrid"/>
+        <w:tblW w:w="0" w:type="auto"/>
+        <w:tblLook w:val="04A0" w:firstRow="1" w:lastRow="0" w:firstColumn="1" w:lastColumn="0" w:noHBand="0" w:noVBand="1"/>
+      </w:tblPr>
+      <w:tblGrid>
+        <w:gridCol w:w="3116"/>
+        <w:gridCol w:w="3117"/>
+        <w:gridCol w:w="3117"/>
+      </w:tblGrid>
+      <w:tr>
+        <w:tc>
+          <w:tcPr>
+            <w:tcW w:w="3116" w:type="dxa"/>
+          </w:tcPr>
+          <w:p>
+            <w:pPr>
+              <w:ind w:left="0" w:firstLine="0"/>
+            </w:pPr>
+            <w:r>
+              <w:t>Input</w:t>
+            </w:r>
+          </w:p>
+        </w:tc>
+        <w:tc>
+          <w:tcPr>
+            <w:tcW w:w="3117" w:type="dxa"/>
+          </w:tcPr>
+          <w:p>
+            <w:pPr>
+              <w:ind w:left="0" w:firstLine="0"/>
+            </w:pPr>
+            <w:r>
+              <w:t>Output</w:t>
+            </w:r>
+          </w:p>
+        </w:tc>
+        <w:tc>
+          <w:tcPr>
+            <w:tcW w:w="3117" w:type="dxa"/>
+          </w:tcPr>
+          <w:p>
+            <w:pPr>
+              <w:ind w:left="0" w:firstLine="0"/>
+            </w:pPr>
+            <w:r>
+              <w:t>Explanation</w:t>
+            </w:r>
+          </w:p>
+        </w:tc>
+      </w:tr>
+      <w:tr>
+        <w:tc>
+          <w:tcPr>
+            <w:tcW w:w="3116" w:type="dxa"/>
+          </w:tcPr>
+          <w:p>
+            <w:pPr>
+              <w:ind w:left="0" w:firstLine="0"/>
+            </w:pPr>
+            <w:r>
+              <w:t>({[]})</w:t>
+            </w:r>
+          </w:p>
+        </w:tc>
+        <w:tc>
+          <w:tcPr>
+            <w:tcW w:w="3117" w:type="dxa"/>
+          </w:tcPr>
+          <w:p>
+            <w:pPr>
+              <w:ind w:left="0" w:firstLine="0"/>
+            </w:pPr>
+            <w:r>
+              <w:t>Valid</w:t>
+            </w:r>
+          </w:p>
+        </w:tc>
+        <w:tc>
+          <w:tcPr>
+            <w:tcW w:w="3117" w:type="dxa"/>
+          </w:tcPr>
+          <w:p>
+            <w:pPr>
+              <w:ind w:left="0" w:firstLine="0"/>
+            </w:pPr>
+            <w:r>
+              <w:t>All brackets are correctly nested</w:t>
+            </w:r>
+          </w:p>
+        </w:tc>
+      </w:tr>
+      <w:tr>
+        <w:tc>
+          <w:tcPr>
+            <w:tcW w:w="3116" w:type="dxa"/>
+          </w:tcPr>
+          <w:p>
+            <w:pPr>
+              <w:ind w:left="0" w:firstLine="0"/>
+            </w:pPr>
+            <w:r>
+              <w:t>(())</w:t>
+            </w:r>
+          </w:p>
+        </w:tc>
+        <w:tc>
+          <w:tcPr>
+            <w:tcW w:w="3117" w:type="dxa"/>
+          </w:tcPr>
+          <w:p>
+            <w:pPr>
+              <w:ind w:left="0" w:firstLine="0"/>
+            </w:pPr>
+            <w:r>
+              <w:t>Valid</w:t>
+            </w:r>
+          </w:p>
+        </w:tc>
+        <w:tc>
+          <w:tcPr>
+            <w:tcW w:w="3117" w:type="dxa"/>
+          </w:tcPr>
+          <w:p>
+            <w:pPr>
+              <w:ind w:left="0" w:firstLine="0"/>
+            </w:pPr>
+            <w:r>
+              <w:t>All brackets are correctly nested</w:t>
+            </w:r>
+          </w:p>
+        </w:tc>
+      </w:tr>
+      <w:tr>
+        <w:tc>
+          <w:tcPr>
+            <w:tcW w:w="3116" w:type="dxa"/>
+          </w:tcPr>
+          <w:p>
+            <w:pPr>
+              <w:ind w:left="0" w:firstLine="0"/>
+            </w:pPr>
+            <w:r>
+              <w:t>([)]</w:t>
+            </w:r>
+          </w:p>
+        </w:tc>
+        <w:tc>
+          <w:tcPr>
+            <w:tcW w:w="3117" w:type="dxa"/>
+          </w:tcPr>
+          <w:p>
+            <w:pPr>
+              <w:ind w:left="0" w:firstLine="0"/>
+            </w:pPr>
+            <w:r>
+              <w:t>Invalid</w:t>
+            </w:r>
+          </w:p>
+        </w:tc>
+        <w:tc>
+          <w:tcPr>
+            <w:tcW w:w="3117" w:type="dxa"/>
+          </w:tcPr>
+          <w:p>
+            <w:pPr>
+              <w:ind w:left="0" w:firstLine="0"/>
+            </w:pPr>
+            <w:r>
+              <w:t>Closing ) mismatches opening [</w:t>
+            </w:r>
+          </w:p>
+        </w:tc>
+      </w:tr>
+      <w:tr>
+        <w:tc>
+          <w:tcPr>
+            <w:tcW w:w="3116" w:type="dxa"/>
+          </w:tcPr>
+          <w:p>
+            <w:pPr>
+              <w:ind w:left="0" w:firstLine="0"/>
+            </w:pPr>
+            <w:r>
+              <w:t>(((</w:t>
+            </w:r>
+          </w:p>
+        </w:tc>
+        <w:tc>
+          <w:tcPr>
+            <w:tcW w:w="3117" w:type="dxa"/>
+          </w:tcPr>
+          <w:p>
+            <w:pPr>
+              <w:ind w:left="0" w:firstLine="0"/>
+            </w:pPr>
+            <w:r>
+              <w:t>Invalid</w:t>
+            </w:r>
+          </w:p>
+        </w:tc>
+        <w:tc>
+          <w:tcPr>
+            <w:tcW w:w="3117" w:type="dxa"/>
+          </w:tcPr>
+          <w:p>
+            <w:pPr>
+              <w:ind w:left="0" w:firstLine="0"/>
+            </w:pPr>
+            <w:r>
+              <w:t>Extra opening brackets, no closing</w:t>
+            </w:r>
+          </w:p>
+        </w:tc>
+      </w:tr>
+      <w:tr>
+        <w:tc>
+          <w:tcPr>
+            <w:tcW w:w="3116" w:type="dxa"/>
+          </w:tcPr>
+          <w:p>
+            <w:pPr>
+              <w:ind w:left="0" w:firstLine="0"/>
+            </w:pPr>
+            <w:r>
+              <w:t>())</w:t>
+            </w:r>
+          </w:p>
+        </w:tc>
+        <w:tc>
+          <w:tcPr>
+            <w:tcW w:w="3117" w:type="dxa"/>
+          </w:tcPr>
+          <w:p>
+            <w:pPr>
+              <w:ind w:left="0" w:firstLine="0"/>
+            </w:pPr>
+            <w:r>
+              <w:t>Invalid</w:t>
+            </w:r>
+          </w:p>
+        </w:tc>
+        <w:tc>
+          <w:tcPr>
+            <w:tcW w:w="3117" w:type="dxa"/>
+          </w:tcPr>
+          <w:p>
+            <w:pPr>
+              <w:ind w:left="0" w:firstLine="0"/>
+            </w:pPr>
+            <w:r>
+              <w:t>Extra closing bracket, no matching open</w:t>
+            </w:r>
+            <w:r>
+              <w:t>i</w:t>
+            </w:r>
+            <w:r>
+              <w:t>ng</w:t>
+            </w:r>
+          </w:p>
+        </w:tc>
+      </w:tr>
+    </w:tbl>
+    <w:p>
+      <w:pPr>
+        <w:ind w:left="0" w:firstLine="0"/>
+      </w:pPr>
+    </w:p>
+    <w:p>
+      <w:pPr>
+        <w:ind w:left="0" w:firstLine="0"/>
+      </w:pPr>
+      <w:r>
+        <w:rPr>
+          <w:highlight w:val="yellow"/>
+        </w:rPr>
+        <w:t>Non linear datastructure</w:t>
+      </w:r>
+    </w:p>
+    <w:p>
+      <w:pPr>
+        <w:ind w:left="0" w:firstLine="0"/>
+      </w:pPr>
+      <w:r>
+        <w:t>Linear - Everything is in a straight line</w:t>
+      </w:r>
+    </w:p>
+    <w:p>
+      <w:pPr>
+        <w:ind w:left="0" w:firstLine="0"/>
+      </w:pPr>
+      <w:r>
+        <w:t>Example: standing in a queue, each person has one before and after</w:t>
+      </w:r>
+    </w:p>
+    <w:p>
+      <w:pPr>
+        <w:ind w:left="0" w:firstLine="0"/>
+      </w:pPr>
+      <w:r>
+        <w:t>Non-Linear - Things are not in a straight line, they are connected like a tree or web</w:t>
+      </w:r>
+    </w:p>
+    <w:p>
+      <w:pPr>
+        <w:ind w:left="0" w:firstLine="0"/>
+      </w:pPr>
+      <w:r>
+        <w:t>Example: Family tree</w:t>
+      </w:r>
+    </w:p>
+    <w:p>
+      <w:pPr>
+        <w:ind w:left="0" w:firstLine="0"/>
+      </w:pPr>
+      <w:r>
+        <w:lastRenderedPageBreak/>
+        <w:drawing>
+          <wp:inline distT="0" distB="0" distL="0" distR="0" wp14:anchorId="6E7C1CB2" wp14:editId="432855E7">
+            <wp:extent cx="5943600" cy="4232910"/>
+            <wp:effectExtent l="0" t="0" r="0" b="0"/>
+            <wp:docPr id="837246268" name="Picture 1"/>
+            <wp:cNvGraphicFramePr>
+              <a:graphicFrameLocks xmlns:a="http://schemas.openxmlformats.org/drawingml/2006/main" noChangeAspect="1"/>
+            </wp:cNvGraphicFramePr>
+            <a:graphic xmlns:a="http://schemas.openxmlformats.org/drawingml/2006/main">
+              <a:graphicData uri="http://schemas.openxmlformats.org/drawingml/2006/picture">
+                <pic:pic xmlns:pic="http://schemas.openxmlformats.org/drawingml/2006/picture">
+                  <pic:nvPicPr>
+                    <pic:cNvPr id="837246268" name=""/>
+                    <pic:cNvPicPr/>
+                  </pic:nvPicPr>
+                  <pic:blipFill>
+                    <a:blip r:embed="rId61"/>
+                    <a:stretch>
+                      <a:fillRect/>
+                    </a:stretch>
+                  </pic:blipFill>
+                  <pic:spPr>
+                    <a:xfrm>
+                      <a:off x="0" y="0"/>
+                      <a:ext cx="5943600" cy="4232910"/>
+                    </a:xfrm>
+                    <a:prstGeom prst="rect">
+                      <a:avLst/>
+                    </a:prstGeom>
+                  </pic:spPr>
+                </pic:pic>
+              </a:graphicData>
+            </a:graphic>
+          </wp:inline>
+        </w:drawing>
+      </w:r>
+    </w:p>
+    <w:p>
+      <w:pPr>
+        <w:ind w:left="0" w:firstLine="0"/>
+      </w:pPr>
+      <w:r>
+        <w:t>This is called as tree datastructure</w:t>
+      </w:r>
+    </w:p>
+    <w:p>
+      <w:pPr>
+        <w:ind w:left="0" w:firstLine="0"/>
+      </w:pPr>
+      <w:r>
+        <w:t>Example: Graph, think of cities connected by roads</w:t>
+      </w:r>
+    </w:p>
+    <w:p>
+      <w:pPr>
+        <w:ind w:left="0" w:firstLine="0"/>
+      </w:pPr>
+      <w:r>
+        <w:lastRenderedPageBreak/>
+        <w:drawing>
+          <wp:inline distT="0" distB="0" distL="0" distR="0" wp14:anchorId="5B40DE1A" wp14:editId="62957D7C">
+            <wp:extent cx="5801535" cy="4858428"/>
+            <wp:effectExtent l="0" t="0" r="8890" b="0"/>
+            <wp:docPr id="1780421371" name="Picture 1"/>
+            <wp:cNvGraphicFramePr>
+              <a:graphicFrameLocks xmlns:a="http://schemas.openxmlformats.org/drawingml/2006/main" noChangeAspect="1"/>
+            </wp:cNvGraphicFramePr>
+            <a:graphic xmlns:a="http://schemas.openxmlformats.org/drawingml/2006/main">
+              <a:graphicData uri="http://schemas.openxmlformats.org/drawingml/2006/picture">
+                <pic:pic xmlns:pic="http://schemas.openxmlformats.org/drawingml/2006/picture">
+                  <pic:nvPicPr>
+                    <pic:cNvPr id="1780421371" name=""/>
+                    <pic:cNvPicPr/>
+                  </pic:nvPicPr>
+                  <pic:blipFill>
+                    <a:blip r:embed="rId62"/>
+                    <a:stretch>
+                      <a:fillRect/>
+                    </a:stretch>
+                  </pic:blipFill>
+                  <pic:spPr>
+                    <a:xfrm>
+                      <a:off x="0" y="0"/>
+                      <a:ext cx="5801535" cy="4858428"/>
+                    </a:xfrm>
+                    <a:prstGeom prst="rect">
+                      <a:avLst/>
+                    </a:prstGeom>
+                  </pic:spPr>
+                </pic:pic>
+              </a:graphicData>
+            </a:graphic>
+          </wp:inline>
+        </w:drawing>
+      </w:r>
+    </w:p>
+    <w:p>
+      <w:pPr>
+        <w:ind w:left="0" w:firstLine="0"/>
+      </w:pPr>
+      <w:r>
+        <w:t>This is called as Graph data structure.</w:t>
+      </w:r>
+    </w:p>
+    <w:p>
+      <w:pPr>
+        <w:ind w:left="0" w:firstLine="0"/>
+      </w:pPr>
+      <w:r>
+        <w:t>Here data connected like a tree or a web, not in a straight line.</w:t>
+      </w:r>
+    </w:p>
+    <w:p>
+      <w:pPr>
+        <w:ind w:left="0" w:firstLine="0"/>
+      </w:pPr>
+      <w:r>
+        <w:rPr>
+          <w:highlight w:val="yellow"/>
+        </w:rPr>
+        <w:t>Why non-linear data structure</w:t>
+      </w:r>
+    </w:p>
+    <w:p>
+      <w:pPr>
+        <w:pStyle w:val="ListParagraph"/>
+        <w:numPr>
+          <w:ilvl w:val="0"/>
+          <w:numId w:val="6"/>
+        </w:numPr>
+      </w:pPr>
+      <w:r>
+        <w:t>When one thing connects to many things</w:t>
+      </w:r>
+      <w:r>
+        <w:t>, principal -&gt; many teachers, teacher -&gt; many students, if we use straight line, then it will be confusing, hence we use tree structure, so that it is easy to organize, you can find the data easily</w:t>
+      </w:r>
+    </w:p>
+    <w:p>
+      <w:pPr>
+        <w:pStyle w:val="ListParagraph"/>
+        <w:ind w:firstLine="0"/>
+      </w:pPr>
+      <w:r>
+        <w:lastRenderedPageBreak/>
+        <w:drawing>
+          <wp:inline distT="0" distB="0" distL="0" distR="0" wp14:anchorId="65C1F350" wp14:editId="13A7F2D2">
+            <wp:extent cx="5943600" cy="3751580"/>
+            <wp:effectExtent l="0" t="0" r="0" b="1270"/>
+            <wp:docPr id="1026947127" name="Picture 1"/>
+            <wp:cNvGraphicFramePr>
+              <a:graphicFrameLocks xmlns:a="http://schemas.openxmlformats.org/drawingml/2006/main" noChangeAspect="1"/>
+            </wp:cNvGraphicFramePr>
+            <a:graphic xmlns:a="http://schemas.openxmlformats.org/drawingml/2006/main">
+              <a:graphicData uri="http://schemas.openxmlformats.org/drawingml/2006/picture">
+                <pic:pic xmlns:pic="http://schemas.openxmlformats.org/drawingml/2006/picture">
+                  <pic:nvPicPr>
+                    <pic:cNvPr id="1026947127" name=""/>
+                    <pic:cNvPicPr/>
+                  </pic:nvPicPr>
+                  <pic:blipFill>
+                    <a:blip r:embed="rId63"/>
+                    <a:stretch>
+                      <a:fillRect/>
+                    </a:stretch>
+                  </pic:blipFill>
+                  <pic:spPr>
+                    <a:xfrm>
+                      <a:off x="0" y="0"/>
+                      <a:ext cx="5943600" cy="3751580"/>
+                    </a:xfrm>
+                    <a:prstGeom prst="rect">
+                      <a:avLst/>
+                    </a:prstGeom>
+                  </pic:spPr>
+                </pic:pic>
+              </a:graphicData>
+            </a:graphic>
+          </wp:inline>
+        </w:drawing>
+      </w:r>
+    </w:p>
+    <w:p>
+      <w:pPr>
+        <w:pStyle w:val="ListParagraph"/>
+        <w:ind w:firstLine="0"/>
+      </w:pPr>
+      <w:r>
+        <w:t>If you organize these above data in a single line, it will be hard to find, hence you go with hierarchical structure i.e., tree structure</w:t>
+      </w:r>
+    </w:p>
+    <w:p>
+      <w:pPr>
+        <w:pStyle w:val="ListParagraph"/>
+        <w:numPr>
+          <w:ilvl w:val="0"/>
+          <w:numId w:val="6"/>
+        </w:numPr>
+      </w:pPr>
+      <w:r>
+        <w:t>Maps &amp; Roads, your home connects to School, Hospital, Shop</w:t>
+      </w:r>
+    </w:p>
+    <w:p>
+      <w:pPr>
+        <w:pStyle w:val="ListParagraph"/>
+        <w:ind w:firstLine="0"/>
+      </w:pPr>
+      <w:r>
+        <w:lastRenderedPageBreak/>
+        <w:drawing>
+          <wp:inline distT="0" distB="0" distL="0" distR="0" wp14:anchorId="6CA68059" wp14:editId="4746582C">
+            <wp:extent cx="5943600" cy="3646805"/>
+            <wp:effectExtent l="0" t="0" r="0" b="0"/>
+            <wp:docPr id="1333264634" name="Picture 1"/>
+            <wp:cNvGraphicFramePr>
+              <a:graphicFrameLocks xmlns:a="http://schemas.openxmlformats.org/drawingml/2006/main" noChangeAspect="1"/>
+            </wp:cNvGraphicFramePr>
+            <a:graphic xmlns:a="http://schemas.openxmlformats.org/drawingml/2006/main">
+              <a:graphicData uri="http://schemas.openxmlformats.org/drawingml/2006/picture">
+                <pic:pic xmlns:pic="http://schemas.openxmlformats.org/drawingml/2006/picture">
+                  <pic:nvPicPr>
+                    <pic:cNvPr id="1333264634" name=""/>
+                    <pic:cNvPicPr/>
+                  </pic:nvPicPr>
+                  <pic:blipFill>
+                    <a:blip r:embed="rId64"/>
+                    <a:stretch>
+                      <a:fillRect/>
+                    </a:stretch>
+                  </pic:blipFill>
+                  <pic:spPr>
+                    <a:xfrm>
+                      <a:off x="0" y="0"/>
+                      <a:ext cx="5943600" cy="3646805"/>
+                    </a:xfrm>
+                    <a:prstGeom prst="rect">
+                      <a:avLst/>
+                    </a:prstGeom>
+                  </pic:spPr>
+                </pic:pic>
+              </a:graphicData>
+            </a:graphic>
+          </wp:inline>
+        </w:drawing>
+      </w:r>
+    </w:p>
+    <w:p>
+      <w:pPr>
+        <w:pStyle w:val="ListParagraph"/>
+        <w:ind w:firstLine="0"/>
+      </w:pPr>
+      <w:r>
+        <w:t>Helps to find shortest path, Google maps use graph</w:t>
+      </w:r>
+      <w:r>
+        <w:t>, social media friends like whatsapp/facebook, you connect to friend1, friend2, friend3, they connect to others</w:t>
+      </w:r>
+    </w:p>
+    <w:p>
+      <w:pPr>
+        <w:ind w:left="0" w:firstLine="0"/>
+      </w:pPr>
+      <w:r>
+        <w:rPr>
+          <w:highlight w:val="yellow"/>
+        </w:rPr>
+        <w:t>When to use non-linear data structure</w:t>
+      </w:r>
+    </w:p>
+    <w:p>
+      <w:pPr>
+        <w:pStyle w:val="ListParagraph"/>
+        <w:numPr>
+          <w:ilvl w:val="0"/>
+          <w:numId w:val="10"/>
+        </w:numPr>
+      </w:pPr>
+      <w:r>
+        <w:t>one thing connects to many things</w:t>
+      </w:r>
+    </w:p>
+    <w:p>
+      <w:pPr>
+        <w:pStyle w:val="ListParagraph"/>
+        <w:numPr>
+          <w:ilvl w:val="0"/>
+          <w:numId w:val="10"/>
+        </w:numPr>
+      </w:pPr>
+      <w:r>
+        <w:t>data has branches</w:t>
+      </w:r>
+    </w:p>
+    <w:p>
+      <w:pPr>
+        <w:pStyle w:val="ListParagraph"/>
+        <w:numPr>
+          <w:ilvl w:val="0"/>
+          <w:numId w:val="10"/>
+        </w:numPr>
+      </w:pPr>
+      <w:r>
+        <w:t>data has network</w:t>
+      </w:r>
+    </w:p>
+    <w:p>
+      <w:pPr>
+        <w:pStyle w:val="ListParagraph"/>
+        <w:numPr>
+          <w:ilvl w:val="0"/>
+          <w:numId w:val="10"/>
+        </w:numPr>
+      </w:pPr>
+      <w:r>
+        <w:t>need fast searching</w:t>
+      </w:r>
+    </w:p>
+    <w:p>
+      <w:pPr>
+        <w:ind w:left="0" w:firstLine="0"/>
+      </w:pPr>
+      <w:r>
+        <w:rPr>
+          <w:highlight w:val="yellow"/>
+        </w:rPr>
+        <w:t>Linear &amp; Non-linear</w:t>
+      </w:r>
+    </w:p>
+    <w:tbl>
+      <w:tblPr>
+        <w:tblStyle w:val="TableGrid"/>
+        <w:tblW w:w="0" w:type="auto"/>
+        <w:tblLook w:val="04A0" w:firstRow="1" w:lastRow="0" w:firstColumn="1" w:lastColumn="0" w:noHBand="0" w:noVBand="1"/>
+      </w:tblPr>
+      <w:tblGrid>
+        <w:gridCol w:w="4675"/>
+        <w:gridCol w:w="4675"/>
+      </w:tblGrid>
+      <w:tr>
+        <w:tc>
+          <w:tcPr>
+            <w:tcW w:w="4675" w:type="dxa"/>
+          </w:tcPr>
+          <w:p>
+            <w:pPr>
+              <w:ind w:left="0" w:firstLine="0"/>
+            </w:pPr>
+            <w:r>
+              <w:t>Linear</w:t>
+            </w:r>
+          </w:p>
+        </w:tc>
+        <w:tc>
+          <w:tcPr>
+            <w:tcW w:w="4675" w:type="dxa"/>
+          </w:tcPr>
+          <w:p>
+            <w:pPr>
+              <w:ind w:left="0" w:firstLine="0"/>
+            </w:pPr>
+            <w:r>
+              <w:t>Non-Linear</w:t>
+            </w:r>
+          </w:p>
+        </w:tc>
+      </w:tr>
+      <w:tr>
+        <w:tc>
+          <w:tcPr>
+            <w:tcW w:w="4675" w:type="dxa"/>
+          </w:tcPr>
+          <w:p>
+            <w:pPr>
+              <w:ind w:left="0" w:firstLine="0"/>
+            </w:pPr>
+            <w:r>
+              <w:t>Engine -&gt; Coach -&gt; Coach -&gt; Coach</w:t>
+            </w:r>
+          </w:p>
+        </w:tc>
+        <w:tc>
+          <w:tcPr>
+            <w:tcW w:w="4675" w:type="dxa"/>
+          </w:tcPr>
+          <w:p>
+            <w:pPr>
+              <w:ind w:left="0" w:firstLine="0"/>
+            </w:pPr>
+            <w:r>
+              <w:t>Branch -&gt; Branch -&gt; Branch</w:t>
+            </w:r>
+          </w:p>
+        </w:tc>
+      </w:tr>
+      <w:tr>
+        <w:tc>
+          <w:tcPr>
+            <w:tcW w:w="4675" w:type="dxa"/>
+          </w:tcPr>
+          <w:p>
+            <w:pPr>
+              <w:ind w:left="0" w:firstLine="0"/>
+            </w:pPr>
+          </w:p>
+        </w:tc>
+        <w:tc>
+          <w:tcPr>
+            <w:tcW w:w="4675" w:type="dxa"/>
+          </w:tcPr>
+          <w:p>
+            <w:pPr>
+              <w:ind w:left="0" w:firstLine="0"/>
+            </w:pPr>
+            <w:r>
+              <w:t>Family tree, school system, computer folders (these are all tree)</w:t>
+            </w:r>
+          </w:p>
+          <w:p>
+            <w:pPr>
+              <w:ind w:left="0" w:firstLine="0"/>
+            </w:pPr>
+            <w:r>
+              <w:t>Google maps, social media friends (Graph structure)</w:t>
+            </w:r>
+          </w:p>
+        </w:tc>
+      </w:tr>
+    </w:tbl>
+    <w:p>
+      <w:pPr>
+        <w:ind w:left="0" w:firstLine="0"/>
+      </w:pPr>
+    </w:p>
+    <w:p>
+      <w:pPr>
+        <w:ind w:left="0" w:firstLine="0"/>
+      </w:pPr>
+      <w:r>
+        <w:rPr>
+          <w:highlight w:val="yellow"/>
+        </w:rPr>
+        <w:t>Binary tree</w:t>
+      </w:r>
+    </w:p>
+    <w:p>
+      <w:pPr>
+        <w:ind w:left="0" w:firstLine="0"/>
+      </w:pPr>
+      <w:r>
+        <w:lastRenderedPageBreak/>
+        <w:t>Each node has maximum 2 children</w:t>
+      </w:r>
+    </w:p>
+    <w:p>
+      <w:pPr>
+        <w:pStyle w:val="ListParagraph"/>
+        <w:numPr>
+          <w:ilvl w:val="0"/>
+          <w:numId w:val="6"/>
+        </w:numPr>
+      </w:pPr>
+      <w:r>
+        <w:t>left child</w:t>
+      </w:r>
+    </w:p>
+    <w:p>
+      <w:pPr>
+        <w:pStyle w:val="ListParagraph"/>
+        <w:numPr>
+          <w:ilvl w:val="0"/>
+          <w:numId w:val="6"/>
+        </w:numPr>
+      </w:pPr>
+      <w:r>
+        <w:t>right child</w:t>
+      </w:r>
+    </w:p>
+    <w:p>
+      <w:pPr>
+        <w:ind w:left="360" w:firstLine="0"/>
+      </w:pPr>
+      <w:r>
+        <w:drawing>
+          <wp:inline distT="0" distB="0" distL="0" distR="0" wp14:anchorId="63977D8D" wp14:editId="096E6547">
+            <wp:extent cx="5943600" cy="3509645"/>
+            <wp:effectExtent l="0" t="0" r="0" b="0"/>
+            <wp:docPr id="1973646787" name="Picture 1"/>
+            <wp:cNvGraphicFramePr>
+              <a:graphicFrameLocks xmlns:a="http://schemas.openxmlformats.org/drawingml/2006/main" noChangeAspect="1"/>
+            </wp:cNvGraphicFramePr>
+            <a:graphic xmlns:a="http://schemas.openxmlformats.org/drawingml/2006/main">
+              <a:graphicData uri="http://schemas.openxmlformats.org/drawingml/2006/picture">
+                <pic:pic xmlns:pic="http://schemas.openxmlformats.org/drawingml/2006/picture">
+                  <pic:nvPicPr>
+                    <pic:cNvPr id="1973646787" name=""/>
+                    <pic:cNvPicPr/>
+                  </pic:nvPicPr>
+                  <pic:blipFill>
+                    <a:blip r:embed="rId65"/>
+                    <a:stretch>
+                      <a:fillRect/>
+                    </a:stretch>
+                  </pic:blipFill>
+                  <pic:spPr>
+                    <a:xfrm>
+                      <a:off x="0" y="0"/>
+                      <a:ext cx="5943600" cy="3509645"/>
+                    </a:xfrm>
+                    <a:prstGeom prst="rect">
+                      <a:avLst/>
+                    </a:prstGeom>
+                  </pic:spPr>
+                </pic:pic>
+              </a:graphicData>
+            </a:graphic>
+          </wp:inline>
+        </w:drawing>
+      </w:r>
+    </w:p>
+    <w:p>
+      <w:pPr>
+        <w:ind w:left="360" w:firstLine="0"/>
+      </w:pPr>
+      <w:r>
+        <w:rPr>
+          <w:highlight w:val="yellow"/>
+        </w:rPr>
+        <w:t>Binary Tree</w:t>
+      </w:r>
+    </w:p>
+    <w:p>
+      <w:pPr>
+        <w:ind w:left="360" w:firstLine="0"/>
+      </w:pPr>
+      <w:r>
+        <w:lastRenderedPageBreak/>
+        <w:drawing>
+          <wp:inline distT="0" distB="0" distL="0" distR="0" wp14:anchorId="244DFAC7" wp14:editId="0B7F6EA0">
+            <wp:extent cx="5943600" cy="5621655"/>
+            <wp:effectExtent l="0" t="0" r="0" b="0"/>
+            <wp:docPr id="1540777272" name="Picture 1"/>
+            <wp:cNvGraphicFramePr>
+              <a:graphicFrameLocks xmlns:a="http://schemas.openxmlformats.org/drawingml/2006/main" noChangeAspect="1"/>
+            </wp:cNvGraphicFramePr>
+            <a:graphic xmlns:a="http://schemas.openxmlformats.org/drawingml/2006/main">
+              <a:graphicData uri="http://schemas.openxmlformats.org/drawingml/2006/picture">
+                <pic:pic xmlns:pic="http://schemas.openxmlformats.org/drawingml/2006/picture">
+                  <pic:nvPicPr>
+                    <pic:cNvPr id="1540777272" name=""/>
+                    <pic:cNvPicPr/>
+                  </pic:nvPicPr>
+                  <pic:blipFill>
+                    <a:blip r:embed="rId66"/>
+                    <a:stretch>
+                      <a:fillRect/>
+                    </a:stretch>
+                  </pic:blipFill>
+                  <pic:spPr>
+                    <a:xfrm>
+                      <a:off x="0" y="0"/>
+                      <a:ext cx="5943600" cy="5621655"/>
+                    </a:xfrm>
+                    <a:prstGeom prst="rect">
+                      <a:avLst/>
+                    </a:prstGeom>
+                  </pic:spPr>
+                </pic:pic>
+              </a:graphicData>
+            </a:graphic>
+          </wp:inline>
+        </w:drawing>
+      </w:r>
+    </w:p>
+    <w:p>
+      <w:pPr>
+        <w:ind w:left="360" w:firstLine="0"/>
+      </w:pPr>
+      <w:r>
+        <w:lastRenderedPageBreak/>
+        <w:drawing>
+          <wp:inline distT="0" distB="0" distL="0" distR="0" wp14:anchorId="6FF80D73" wp14:editId="73EA717C">
+            <wp:extent cx="5943600" cy="3943985"/>
+            <wp:effectExtent l="0" t="0" r="0" b="0"/>
+            <wp:docPr id="602577596" name="Picture 1"/>
+            <wp:cNvGraphicFramePr>
+              <a:graphicFrameLocks xmlns:a="http://schemas.openxmlformats.org/drawingml/2006/main" noChangeAspect="1"/>
+            </wp:cNvGraphicFramePr>
+            <a:graphic xmlns:a="http://schemas.openxmlformats.org/drawingml/2006/main">
+              <a:graphicData uri="http://schemas.openxmlformats.org/drawingml/2006/picture">
+                <pic:pic xmlns:pic="http://schemas.openxmlformats.org/drawingml/2006/picture">
+                  <pic:nvPicPr>
+                    <pic:cNvPr id="602577596" name=""/>
+                    <pic:cNvPicPr/>
+                  </pic:nvPicPr>
+                  <pic:blipFill>
+                    <a:blip r:embed="rId67"/>
+                    <a:stretch>
+                      <a:fillRect/>
+                    </a:stretch>
+                  </pic:blipFill>
+                  <pic:spPr>
+                    <a:xfrm>
+                      <a:off x="0" y="0"/>
+                      <a:ext cx="5943600" cy="3943985"/>
+                    </a:xfrm>
+                    <a:prstGeom prst="rect">
+                      <a:avLst/>
+                    </a:prstGeom>
+                  </pic:spPr>
+                </pic:pic>
+              </a:graphicData>
+            </a:graphic>
+          </wp:inline>
+        </w:drawing>
+      </w:r>
+      <w:r>
+        <w:drawing>
+          <wp:inline distT="0" distB="0" distL="0" distR="0" wp14:anchorId="6040A98E" wp14:editId="0570F5B4">
+            <wp:extent cx="5943600" cy="3289935"/>
+            <wp:effectExtent l="0" t="0" r="0" b="5715"/>
+            <wp:docPr id="2011623642" name="Picture 1"/>
+            <wp:cNvGraphicFramePr>
+              <a:graphicFrameLocks xmlns:a="http://schemas.openxmlformats.org/drawingml/2006/main" noChangeAspect="1"/>
+            </wp:cNvGraphicFramePr>
+            <a:graphic xmlns:a="http://schemas.openxmlformats.org/drawingml/2006/main">
+              <a:graphicData uri="http://schemas.openxmlformats.org/drawingml/2006/picture">
+                <pic:pic xmlns:pic="http://schemas.openxmlformats.org/drawingml/2006/picture">
+                  <pic:nvPicPr>
+                    <pic:cNvPr id="2011623642" name=""/>
+                    <pic:cNvPicPr/>
+                  </pic:nvPicPr>
+                  <pic:blipFill>
+                    <a:blip r:embed="rId68"/>
+                    <a:stretch>
+                      <a:fillRect/>
+                    </a:stretch>
+                  </pic:blipFill>
+                  <pic:spPr>
+                    <a:xfrm>
+                      <a:off x="0" y="0"/>
+                      <a:ext cx="5943600" cy="3289935"/>
+                    </a:xfrm>
+                    <a:prstGeom prst="rect">
+                      <a:avLst/>
+                    </a:prstGeom>
+                  </pic:spPr>
+                </pic:pic>
+              </a:graphicData>
+            </a:graphic>
+          </wp:inline>
+        </w:drawing>
+      </w:r>
+    </w:p>
+    <w:p>
+      <w:pPr>
+        <w:ind w:left="360" w:firstLine="0"/>
+      </w:pPr>
+      <w:r>
+        <w:rPr>
+          <w:highlight w:val="yellow"/>
+        </w:rPr>
+        <w:t>Output:</w:t>
+      </w:r>
+    </w:p>
+    <w:p>
+      <w:pPr>
+        <w:ind w:left="360" w:firstLine="0"/>
+      </w:pPr>
+      <w:r>
+        <w:lastRenderedPageBreak/>
+        <w:drawing>
+          <wp:inline distT="0" distB="0" distL="0" distR="0" wp14:anchorId="104CCE83" wp14:editId="14E6E398">
+            <wp:extent cx="5943600" cy="5269865"/>
+            <wp:effectExtent l="0" t="0" r="0" b="6985"/>
+            <wp:docPr id="697593802" name="Picture 1"/>
+            <wp:cNvGraphicFramePr>
+              <a:graphicFrameLocks xmlns:a="http://schemas.openxmlformats.org/drawingml/2006/main" noChangeAspect="1"/>
+            </wp:cNvGraphicFramePr>
+            <a:graphic xmlns:a="http://schemas.openxmlformats.org/drawingml/2006/main">
+              <a:graphicData uri="http://schemas.openxmlformats.org/drawingml/2006/picture">
+                <pic:pic xmlns:pic="http://schemas.openxmlformats.org/drawingml/2006/picture">
+                  <pic:nvPicPr>
+                    <pic:cNvPr id="697593802" name=""/>
+                    <pic:cNvPicPr/>
+                  </pic:nvPicPr>
+                  <pic:blipFill>
+                    <a:blip r:embed="rId69"/>
+                    <a:stretch>
+                      <a:fillRect/>
+                    </a:stretch>
+                  </pic:blipFill>
+                  <pic:spPr>
+                    <a:xfrm>
+                      <a:off x="0" y="0"/>
+                      <a:ext cx="5943600" cy="5269865"/>
+                    </a:xfrm>
+                    <a:prstGeom prst="rect">
+                      <a:avLst/>
+                    </a:prstGeom>
+                  </pic:spPr>
+                </pic:pic>
+              </a:graphicData>
+            </a:graphic>
+          </wp:inline>
+        </w:drawing>
+      </w:r>
+    </w:p>
     <w:sectPr>
       <w:pgSz w:w="12240" w:h="15840"/>
       <w:pgMar w:top="1440" w:right="1440" w:bottom="1440" w:left="1440" w:header="720" w:footer="720" w:gutter="0"/>
@@ -4128,6 +5779,119 @@
 <file path=word/numbering.xml><?xml version="1.0" encoding="utf-8"?>
 <w:numbering xmlns:wpc="http://schemas.microsoft.com/office/word/2010/wordprocessingCanvas" xmlns:cx="http://schemas.microsoft.com/office/drawing/2014/chartex" xmlns:cx1="http://schemas.microsoft.com/office/drawing/2015/9/8/chartex" xmlns:cx2="http://schemas.microsoft.com/office/drawing/2015/10/21/chartex" xmlns:cx3="http://schemas.microsoft.com/office/drawing/2016/5/9/chartex" xmlns:cx4="http://schemas.microsoft.com/office/drawing/2016/5/10/chartex" xmlns:cx5="http://schemas.microsoft.com/office/drawing/2016/5/11/chartex" xmlns:cx6="http://schemas.microsoft.com/office/drawing/2016/5/12/chartex" xmlns:cx7="http://schemas.microsoft.com/office/drawing/2016/5/13/chartex" xmlns:cx8="http://schemas.microsoft.com/office/drawing/2016/5/14/chartex" xmlns:mc="http://schemas.openxmlformats.org/markup-compatibility/2006" xmlns:aink="http://schemas.microsoft.com/office/drawing/2016/ink" xmlns:am3d="http://schemas.microsoft.com/office/drawing/2017/model3d" xmlns:o="urn:schemas-microsoft-com:office:office" xmlns:oel="http://schemas.microsoft.com/office/2019/extlst" xmlns:r="http://schemas.openxmlformats.org/officeDocument/2006/relationships" xmlns:m="http://schemas.openxmlformats.org/officeDocument/2006/math" xmlns:v="urn:schemas-microsoft-com:vml" xmlns:wp14="http://schemas.microsoft.com/office/word/2010/wordprocessingDrawing" xmlns:wp="http://schemas.openxmlformats.org/drawingml/2006/wordprocessingDrawing" xmlns:w10="urn:schemas-microsoft-com:office:word" xmlns:w="http://schemas.openxmlformats.org/wordprocessingml/2006/main" xmlns:w14="http://schemas.microsoft.com/office/word/2010/wordml" xmlns:w15="http://schemas.microsoft.com/office/word/2012/wordml" xmlns:w16cex="http://schemas.microsoft.com/office/word/2018/wordml/cex" xmlns:w16cid="http://schemas.microsoft.com/office/word/2016/wordml/cid" xmlns:w16="http://schemas.microsoft.com/office/word/2018/wordml" xmlns:w16du="http://schemas.microsoft.com/office/word/2023/wordml/word16du" xmlns:w16sdtdh="http://schemas.microsoft.com/office/word/2020/wordml/sdtdatahash" xmlns:w16sdtfl="http://schemas.microsoft.com/office/word/2024/wordml/sdtformatlock" xmlns:w16se="http://schemas.microsoft.com/office/word/2015/wordml/symex" xmlns:wpg="http://schemas.microsoft.com/office/word/2010/wordprocessingGroup" xmlns:wpi="http://schemas.microsoft.com/office/word/2010/wordprocessingInk" xmlns:wne="http://schemas.microsoft.com/office/word/2006/wordml" xmlns:wps="http://schemas.microsoft.com/office/word/2010/wordprocessingShape" mc:Ignorable="w14 w15 w16se w16cid w16 w16cex w16sdtdh w16sdtfl w16du wp14">
   <w:abstractNum w:abstractNumId="0" w15:restartNumberingAfterBreak="0">
+    <w:nsid w:val="05BD45BA"/>
+    <w:multiLevelType w:val="hybridMultilevel"/>
+    <w:tmpl w:val="0C92B84C"/>
+    <w:lvl w:ilvl="0" w:tplc="21262148">
+      <w:start w:val="14"/>
+      <w:numFmt w:val="bullet"/>
+      <w:lvlText w:val=""/>
+      <w:lvlJc w:val="left"/>
+      <w:pPr>
+        <w:ind w:left="720" w:hanging="360"/>
+      </w:pPr>
+      <w:rPr>
+        <w:rFonts w:ascii="Symbol" w:eastAsiaTheme="minorHAnsi" w:hAnsi="Symbol" w:cstheme="minorBidi" w:hint="default"/>
+      </w:rPr>
+    </w:lvl>
+    <w:lvl w:ilvl="1" w:tplc="04090003" w:tentative="1">
+      <w:start w:val="1"/>
+      <w:numFmt w:val="bullet"/>
+      <w:lvlText w:val="o"/>
+      <w:lvlJc w:val="left"/>
+      <w:pPr>
+        <w:ind w:left="1440" w:hanging="360"/>
+      </w:pPr>
+      <w:rPr>
+        <w:rFonts w:ascii="Courier New" w:hAnsi="Courier New" w:cs="Courier New" w:hint="default"/>
+      </w:rPr>
+    </w:lvl>
+    <w:lvl w:ilvl="2" w:tplc="04090005" w:tentative="1">
+      <w:start w:val="1"/>
+      <w:numFmt w:val="bullet"/>
+      <w:lvlText w:val=""/>
+      <w:lvlJc w:val="left"/>
+      <w:pPr>
+        <w:ind w:left="2160" w:hanging="360"/>
+      </w:pPr>
+      <w:rPr>
+        <w:rFonts w:ascii="Wingdings" w:hAnsi="Wingdings" w:hint="default"/>
+      </w:rPr>
+    </w:lvl>
+    <w:lvl w:ilvl="3" w:tplc="04090001" w:tentative="1">
+      <w:start w:val="1"/>
+      <w:numFmt w:val="bullet"/>
+      <w:lvlText w:val=""/>
+      <w:lvlJc w:val="left"/>
+      <w:pPr>
+        <w:ind w:left="2880" w:hanging="360"/>
+      </w:pPr>
+      <w:rPr>
+        <w:rFonts w:ascii="Symbol" w:hAnsi="Symbol" w:hint="default"/>
+      </w:rPr>
+    </w:lvl>
+    <w:lvl w:ilvl="4" w:tplc="04090003" w:tentative="1">
+      <w:start w:val="1"/>
+      <w:numFmt w:val="bullet"/>
+      <w:lvlText w:val="o"/>
+      <w:lvlJc w:val="left"/>
+      <w:pPr>
+        <w:ind w:left="3600" w:hanging="360"/>
+      </w:pPr>
+      <w:rPr>
+        <w:rFonts w:ascii="Courier New" w:hAnsi="Courier New" w:cs="Courier New" w:hint="default"/>
+      </w:rPr>
+    </w:lvl>
+    <w:lvl w:ilvl="5" w:tplc="04090005" w:tentative="1">
+      <w:start w:val="1"/>
+      <w:numFmt w:val="bullet"/>
+      <w:lvlText w:val=""/>
+      <w:lvlJc w:val="left"/>
+      <w:pPr>
+        <w:ind w:left="4320" w:hanging="360"/>
+      </w:pPr>
+      <w:rPr>
+        <w:rFonts w:ascii="Wingdings" w:hAnsi="Wingdings" w:hint="default"/>
+      </w:rPr>
+    </w:lvl>
+    <w:lvl w:ilvl="6" w:tplc="04090001" w:tentative="1">
+      <w:start w:val="1"/>
+      <w:numFmt w:val="bullet"/>
+      <w:lvlText w:val=""/>
+      <w:lvlJc w:val="left"/>
+      <w:pPr>
+        <w:ind w:left="5040" w:hanging="360"/>
+      </w:pPr>
+      <w:rPr>
+        <w:rFonts w:ascii="Symbol" w:hAnsi="Symbol" w:hint="default"/>
+      </w:rPr>
+    </w:lvl>
+    <w:lvl w:ilvl="7" w:tplc="04090003" w:tentative="1">
+      <w:start w:val="1"/>
+      <w:numFmt w:val="bullet"/>
+      <w:lvlText w:val="o"/>
+      <w:lvlJc w:val="left"/>
+      <w:pPr>
+        <w:ind w:left="5760" w:hanging="360"/>
+      </w:pPr>
+      <w:rPr>
+        <w:rFonts w:ascii="Courier New" w:hAnsi="Courier New" w:cs="Courier New" w:hint="default"/>
+      </w:rPr>
+    </w:lvl>
+    <w:lvl w:ilvl="8" w:tplc="04090005" w:tentative="1">
+      <w:start w:val="1"/>
+      <w:numFmt w:val="bullet"/>
+      <w:lvlText w:val=""/>
+      <w:lvlJc w:val="left"/>
+      <w:pPr>
+        <w:ind w:left="6480" w:hanging="360"/>
+      </w:pPr>
+      <w:rPr>
+        <w:rFonts w:ascii="Wingdings" w:hAnsi="Wingdings" w:hint="default"/>
+      </w:rPr>
+    </w:lvl>
+  </w:abstractNum>
+  <w:abstractNum w:abstractNumId="1" w15:restartNumberingAfterBreak="0">
     <w:nsid w:val="0C9F54AD"/>
     <w:multiLevelType w:val="hybridMultilevel"/>
     <w:tmpl w:val="FC2E0D6C"/>
@@ -4216,7 +5980,7 @@
       </w:pPr>
     </w:lvl>
   </w:abstractNum>
-  <w:abstractNum w:abstractNumId="1" w15:restartNumberingAfterBreak="0">
+  <w:abstractNum w:abstractNumId="2" w15:restartNumberingAfterBreak="0">
     <w:nsid w:val="2DA021DD"/>
     <w:multiLevelType w:val="hybridMultilevel"/>
     <w:tmpl w:val="ACB655F4"/>
@@ -4305,7 +6069,185 @@
       </w:pPr>
     </w:lvl>
   </w:abstractNum>
-  <w:abstractNum w:abstractNumId="2" w15:restartNumberingAfterBreak="0">
+  <w:abstractNum w:abstractNumId="3" w15:restartNumberingAfterBreak="0">
+    <w:nsid w:val="34AD05A7"/>
+    <w:multiLevelType w:val="hybridMultilevel"/>
+    <w:tmpl w:val="00D68A02"/>
+    <w:lvl w:ilvl="0" w:tplc="0409000F">
+      <w:start w:val="1"/>
+      <w:numFmt w:val="decimal"/>
+      <w:lvlText w:val="%1."/>
+      <w:lvlJc w:val="left"/>
+      <w:pPr>
+        <w:ind w:left="720" w:hanging="360"/>
+      </w:pPr>
+      <w:rPr>
+        <w:rFonts w:hint="default"/>
+      </w:rPr>
+    </w:lvl>
+    <w:lvl w:ilvl="1" w:tplc="04090019" w:tentative="1">
+      <w:start w:val="1"/>
+      <w:numFmt w:val="lowerLetter"/>
+      <w:lvlText w:val="%2."/>
+      <w:lvlJc w:val="left"/>
+      <w:pPr>
+        <w:ind w:left="1440" w:hanging="360"/>
+      </w:pPr>
+    </w:lvl>
+    <w:lvl w:ilvl="2" w:tplc="0409001B" w:tentative="1">
+      <w:start w:val="1"/>
+      <w:numFmt w:val="lowerRoman"/>
+      <w:lvlText w:val="%3."/>
+      <w:lvlJc w:val="right"/>
+      <w:pPr>
+        <w:ind w:left="2160" w:hanging="180"/>
+      </w:pPr>
+    </w:lvl>
+    <w:lvl w:ilvl="3" w:tplc="0409000F" w:tentative="1">
+      <w:start w:val="1"/>
+      <w:numFmt w:val="decimal"/>
+      <w:lvlText w:val="%4."/>
+      <w:lvlJc w:val="left"/>
+      <w:pPr>
+        <w:ind w:left="2880" w:hanging="360"/>
+      </w:pPr>
+    </w:lvl>
+    <w:lvl w:ilvl="4" w:tplc="04090019" w:tentative="1">
+      <w:start w:val="1"/>
+      <w:numFmt w:val="lowerLetter"/>
+      <w:lvlText w:val="%5."/>
+      <w:lvlJc w:val="left"/>
+      <w:pPr>
+        <w:ind w:left="3600" w:hanging="360"/>
+      </w:pPr>
+    </w:lvl>
+    <w:lvl w:ilvl="5" w:tplc="0409001B" w:tentative="1">
+      <w:start w:val="1"/>
+      <w:numFmt w:val="lowerRoman"/>
+      <w:lvlText w:val="%6."/>
+      <w:lvlJc w:val="right"/>
+      <w:pPr>
+        <w:ind w:left="4320" w:hanging="180"/>
+      </w:pPr>
+    </w:lvl>
+    <w:lvl w:ilvl="6" w:tplc="0409000F" w:tentative="1">
+      <w:start w:val="1"/>
+      <w:numFmt w:val="decimal"/>
+      <w:lvlText w:val="%7."/>
+      <w:lvlJc w:val="left"/>
+      <w:pPr>
+        <w:ind w:left="5040" w:hanging="360"/>
+      </w:pPr>
+    </w:lvl>
+    <w:lvl w:ilvl="7" w:tplc="04090019" w:tentative="1">
+      <w:start w:val="1"/>
+      <w:numFmt w:val="lowerLetter"/>
+      <w:lvlText w:val="%8."/>
+      <w:lvlJc w:val="left"/>
+      <w:pPr>
+        <w:ind w:left="5760" w:hanging="360"/>
+      </w:pPr>
+    </w:lvl>
+    <w:lvl w:ilvl="8" w:tplc="0409001B" w:tentative="1">
+      <w:start w:val="1"/>
+      <w:numFmt w:val="lowerRoman"/>
+      <w:lvlText w:val="%9."/>
+      <w:lvlJc w:val="right"/>
+      <w:pPr>
+        <w:ind w:left="6480" w:hanging="180"/>
+      </w:pPr>
+    </w:lvl>
+  </w:abstractNum>
+  <w:abstractNum w:abstractNumId="4" w15:restartNumberingAfterBreak="0">
+    <w:nsid w:val="3B420E56"/>
+    <w:multiLevelType w:val="hybridMultilevel"/>
+    <w:tmpl w:val="F3F6BED0"/>
+    <w:lvl w:ilvl="0" w:tplc="0409000F">
+      <w:start w:val="1"/>
+      <w:numFmt w:val="decimal"/>
+      <w:lvlText w:val="%1."/>
+      <w:lvlJc w:val="left"/>
+      <w:pPr>
+        <w:ind w:left="720" w:hanging="360"/>
+      </w:pPr>
+      <w:rPr>
+        <w:rFonts w:hint="default"/>
+      </w:rPr>
+    </w:lvl>
+    <w:lvl w:ilvl="1" w:tplc="04090019" w:tentative="1">
+      <w:start w:val="1"/>
+      <w:numFmt w:val="lowerLetter"/>
+      <w:lvlText w:val="%2."/>
+      <w:lvlJc w:val="left"/>
+      <w:pPr>
+        <w:ind w:left="1440" w:hanging="360"/>
+      </w:pPr>
+    </w:lvl>
+    <w:lvl w:ilvl="2" w:tplc="0409001B" w:tentative="1">
+      <w:start w:val="1"/>
+      <w:numFmt w:val="lowerRoman"/>
+      <w:lvlText w:val="%3."/>
+      <w:lvlJc w:val="right"/>
+      <w:pPr>
+        <w:ind w:left="2160" w:hanging="180"/>
+      </w:pPr>
+    </w:lvl>
+    <w:lvl w:ilvl="3" w:tplc="0409000F" w:tentative="1">
+      <w:start w:val="1"/>
+      <w:numFmt w:val="decimal"/>
+      <w:lvlText w:val="%4."/>
+      <w:lvlJc w:val="left"/>
+      <w:pPr>
+        <w:ind w:left="2880" w:hanging="360"/>
+      </w:pPr>
+    </w:lvl>
+    <w:lvl w:ilvl="4" w:tplc="04090019" w:tentative="1">
+      <w:start w:val="1"/>
+      <w:numFmt w:val="lowerLetter"/>
+      <w:lvlText w:val="%5."/>
+      <w:lvlJc w:val="left"/>
+      <w:pPr>
+        <w:ind w:left="3600" w:hanging="360"/>
+      </w:pPr>
+    </w:lvl>
+    <w:lvl w:ilvl="5" w:tplc="0409001B" w:tentative="1">
+      <w:start w:val="1"/>
+      <w:numFmt w:val="lowerRoman"/>
+      <w:lvlText w:val="%6."/>
+      <w:lvlJc w:val="right"/>
+      <w:pPr>
+        <w:ind w:left="4320" w:hanging="180"/>
+      </w:pPr>
+    </w:lvl>
+    <w:lvl w:ilvl="6" w:tplc="0409000F" w:tentative="1">
+      <w:start w:val="1"/>
+      <w:numFmt w:val="decimal"/>
+      <w:lvlText w:val="%7."/>
+      <w:lvlJc w:val="left"/>
+      <w:pPr>
+        <w:ind w:left="5040" w:hanging="360"/>
+      </w:pPr>
+    </w:lvl>
+    <w:lvl w:ilvl="7" w:tplc="04090019" w:tentative="1">
+      <w:start w:val="1"/>
+      <w:numFmt w:val="lowerLetter"/>
+      <w:lvlText w:val="%8."/>
+      <w:lvlJc w:val="left"/>
+      <w:pPr>
+        <w:ind w:left="5760" w:hanging="360"/>
+      </w:pPr>
+    </w:lvl>
+    <w:lvl w:ilvl="8" w:tplc="0409001B" w:tentative="1">
+      <w:start w:val="1"/>
+      <w:numFmt w:val="lowerRoman"/>
+      <w:lvlText w:val="%9."/>
+      <w:lvlJc w:val="right"/>
+      <w:pPr>
+        <w:ind w:left="6480" w:hanging="180"/>
+      </w:pPr>
+    </w:lvl>
+  </w:abstractNum>
+  <w:abstractNum w:abstractNumId="5" w15:restartNumberingAfterBreak="0">
     <w:nsid w:val="45E82A95"/>
     <w:multiLevelType w:val="hybridMultilevel"/>
     <w:tmpl w:val="774AB3F2"/>
@@ -4418,7 +6360,7 @@
       </w:rPr>
     </w:lvl>
   </w:abstractNum>
-  <w:abstractNum w:abstractNumId="3" w15:restartNumberingAfterBreak="0">
+  <w:abstractNum w:abstractNumId="6" w15:restartNumberingAfterBreak="0">
     <w:nsid w:val="48B92FEE"/>
     <w:multiLevelType w:val="hybridMultilevel"/>
     <w:tmpl w:val="C3541BA2"/>
@@ -4507,7 +6449,7 @@
       </w:pPr>
     </w:lvl>
   </w:abstractNum>
-  <w:abstractNum w:abstractNumId="4" w15:restartNumberingAfterBreak="0">
+  <w:abstractNum w:abstractNumId="7" w15:restartNumberingAfterBreak="0">
     <w:nsid w:val="49756246"/>
     <w:multiLevelType w:val="hybridMultilevel"/>
     <w:tmpl w:val="5BA667DE"/>
@@ -4596,7 +6538,7 @@
       </w:pPr>
     </w:lvl>
   </w:abstractNum>
-  <w:abstractNum w:abstractNumId="5" w15:restartNumberingAfterBreak="0">
+  <w:abstractNum w:abstractNumId="8" w15:restartNumberingAfterBreak="0">
     <w:nsid w:val="64624C27"/>
     <w:multiLevelType w:val="hybridMultilevel"/>
     <w:tmpl w:val="9AF4F35E"/>
@@ -4685,7 +6627,7 @@
       </w:pPr>
     </w:lvl>
   </w:abstractNum>
-  <w:abstractNum w:abstractNumId="6" w15:restartNumberingAfterBreak="0">
+  <w:abstractNum w:abstractNumId="9" w15:restartNumberingAfterBreak="0">
     <w:nsid w:val="7C732410"/>
     <w:multiLevelType w:val="hybridMultilevel"/>
     <w:tmpl w:val="F0602568"/>
@@ -4799,25 +6741,34 @@
     </w:lvl>
   </w:abstractNum>
   <w:num w:numId="1" w16cid:durableId="2138448239">
+    <w:abstractNumId w:val="6"/>
+  </w:num>
+  <w:num w:numId="2" w16cid:durableId="83763953">
+    <w:abstractNumId w:val="7"/>
+  </w:num>
+  <w:num w:numId="3" w16cid:durableId="1804035675">
+    <w:abstractNumId w:val="1"/>
+  </w:num>
+  <w:num w:numId="4" w16cid:durableId="368342229">
+    <w:abstractNumId w:val="8"/>
+  </w:num>
+  <w:num w:numId="5" w16cid:durableId="806316744">
+    <w:abstractNumId w:val="5"/>
+  </w:num>
+  <w:num w:numId="6" w16cid:durableId="342362878">
+    <w:abstractNumId w:val="9"/>
+  </w:num>
+  <w:num w:numId="7" w16cid:durableId="779103049">
+    <w:abstractNumId w:val="2"/>
+  </w:num>
+  <w:num w:numId="8" w16cid:durableId="1824732606">
+    <w:abstractNumId w:val="4"/>
+  </w:num>
+  <w:num w:numId="9" w16cid:durableId="1645963530">
     <w:abstractNumId w:val="3"/>
   </w:num>
-  <w:num w:numId="2" w16cid:durableId="83763953">
-    <w:abstractNumId w:val="4"/>
-  </w:num>
-  <w:num w:numId="3" w16cid:durableId="1804035675">
+  <w:num w:numId="10" w16cid:durableId="1738016391">
     <w:abstractNumId w:val="0"/>
-  </w:num>
-  <w:num w:numId="4" w16cid:durableId="368342229">
-    <w:abstractNumId w:val="5"/>
-  </w:num>
-  <w:num w:numId="5" w16cid:durableId="806316744">
-    <w:abstractNumId w:val="2"/>
-  </w:num>
-  <w:num w:numId="6" w16cid:durableId="342362878">
-    <w:abstractNumId w:val="6"/>
-  </w:num>
-  <w:num w:numId="7" w16cid:durableId="779103049">
-    <w:abstractNumId w:val="1"/>
   </w:num>
 </w:numbering>
 </file>
@@ -5426,6 +7377,7 @@
   <w:style w:type="character" w:default="1" w:styleId="DefaultParagraphFont">
     <w:name w:val="Default Paragraph Font"/>
     <w:uiPriority w:val="1"/>
+    <w:semiHidden/>
     <w:unhideWhenUsed/>
   </w:style>
   <w:style w:type="table" w:default="1" w:styleId="TableNormal">

--- a/Phase 2 Datastructures with JS.docx
+++ b/Phase 2 Datastructures with JS.docx
@@ -136,7 +136,15 @@
         </w:numPr>
       </w:pPr>
       <w:r>
-        <w:t>Primitive types : string, number, boolean</w:t>
+        <w:t xml:space="preserve">Primitive </w:t>
+      </w:r>
+      <w:proofErr w:type="gramStart"/>
+      <w:r>
+        <w:t>types :</w:t>
+      </w:r>
+      <w:proofErr w:type="gramEnd"/>
+      <w:r>
+        <w:t xml:space="preserve"> string, number, boolean</w:t>
       </w:r>
     </w:p>
     <w:p>
@@ -210,7 +218,23 @@
         </w:numPr>
       </w:pPr>
       <w:r>
-        <w:t>Map: A collection that maintain the data in key &amp; value pairs, ex: maintain database details {username : admin, password :  admin123}</w:t>
+        <w:t>Map: A collection that maintain the data in key &amp; value pairs, ex: maintain database details {</w:t>
+      </w:r>
+      <w:proofErr w:type="gramStart"/>
+      <w:r>
+        <w:t>username :</w:t>
+      </w:r>
+      <w:proofErr w:type="gramEnd"/>
+      <w:r>
+        <w:t xml:space="preserve"> admin, </w:t>
+      </w:r>
+      <w:proofErr w:type="gramStart"/>
+      <w:r>
+        <w:t>password :</w:t>
+      </w:r>
+      <w:proofErr w:type="gramEnd"/>
+      <w:r>
+        <w:t xml:space="preserve">  admin123}</w:t>
       </w:r>
     </w:p>
     <w:p>
@@ -262,7 +286,15 @@
         <w:t>Algorithms:</w:t>
       </w:r>
       <w:r>
-        <w:t xml:space="preserve"> These are step by step instructions written in a human understandable language before writing the actual code, then  you can implement them in different languages like Java, Javascript, C, C++</w:t>
+        <w:t xml:space="preserve"> These are step by step instructions written in a human understandable language before writing the actual code, </w:t>
+      </w:r>
+      <w:proofErr w:type="gramStart"/>
+      <w:r>
+        <w:t>then  you</w:t>
+      </w:r>
+      <w:proofErr w:type="gramEnd"/>
+      <w:r>
+        <w:t xml:space="preserve"> can implement them in different languages like Java, Javascript, C, C++</w:t>
       </w:r>
     </w:p>
     <w:p>
@@ -495,8 +527,13 @@
           <w:numId w:val="6"/>
         </w:numPr>
       </w:pPr>
-      <w:r>
-        <w:t>add() : It is to add an element you pass to the Set</w:t>
+      <w:proofErr w:type="gramStart"/>
+      <w:r>
+        <w:t>add() :</w:t>
+      </w:r>
+      <w:proofErr w:type="gramEnd"/>
+      <w:r>
+        <w:t xml:space="preserve"> It is to add an element you pass to the Set</w:t>
       </w:r>
     </w:p>
     <w:p>
@@ -507,8 +544,13 @@
           <w:numId w:val="6"/>
         </w:numPr>
       </w:pPr>
-      <w:r>
-        <w:t>delete() : It removes an element you pass from the Set</w:t>
+      <w:proofErr w:type="gramStart"/>
+      <w:r>
+        <w:t>delete() :</w:t>
+      </w:r>
+      <w:proofErr w:type="gramEnd"/>
+      <w:r>
+        <w:t xml:space="preserve"> It removes an element you pass from the Set</w:t>
       </w:r>
     </w:p>
     <w:p>
@@ -519,9 +561,14 @@
           <w:numId w:val="6"/>
         </w:numPr>
       </w:pPr>
+      <w:proofErr w:type="gramStart"/>
       <w:r>
         <w:lastRenderedPageBreak/>
-        <w:t xml:space="preserve">clear(): It removes all the elements </w:t>
+        <w:t>clear(</w:t>
+      </w:r>
+      <w:proofErr w:type="gramEnd"/>
+      <w:r>
+        <w:t xml:space="preserve">): It removes all the elements </w:t>
       </w:r>
     </w:p>
     <w:p>
@@ -532,8 +579,13 @@
           <w:numId w:val="6"/>
         </w:numPr>
       </w:pPr>
-      <w:r>
-        <w:t>has(): It checks if the element is present or not in the Set</w:t>
+      <w:proofErr w:type="gramStart"/>
+      <w:r>
+        <w:t>has(</w:t>
+      </w:r>
+      <w:proofErr w:type="gramEnd"/>
+      <w:r>
+        <w:t>): It checks if the element is present or not in the Set</w:t>
       </w:r>
     </w:p>
     <w:p>
@@ -545,7 +597,15 @@
         </w:numPr>
       </w:pPr>
       <w:r>
-        <w:t>size: It is property to check the size of the Set, how many elements are present.</w:t>
+        <w:t xml:space="preserve">size: It is property to check the size of the </w:t>
+      </w:r>
+      <w:proofErr w:type="gramStart"/>
+      <w:r>
+        <w:t>Set,</w:t>
+      </w:r>
+      <w:proofErr w:type="gramEnd"/>
+      <w:r>
+        <w:t xml:space="preserve"> how many elements are present.</w:t>
       </w:r>
     </w:p>
     <w:p>
@@ -569,7 +629,15 @@
         <w:ind w:left="0" w:firstLine="0"/>
       </w:pPr>
       <w:r>
-        <w:t xml:space="preserve">let names = new Set(); </w:t>
+        <w:t xml:space="preserve">let names = new </w:t>
+      </w:r>
+      <w:proofErr w:type="gramStart"/>
+      <w:r>
+        <w:t>Set(</w:t>
+      </w:r>
+      <w:proofErr w:type="gramEnd"/>
+      <w:r>
+        <w:t xml:space="preserve">); </w:t>
       </w:r>
     </w:p>
     <w:p>
@@ -605,15 +673,36 @@
         <w:ind w:left="0" w:firstLine="0"/>
       </w:pPr>
       <w:r>
-        <w:t>console.log(names.has(“HP”)) ; // true if present else false</w:t>
-      </w:r>
-    </w:p>
-    <w:p>
-      <w:pPr>
-        <w:ind w:left="0" w:firstLine="0"/>
-      </w:pPr>
-      <w:r>
-        <w:t>names.delete(“Dell”); // deletes the element Dell</w:t>
+        <w:t>console.log(</w:t>
+      </w:r>
+      <w:proofErr w:type="spellStart"/>
+      <w:r>
+        <w:t>names.has</w:t>
+      </w:r>
+      <w:proofErr w:type="spellEnd"/>
+      <w:r>
+        <w:t>(“HP”)</w:t>
+      </w:r>
+      <w:proofErr w:type="gramStart"/>
+      <w:r>
+        <w:t>) ;</w:t>
+      </w:r>
+      <w:proofErr w:type="gramEnd"/>
+      <w:r>
+        <w:t xml:space="preserve"> // true if present else false</w:t>
+      </w:r>
+    </w:p>
+    <w:p>
+      <w:pPr>
+        <w:ind w:left="0" w:firstLine="0"/>
+      </w:pPr>
+      <w:proofErr w:type="gramStart"/>
+      <w:r>
+        <w:t>names.delete</w:t>
+      </w:r>
+      <w:proofErr w:type="gramEnd"/>
+      <w:r>
+        <w:t>(“Dell”); // deletes the element Dell</w:t>
       </w:r>
     </w:p>
     <w:p>
@@ -807,8 +896,21 @@
           <w:numId w:val="6"/>
         </w:numPr>
       </w:pPr>
-      <w:r>
-        <w:t>set(key, value) : Add / Update</w:t>
+      <w:proofErr w:type="gramStart"/>
+      <w:r>
+        <w:t>set(</w:t>
+      </w:r>
+      <w:proofErr w:type="gramEnd"/>
+      <w:r>
+        <w:t>key, value</w:t>
+      </w:r>
+      <w:proofErr w:type="gramStart"/>
+      <w:r>
+        <w:t>) :</w:t>
+      </w:r>
+      <w:proofErr w:type="gramEnd"/>
+      <w:r>
+        <w:t xml:space="preserve"> Add / Update</w:t>
       </w:r>
     </w:p>
     <w:p>
@@ -855,8 +957,13 @@
           <w:numId w:val="6"/>
         </w:numPr>
       </w:pPr>
-      <w:r>
-        <w:t>clear(): To delete all</w:t>
+      <w:proofErr w:type="gramStart"/>
+      <w:r>
+        <w:t>clear(</w:t>
+      </w:r>
+      <w:proofErr w:type="gramEnd"/>
+      <w:r>
+        <w:t>): To delete all</w:t>
       </w:r>
     </w:p>
     <w:p>
@@ -876,23 +983,82 @@
         <w:ind w:left="0" w:firstLine="0"/>
       </w:pPr>
       <w:r>
-        <w:t>let employeeMap = new Map();</w:t>
-      </w:r>
-    </w:p>
-    <w:p>
-      <w:pPr>
-        <w:ind w:left="0" w:firstLine="0"/>
-      </w:pPr>
-      <w:r>
-        <w:t>employeeMap.set(1, { id: 1, name : “Alex” });</w:t>
+        <w:t xml:space="preserve">let employeeMap = new </w:t>
+      </w:r>
+      <w:proofErr w:type="gramStart"/>
+      <w:r>
+        <w:t>Map(</w:t>
+      </w:r>
+      <w:proofErr w:type="gramEnd"/>
+      <w:r>
+        <w:t>);</w:t>
+      </w:r>
+    </w:p>
+    <w:p>
+      <w:pPr>
+        <w:ind w:left="0" w:firstLine="0"/>
+      </w:pPr>
+      <w:proofErr w:type="gramStart"/>
+      <w:r>
+        <w:t>employeeMap.set(</w:t>
+      </w:r>
+      <w:proofErr w:type="gramEnd"/>
+      <w:r>
+        <w:t xml:space="preserve">1, </w:t>
+      </w:r>
+      <w:proofErr w:type="gramStart"/>
+      <w:r>
+        <w:t>{ id</w:t>
+      </w:r>
+      <w:proofErr w:type="gramEnd"/>
+      <w:r>
+        <w:t xml:space="preserve">: 1, </w:t>
+      </w:r>
+      <w:proofErr w:type="gramStart"/>
+      <w:r>
+        <w:t>name :</w:t>
+      </w:r>
+      <w:proofErr w:type="gramEnd"/>
+      <w:r>
+        <w:t xml:space="preserve"> “Alex” });</w:t>
       </w:r>
       <w:r>
         <w:br/>
-        <w:t>employeeMap.set(2, {id : 2, name : “Bruce”});</w:t>
+      </w:r>
+      <w:proofErr w:type="gramStart"/>
+      <w:r>
+        <w:t>employeeMap.set(</w:t>
+      </w:r>
+      <w:proofErr w:type="gramEnd"/>
+      <w:r>
+        <w:t>2, {</w:t>
+      </w:r>
+      <w:proofErr w:type="gramStart"/>
+      <w:r>
+        <w:t>id :</w:t>
+      </w:r>
+      <w:proofErr w:type="gramEnd"/>
+      <w:r>
+        <w:t xml:space="preserve"> 2, </w:t>
+      </w:r>
+      <w:proofErr w:type="gramStart"/>
+      <w:r>
+        <w:t>name :</w:t>
+      </w:r>
+      <w:proofErr w:type="gramEnd"/>
+      <w:r>
+        <w:t xml:space="preserve"> “Bruce”});</w:t>
       </w:r>
       <w:r>
         <w:br/>
-        <w:t>employeeMap.get(1); // returns the value associated with the key 1</w:t>
+      </w:r>
+      <w:proofErr w:type="gramStart"/>
+      <w:r>
+        <w:t>employeeMap.get(</w:t>
+      </w:r>
+      <w:proofErr w:type="gramEnd"/>
+      <w:r>
+        <w:t>1); // returns the value associated with the key 1</w:t>
       </w:r>
     </w:p>
     <w:p>
@@ -1031,8 +1197,13 @@
           <w:numId w:val="6"/>
         </w:numPr>
       </w:pPr>
-      <w:r>
-        <w:t>pop(): removes from the end</w:t>
+      <w:proofErr w:type="gramStart"/>
+      <w:r>
+        <w:t>pop(</w:t>
+      </w:r>
+      <w:proofErr w:type="gramEnd"/>
+      <w:r>
+        <w:t>): removes from the end</w:t>
       </w:r>
     </w:p>
     <w:p>
@@ -1043,8 +1214,13 @@
           <w:numId w:val="6"/>
         </w:numPr>
       </w:pPr>
-      <w:r>
-        <w:t>shift(): removes from the beginning</w:t>
+      <w:proofErr w:type="gramStart"/>
+      <w:r>
+        <w:t>shift(</w:t>
+      </w:r>
+      <w:proofErr w:type="gramEnd"/>
+      <w:r>
+        <w:t>): removes from the beginning</w:t>
       </w:r>
     </w:p>
     <w:p>
@@ -1055,8 +1231,13 @@
           <w:numId w:val="6"/>
         </w:numPr>
       </w:pPr>
-      <w:r>
-        <w:t>slice(): to get a subarray</w:t>
+      <w:proofErr w:type="gramStart"/>
+      <w:r>
+        <w:t>slice(</w:t>
+      </w:r>
+      <w:proofErr w:type="gramEnd"/>
+      <w:r>
+        <w:t>): to get a subarray</w:t>
       </w:r>
     </w:p>
     <w:p>
@@ -1067,8 +1248,13 @@
           <w:numId w:val="6"/>
         </w:numPr>
       </w:pPr>
-      <w:r>
-        <w:t>filter(): to get an array that matches to the filter/condition</w:t>
+      <w:proofErr w:type="gramStart"/>
+      <w:r>
+        <w:t>filter(</w:t>
+      </w:r>
+      <w:proofErr w:type="gramEnd"/>
+      <w:r>
+        <w:t>): to get an array that matches to the filter/condition</w:t>
       </w:r>
     </w:p>
     <w:p>
@@ -1079,8 +1265,13 @@
           <w:numId w:val="6"/>
         </w:numPr>
       </w:pPr>
-      <w:r>
-        <w:t>reduce(): combines into one value - reduces an array into anything like number, object</w:t>
+      <w:proofErr w:type="gramStart"/>
+      <w:r>
+        <w:t>reduce(</w:t>
+      </w:r>
+      <w:proofErr w:type="gramEnd"/>
+      <w:r>
+        <w:t>): combines into one value - reduces an array into anything like number, object</w:t>
       </w:r>
     </w:p>
     <w:p>
@@ -1509,6 +1700,7 @@
       <w:pPr>
         <w:ind w:left="0" w:firstLine="0"/>
       </w:pPr>
+      <w:proofErr w:type="gramStart"/>
       <w:r>
         <w:t xml:space="preserve">arrays.reduce( </w:t>
       </w:r>
@@ -1516,8 +1708,37 @@
         <w:rPr>
           <w:color w:val="EE0000"/>
         </w:rPr>
-        <w:t>(accumulator, currentValue) =&gt; { /* do something */ }</w:t>
-      </w:r>
+        <w:t>(</w:t>
+      </w:r>
+      <w:proofErr w:type="gramEnd"/>
+      <w:r>
+        <w:rPr>
+          <w:color w:val="EE0000"/>
+        </w:rPr>
+        <w:t xml:space="preserve">accumulator, currentValue) =&gt; </w:t>
+      </w:r>
+      <w:proofErr w:type="gramStart"/>
+      <w:r>
+        <w:rPr>
+          <w:color w:val="EE0000"/>
+        </w:rPr>
+        <w:t>{ /</w:t>
+      </w:r>
+      <w:proofErr w:type="gramEnd"/>
+      <w:r>
+        <w:rPr>
+          <w:color w:val="EE0000"/>
+        </w:rPr>
+        <w:t>* do something *</w:t>
+      </w:r>
+      <w:proofErr w:type="gramStart"/>
+      <w:r>
+        <w:rPr>
+          <w:color w:val="EE0000"/>
+        </w:rPr>
+        <w:t>/ }</w:t>
+      </w:r>
+      <w:proofErr w:type="gramEnd"/>
       <w:r>
         <w:t xml:space="preserve">, </w:t>
       </w:r>
@@ -1770,7 +1991,15 @@
         <w:ind w:left="0" w:firstLine="0"/>
       </w:pPr>
       <w:r>
-        <w:t>Assume you have a server logs of payments that is SUCCESS or FAIL and you want to display the count of SUCCESS/FAIL.</w:t>
+        <w:t xml:space="preserve">Assume you have a </w:t>
+      </w:r>
+      <w:proofErr w:type="gramStart"/>
+      <w:r>
+        <w:t>server logs of payments</w:t>
+      </w:r>
+      <w:proofErr w:type="gramEnd"/>
+      <w:r>
+        <w:t xml:space="preserve"> that is SUCCESS or FAIL and you want to display the count of SUCCESS/FAIL.</w:t>
       </w:r>
     </w:p>
     <w:p>
@@ -1967,9 +2196,19 @@
       </w:r>
     </w:p>
     <w:p>
-      <w:r>
-        <w:t>[ ]  [X] [ ]</w:t>
-      </w:r>
+      <w:proofErr w:type="gramStart"/>
+      <w:r>
+        <w:t>[ ]</w:t>
+      </w:r>
+      <w:proofErr w:type="gramEnd"/>
+      <w:r>
+        <w:t xml:space="preserve">  [X] </w:t>
+      </w:r>
+      <w:proofErr w:type="gramStart"/>
+      <w:r>
+        <w:t>[ ]</w:t>
+      </w:r>
+      <w:proofErr w:type="gramEnd"/>
     </w:p>
     <w:p>
       <w:r>
@@ -2540,7 +2779,15 @@
       </w:r>
       <w:r>
         <w:br/>
-        <w:t xml:space="preserve">     this.data = data;</w:t>
+        <w:t xml:space="preserve">     </w:t>
+      </w:r>
+      <w:proofErr w:type="spellStart"/>
+      <w:r>
+        <w:t>this.data</w:t>
+      </w:r>
+      <w:proofErr w:type="spellEnd"/>
+      <w:r>
+        <w:t xml:space="preserve"> = data;</w:t>
       </w:r>
     </w:p>
     <w:p>
@@ -2553,8 +2800,15 @@
       <w:r>
         <w:t xml:space="preserve"> </w:t>
       </w:r>
-      <w:r>
-        <w:t>this.next = null;</w:t>
+      <w:proofErr w:type="spellStart"/>
+      <w:proofErr w:type="gramStart"/>
+      <w:r>
+        <w:t>this.next</w:t>
+      </w:r>
+      <w:proofErr w:type="spellEnd"/>
+      <w:proofErr w:type="gramEnd"/>
+      <w:r>
+        <w:t xml:space="preserve"> = null;</w:t>
       </w:r>
       <w:r>
         <w:br/>
@@ -2686,6 +2940,7 @@
       <w:pPr>
         <w:ind w:left="0" w:firstLine="0"/>
       </w:pPr>
+      <w:proofErr w:type="spellStart"/>
       <w:r>
         <w:rPr>
           <w:highlight w:val="yellow"/>
@@ -2704,13 +2959,22 @@
         </w:rPr>
         <w:t>LinkedList</w:t>
       </w:r>
-    </w:p>
-    <w:p>
-      <w:pPr>
-        <w:ind w:left="0" w:firstLine="0"/>
-      </w:pPr>
-      <w:r>
-        <w:t>Add &amp; Display the data</w:t>
+      <w:proofErr w:type="spellEnd"/>
+    </w:p>
+    <w:p>
+      <w:pPr>
+        <w:ind w:left="0" w:firstLine="0"/>
+      </w:pPr>
+      <w:r>
+        <w:t xml:space="preserve">Add &amp; </w:t>
+      </w:r>
+      <w:proofErr w:type="gramStart"/>
+      <w:r>
+        <w:t>Display</w:t>
+      </w:r>
+      <w:proofErr w:type="gramEnd"/>
+      <w:r>
+        <w:t xml:space="preserve"> the data</w:t>
       </w:r>
     </w:p>
     <w:p>
@@ -3126,7 +3390,15 @@
         <w:ind w:left="0" w:firstLine="0"/>
       </w:pPr>
       <w:r>
-        <w:t>Create delete(data) function in the SingleLinkedList which removes the element in the LinkedList</w:t>
+        <w:t xml:space="preserve">Create delete(data) function in the </w:t>
+      </w:r>
+      <w:proofErr w:type="spellStart"/>
+      <w:r>
+        <w:t>SingleLinkedList</w:t>
+      </w:r>
+      <w:proofErr w:type="spellEnd"/>
+      <w:r>
+        <w:t xml:space="preserve"> which removes the element in the LinkedList</w:t>
       </w:r>
     </w:p>
     <w:p>
@@ -3276,7 +3548,21 @@
         <w:rPr>
           <w:highlight w:val="yellow"/>
         </w:rPr>
-        <w:t>Add, Display Forward  &amp; Display Backward</w:t>
+        <w:t xml:space="preserve">Add, Display </w:t>
+      </w:r>
+      <w:proofErr w:type="gramStart"/>
+      <w:r>
+        <w:rPr>
+          <w:highlight w:val="yellow"/>
+        </w:rPr>
+        <w:t>Forward  &amp;</w:t>
+      </w:r>
+      <w:proofErr w:type="gramEnd"/>
+      <w:r>
+        <w:rPr>
+          <w:highlight w:val="yellow"/>
+        </w:rPr>
+        <w:t xml:space="preserve"> Display Backward</w:t>
       </w:r>
     </w:p>
     <w:p>
@@ -3520,7 +3806,39 @@
         <w:ind w:left="0" w:firstLine="0"/>
       </w:pPr>
       <w:r>
-        <w:t>Currently, the DoublyLinkedList has a head pointer that points to the first node. Create another pointer called tail that moves along with the newly added nodes. Rewrite displayBackward() so that it directly starts from the tail and moves backward using the prev pointer. Implement removeFirst() such that the first node is removed and head points to the next node. Similarly, implement removeLast() so that the last node is removed and tail moves backward to point to the previous node of the deleted node.</w:t>
+        <w:t xml:space="preserve">Currently, the DoublyLinkedList has a head pointer that points to the first node. Create another pointer called tail that moves along with the newly added nodes. Rewrite </w:t>
+      </w:r>
+      <w:proofErr w:type="gramStart"/>
+      <w:r>
+        <w:t>displayBackward(</w:t>
+      </w:r>
+      <w:proofErr w:type="gramEnd"/>
+      <w:r>
+        <w:t xml:space="preserve">) so that it directly starts from the tail and moves backward using the </w:t>
+      </w:r>
+      <w:proofErr w:type="spellStart"/>
+      <w:r>
+        <w:t>prev</w:t>
+      </w:r>
+      <w:proofErr w:type="spellEnd"/>
+      <w:r>
+        <w:t xml:space="preserve"> pointer. Implement </w:t>
+      </w:r>
+      <w:proofErr w:type="gramStart"/>
+      <w:r>
+        <w:t>removeFirst(</w:t>
+      </w:r>
+      <w:proofErr w:type="gramEnd"/>
+      <w:r>
+        <w:t xml:space="preserve">) such that the first node is removed and head points to the next node. Similarly, implement </w:t>
+      </w:r>
+      <w:proofErr w:type="gramStart"/>
+      <w:r>
+        <w:t>removeLast(</w:t>
+      </w:r>
+      <w:proofErr w:type="gramEnd"/>
+      <w:r>
+        <w:t>) so that the last node is removed and tail moves backward to point to the previous node of the deleted node.</w:t>
       </w:r>
     </w:p>
     <w:p>
@@ -3954,12 +4272,44 @@
       <w:pPr>
         <w:ind w:left="0" w:firstLine="0"/>
       </w:pPr>
-      <w:r>
-        <w:t>this.head = newNode;</w:t>
+      <w:proofErr w:type="spellStart"/>
+      <w:proofErr w:type="gramStart"/>
+      <w:r>
+        <w:t>this.head</w:t>
+      </w:r>
+      <w:proofErr w:type="spellEnd"/>
+      <w:proofErr w:type="gramEnd"/>
+      <w:r>
+        <w:t xml:space="preserve"> = </w:t>
+      </w:r>
+      <w:proofErr w:type="spellStart"/>
+      <w:r>
+        <w:t>newNode</w:t>
+      </w:r>
+      <w:proofErr w:type="spellEnd"/>
+      <w:r>
+        <w:t>;</w:t>
       </w:r>
       <w:r>
         <w:br/>
-        <w:t>newNode.next = this.head;</w:t>
+      </w:r>
+      <w:proofErr w:type="spellStart"/>
+      <w:r>
+        <w:t>newNode.next</w:t>
+      </w:r>
+      <w:proofErr w:type="spellEnd"/>
+      <w:r>
+        <w:t xml:space="preserve"> = </w:t>
+      </w:r>
+      <w:proofErr w:type="spellStart"/>
+      <w:proofErr w:type="gramStart"/>
+      <w:r>
+        <w:t>this.head</w:t>
+      </w:r>
+      <w:proofErr w:type="spellEnd"/>
+      <w:proofErr w:type="gramEnd"/>
+      <w:r>
+        <w:t>;</w:t>
       </w:r>
     </w:p>
     <w:p>
@@ -3973,7 +4323,31 @@
         <w:t>Displaying</w:t>
       </w:r>
       <w:r>
-        <w:t>: We can’t use while(current !== null) because null never comes, we use do { } while(current !== head)</w:t>
+        <w:t xml:space="preserve">: We can’t use </w:t>
+      </w:r>
+      <w:proofErr w:type="gramStart"/>
+      <w:r>
+        <w:t>while(current !</w:t>
+      </w:r>
+      <w:proofErr w:type="gramEnd"/>
+      <w:r>
+        <w:t xml:space="preserve">== null) because null never comes, we use do </w:t>
+      </w:r>
+      <w:proofErr w:type="gramStart"/>
+      <w:r>
+        <w:t>{ }</w:t>
+      </w:r>
+      <w:proofErr w:type="gramEnd"/>
+      <w:r>
+        <w:t xml:space="preserve"> </w:t>
+      </w:r>
+      <w:proofErr w:type="gramStart"/>
+      <w:r>
+        <w:t>while(current !</w:t>
+      </w:r>
+      <w:proofErr w:type="gramEnd"/>
+      <w:r>
+        <w:t>== head)</w:t>
       </w:r>
     </w:p>
     <w:p>
@@ -4284,7 +4658,15 @@
         <w:ind w:left="0" w:firstLine="0"/>
       </w:pPr>
       <w:r>
-        <w:t>Ex: ticket counters, call centres, print jobs</w:t>
+        <w:t xml:space="preserve">Ex: ticket counters, call </w:t>
+      </w:r>
+      <w:proofErr w:type="spellStart"/>
+      <w:r>
+        <w:t>centres</w:t>
+      </w:r>
+      <w:proofErr w:type="spellEnd"/>
+      <w:r>
+        <w:t>, print jobs</w:t>
       </w:r>
     </w:p>
     <w:p>
@@ -4359,6 +4741,9 @@
         <w:ind w:left="0" w:firstLine="0"/>
       </w:pPr>
       <w:r>
+        <w:rPr>
+          <w:noProof/>
+        </w:rPr>
         <w:lastRenderedPageBreak/>
         <w:drawing>
           <wp:inline distT="0" distB="0" distL="0" distR="0" wp14:anchorId="4F58F036" wp14:editId="29E1408D">
@@ -4397,6 +4782,9 @@
         </w:drawing>
       </w:r>
       <w:r>
+        <w:rPr>
+          <w:noProof/>
+        </w:rPr>
         <w:lastRenderedPageBreak/>
         <w:drawing>
           <wp:inline distT="0" distB="0" distL="0" distR="0" wp14:anchorId="0697FBAC" wp14:editId="08A91C22">
@@ -4451,6 +4839,9 @@
         <w:ind w:left="0" w:firstLine="0"/>
       </w:pPr>
       <w:r>
+        <w:rPr>
+          <w:noProof/>
+        </w:rPr>
         <w:lastRenderedPageBreak/>
         <w:drawing>
           <wp:inline distT="0" distB="0" distL="0" distR="0" wp14:anchorId="6AF99786" wp14:editId="5D1939BB">
@@ -4505,6 +4896,9 @@
         <w:ind w:left="0" w:firstLine="0"/>
       </w:pPr>
       <w:r>
+        <w:rPr>
+          <w:noProof/>
+        </w:rPr>
         <w:lastRenderedPageBreak/>
         <w:drawing>
           <wp:inline distT="0" distB="0" distL="0" distR="0" wp14:anchorId="6BB6B7C4" wp14:editId="66C032BE">
@@ -4543,6 +4937,9 @@
         </w:drawing>
       </w:r>
       <w:r>
+        <w:rPr>
+          <w:noProof/>
+        </w:rPr>
         <w:lastRenderedPageBreak/>
         <w:drawing>
           <wp:inline distT="0" distB="0" distL="0" distR="0" wp14:anchorId="0B3CEE41" wp14:editId="377F8341">
@@ -4597,6 +4994,9 @@
         <w:ind w:left="0" w:firstLine="0"/>
       </w:pPr>
       <w:r>
+        <w:rPr>
+          <w:noProof/>
+        </w:rPr>
         <w:drawing>
           <wp:inline distT="0" distB="0" distL="0" distR="0" wp14:anchorId="0FF76C9F" wp14:editId="76789F78">
             <wp:extent cx="5943600" cy="953770"/>
@@ -4909,8 +5309,13 @@
             <w:pPr>
               <w:ind w:left="0" w:firstLine="0"/>
             </w:pPr>
+            <w:proofErr w:type="gramStart"/>
             <w:r>
-              <w:t>Closing ) mismatches opening [</w:t>
+              <w:t>Closing )</w:t>
+            </w:r>
+            <w:proofErr w:type="gramEnd"/>
+            <w:r>
+              <w:t xml:space="preserve"> mismatches opening [</w:t>
             </w:r>
           </w:p>
         </w:tc>
@@ -5013,11 +5418,19 @@
       <w:pPr>
         <w:ind w:left="0" w:firstLine="0"/>
       </w:pPr>
-      <w:r>
-        <w:rPr>
-          <w:highlight w:val="yellow"/>
-        </w:rPr>
-        <w:t>Non linear datastructure</w:t>
+      <w:proofErr w:type="spellStart"/>
+      <w:r>
+        <w:rPr>
+          <w:highlight w:val="yellow"/>
+        </w:rPr>
+        <w:t>Non linear</w:t>
+      </w:r>
+      <w:proofErr w:type="spellEnd"/>
+      <w:r>
+        <w:rPr>
+          <w:highlight w:val="yellow"/>
+        </w:rPr>
+        <w:t xml:space="preserve"> datastructure</w:t>
       </w:r>
     </w:p>
     <w:p>
@@ -5057,6 +5470,9 @@
         <w:ind w:left="0" w:firstLine="0"/>
       </w:pPr>
       <w:r>
+        <w:rPr>
+          <w:noProof/>
+        </w:rPr>
         <w:lastRenderedPageBreak/>
         <w:drawing>
           <wp:inline distT="0" distB="0" distL="0" distR="0" wp14:anchorId="6E7C1CB2" wp14:editId="432855E7">
@@ -5116,6 +5532,9 @@
         <w:ind w:left="0" w:firstLine="0"/>
       </w:pPr>
       <w:r>
+        <w:rPr>
+          <w:noProof/>
+        </w:rPr>
         <w:lastRenderedPageBreak/>
         <w:drawing>
           <wp:inline distT="0" distB="0" distL="0" distR="0" wp14:anchorId="5B40DE1A" wp14:editId="62957D7C">
@@ -5202,6 +5621,9 @@
         <w:ind w:firstLine="0"/>
       </w:pPr>
       <w:r>
+        <w:rPr>
+          <w:noProof/>
+        </w:rPr>
         <w:lastRenderedPageBreak/>
         <w:drawing>
           <wp:inline distT="0" distB="0" distL="0" distR="0" wp14:anchorId="65C1F350" wp14:editId="13A7F2D2">
@@ -5267,6 +5689,9 @@
         <w:ind w:firstLine="0"/>
       </w:pPr>
       <w:r>
+        <w:rPr>
+          <w:noProof/>
+        </w:rPr>
         <w:lastRenderedPageBreak/>
         <w:drawing>
           <wp:inline distT="0" distB="0" distL="0" distR="0" wp14:anchorId="6CA68059" wp14:editId="4746582C">
@@ -5314,7 +5739,23 @@
         <w:t>Helps to find shortest path, Google maps use graph</w:t>
       </w:r>
       <w:r>
-        <w:t>, social media friends like whatsapp/facebook, you connect to friend1, friend2, friend3, they connect to others</w:t>
+        <w:t xml:space="preserve">, social media friends like </w:t>
+      </w:r>
+      <w:proofErr w:type="spellStart"/>
+      <w:r>
+        <w:t>whatsapp</w:t>
+      </w:r>
+      <w:proofErr w:type="spellEnd"/>
+      <w:r>
+        <w:t>/</w:t>
+      </w:r>
+      <w:proofErr w:type="spellStart"/>
+      <w:r>
+        <w:t>facebook</w:t>
+      </w:r>
+      <w:proofErr w:type="spellEnd"/>
+      <w:r>
+        <w:t>, you connect to friend1, friend2, friend3, they connect to others</w:t>
       </w:r>
     </w:p>
     <w:p>
@@ -5541,6 +5982,9 @@
         <w:ind w:left="360" w:firstLine="0"/>
       </w:pPr>
       <w:r>
+        <w:rPr>
+          <w:noProof/>
+        </w:rPr>
         <w:drawing>
           <wp:inline distT="0" distB="0" distL="0" distR="0" wp14:anchorId="63977D8D" wp14:editId="096E6547">
             <wp:extent cx="5943600" cy="3509645"/>
@@ -5594,6 +6038,9 @@
         <w:ind w:left="360" w:firstLine="0"/>
       </w:pPr>
       <w:r>
+        <w:rPr>
+          <w:noProof/>
+        </w:rPr>
         <w:lastRenderedPageBreak/>
         <w:drawing>
           <wp:inline distT="0" distB="0" distL="0" distR="0" wp14:anchorId="244DFAC7" wp14:editId="0B7F6EA0">
@@ -5637,6 +6084,9 @@
         <w:ind w:left="360" w:firstLine="0"/>
       </w:pPr>
       <w:r>
+        <w:rPr>
+          <w:noProof/>
+        </w:rPr>
         <w:lastRenderedPageBreak/>
         <w:drawing>
           <wp:inline distT="0" distB="0" distL="0" distR="0" wp14:anchorId="6FF80D73" wp14:editId="73EA717C">
@@ -5675,6 +6125,9 @@
         </w:drawing>
       </w:r>
       <w:r>
+        <w:rPr>
+          <w:noProof/>
+        </w:rPr>
         <w:drawing>
           <wp:inline distT="0" distB="0" distL="0" distR="0" wp14:anchorId="6040A98E" wp14:editId="0570F5B4">
             <wp:extent cx="5943600" cy="3289935"/>
@@ -5728,6 +6181,9 @@
         <w:ind w:left="360" w:firstLine="0"/>
       </w:pPr>
       <w:r>
+        <w:rPr>
+          <w:noProof/>
+        </w:rPr>
         <w:lastRenderedPageBreak/>
         <w:drawing>
           <wp:inline distT="0" distB="0" distL="0" distR="0" wp14:anchorId="104CCE83" wp14:editId="14E6E398">
@@ -5766,6 +6222,577 @@
         </w:drawing>
       </w:r>
     </w:p>
+    <w:p>
+      <w:pPr>
+        <w:ind w:left="360" w:firstLine="0"/>
+      </w:pPr>
+      <w:r>
+        <w:rPr>
+          <w:highlight w:val="yellow"/>
+        </w:rPr>
+        <w:t>15/02/2025</w:t>
+      </w:r>
+    </w:p>
+    <w:p>
+      <w:pPr>
+        <w:ind w:left="360" w:firstLine="0"/>
+      </w:pPr>
+    </w:p>
+    <w:p>
+      <w:pPr>
+        <w:ind w:left="360" w:firstLine="0"/>
+      </w:pPr>
+      <w:r>
+        <w:rPr>
+          <w:highlight w:val="yellow"/>
+        </w:rPr>
+        <w:t>Graph:</w:t>
+      </w:r>
+    </w:p>
+    <w:p>
+      <w:pPr>
+        <w:ind w:left="360" w:firstLine="0"/>
+      </w:pPr>
+      <w:r>
+        <w:t>One person connected to many friends</w:t>
+      </w:r>
+    </w:p>
+    <w:p>
+      <w:pPr>
+        <w:ind w:left="360" w:firstLine="0"/>
+      </w:pPr>
+      <w:r>
+        <w:lastRenderedPageBreak/>
+        <w:drawing>
+          <wp:inline distT="0" distB="0" distL="0" distR="0" wp14:anchorId="5A9CCE2F" wp14:editId="2C3AE743">
+            <wp:extent cx="5943600" cy="4208145"/>
+            <wp:effectExtent l="0" t="0" r="0" b="1905"/>
+            <wp:docPr id="1722161043" name="Picture 1"/>
+            <wp:cNvGraphicFramePr>
+              <a:graphicFrameLocks xmlns:a="http://schemas.openxmlformats.org/drawingml/2006/main" noChangeAspect="1"/>
+            </wp:cNvGraphicFramePr>
+            <a:graphic xmlns:a="http://schemas.openxmlformats.org/drawingml/2006/main">
+              <a:graphicData uri="http://schemas.openxmlformats.org/drawingml/2006/picture">
+                <pic:pic xmlns:pic="http://schemas.openxmlformats.org/drawingml/2006/picture">
+                  <pic:nvPicPr>
+                    <pic:cNvPr id="1722161043" name=""/>
+                    <pic:cNvPicPr/>
+                  </pic:nvPicPr>
+                  <pic:blipFill>
+                    <a:blip r:embed="rId70"/>
+                    <a:stretch>
+                      <a:fillRect/>
+                    </a:stretch>
+                  </pic:blipFill>
+                  <pic:spPr>
+                    <a:xfrm>
+                      <a:off x="0" y="0"/>
+                      <a:ext cx="5943600" cy="4208145"/>
+                    </a:xfrm>
+                    <a:prstGeom prst="rect">
+                      <a:avLst/>
+                    </a:prstGeom>
+                  </pic:spPr>
+                </pic:pic>
+              </a:graphicData>
+            </a:graphic>
+          </wp:inline>
+        </w:drawing>
+      </w:r>
+      <w:r>
+        <w:lastRenderedPageBreak/>
+        <w:drawing>
+          <wp:inline distT="0" distB="0" distL="0" distR="0" wp14:anchorId="642647F3" wp14:editId="52210608">
+            <wp:extent cx="5943600" cy="4453255"/>
+            <wp:effectExtent l="0" t="0" r="0" b="4445"/>
+            <wp:docPr id="1649507659" name="Picture 1"/>
+            <wp:cNvGraphicFramePr>
+              <a:graphicFrameLocks xmlns:a="http://schemas.openxmlformats.org/drawingml/2006/main" noChangeAspect="1"/>
+            </wp:cNvGraphicFramePr>
+            <a:graphic xmlns:a="http://schemas.openxmlformats.org/drawingml/2006/main">
+              <a:graphicData uri="http://schemas.openxmlformats.org/drawingml/2006/picture">
+                <pic:pic xmlns:pic="http://schemas.openxmlformats.org/drawingml/2006/picture">
+                  <pic:nvPicPr>
+                    <pic:cNvPr id="1649507659" name=""/>
+                    <pic:cNvPicPr/>
+                  </pic:nvPicPr>
+                  <pic:blipFill>
+                    <a:blip r:embed="rId71"/>
+                    <a:stretch>
+                      <a:fillRect/>
+                    </a:stretch>
+                  </pic:blipFill>
+                  <pic:spPr>
+                    <a:xfrm>
+                      <a:off x="0" y="0"/>
+                      <a:ext cx="5943600" cy="4453255"/>
+                    </a:xfrm>
+                    <a:prstGeom prst="rect">
+                      <a:avLst/>
+                    </a:prstGeom>
+                  </pic:spPr>
+                </pic:pic>
+              </a:graphicData>
+            </a:graphic>
+          </wp:inline>
+        </w:drawing>
+      </w:r>
+    </w:p>
+    <w:p>
+      <w:pPr>
+        <w:ind w:left="360" w:firstLine="0"/>
+      </w:pPr>
+      <w:r>
+        <w:rPr>
+          <w:highlight w:val="yellow"/>
+        </w:rPr>
+        <w:t>Output:</w:t>
+      </w:r>
+    </w:p>
+    <w:p>
+      <w:pPr>
+        <w:ind w:left="360" w:firstLine="0"/>
+      </w:pPr>
+      <w:r>
+        <w:lastRenderedPageBreak/>
+        <w:drawing>
+          <wp:inline distT="0" distB="0" distL="0" distR="0" wp14:anchorId="48036BF0" wp14:editId="4650A46A">
+            <wp:extent cx="4086795" cy="4258269"/>
+            <wp:effectExtent l="0" t="0" r="9525" b="9525"/>
+            <wp:docPr id="933544589" name="Picture 1"/>
+            <wp:cNvGraphicFramePr>
+              <a:graphicFrameLocks xmlns:a="http://schemas.openxmlformats.org/drawingml/2006/main" noChangeAspect="1"/>
+            </wp:cNvGraphicFramePr>
+            <a:graphic xmlns:a="http://schemas.openxmlformats.org/drawingml/2006/main">
+              <a:graphicData uri="http://schemas.openxmlformats.org/drawingml/2006/picture">
+                <pic:pic xmlns:pic="http://schemas.openxmlformats.org/drawingml/2006/picture">
+                  <pic:nvPicPr>
+                    <pic:cNvPr id="933544589" name=""/>
+                    <pic:cNvPicPr/>
+                  </pic:nvPicPr>
+                  <pic:blipFill>
+                    <a:blip r:embed="rId72"/>
+                    <a:stretch>
+                      <a:fillRect/>
+                    </a:stretch>
+                  </pic:blipFill>
+                  <pic:spPr>
+                    <a:xfrm>
+                      <a:off x="0" y="0"/>
+                      <a:ext cx="4086795" cy="4258269"/>
+                    </a:xfrm>
+                    <a:prstGeom prst="rect">
+                      <a:avLst/>
+                    </a:prstGeom>
+                  </pic:spPr>
+                </pic:pic>
+              </a:graphicData>
+            </a:graphic>
+          </wp:inline>
+        </w:drawing>
+      </w:r>
+    </w:p>
+    <w:p>
+      <w:pPr>
+        <w:ind w:left="360" w:firstLine="0"/>
+      </w:pPr>
+    </w:p>
+    <w:p>
+      <w:pPr>
+        <w:ind w:left="360" w:firstLine="0"/>
+      </w:pPr>
+      <w:r>
+        <w:rPr>
+          <w:highlight w:val="yellow"/>
+        </w:rPr>
+        <w:t>Sorting</w:t>
+      </w:r>
+    </w:p>
+    <w:p>
+      <w:pPr>
+        <w:ind w:left="360" w:firstLine="0"/>
+      </w:pPr>
+      <w:r>
+        <w:t>You can write programs to sort the data, types of sorting</w:t>
+      </w:r>
+    </w:p>
+    <w:p>
+      <w:pPr>
+        <w:pStyle w:val="ListParagraph"/>
+        <w:numPr>
+          <w:ilvl w:val="0"/>
+          <w:numId w:val="11"/>
+        </w:numPr>
+      </w:pPr>
+      <w:r>
+        <w:t>Bubble sort</w:t>
+      </w:r>
+    </w:p>
+    <w:p>
+      <w:pPr>
+        <w:pStyle w:val="ListParagraph"/>
+        <w:numPr>
+          <w:ilvl w:val="0"/>
+          <w:numId w:val="11"/>
+        </w:numPr>
+      </w:pPr>
+      <w:r>
+        <w:t>Selection sort</w:t>
+      </w:r>
+    </w:p>
+    <w:p>
+      <w:pPr>
+        <w:pStyle w:val="ListParagraph"/>
+        <w:numPr>
+          <w:ilvl w:val="0"/>
+          <w:numId w:val="11"/>
+        </w:numPr>
+      </w:pPr>
+      <w:r>
+        <w:t>Insertion sort</w:t>
+      </w:r>
+    </w:p>
+    <w:p>
+      <w:pPr>
+        <w:pStyle w:val="ListParagraph"/>
+        <w:numPr>
+          <w:ilvl w:val="0"/>
+          <w:numId w:val="11"/>
+        </w:numPr>
+      </w:pPr>
+      <w:r>
+        <w:t>Merge sort</w:t>
+      </w:r>
+    </w:p>
+    <w:p>
+      <w:pPr>
+        <w:ind w:left="0" w:firstLine="0"/>
+      </w:pPr>
+      <w:r>
+        <w:rPr>
+          <w:highlight w:val="yellow"/>
+        </w:rPr>
+        <w:t>Bubble sort:</w:t>
+      </w:r>
+      <w:r>
+        <w:t xml:space="preserve"> Here you will compare two numbers and swap them if they are in wrong order</w:t>
+      </w:r>
+    </w:p>
+    <w:p>
+      <w:pPr>
+        <w:ind w:left="0" w:firstLine="0"/>
+      </w:pPr>
+      <w:r>
+        <w:rPr>
+          <w:highlight w:val="yellow"/>
+        </w:rPr>
+        <w:t>Selection sort:</w:t>
+      </w:r>
+      <w:r>
+        <w:t xml:space="preserve"> You fill find the smallest number &amp; put in the correct place</w:t>
+      </w:r>
+    </w:p>
+    <w:p>
+      <w:pPr>
+        <w:ind w:left="0" w:firstLine="0"/>
+      </w:pPr>
+      <w:r>
+        <w:rPr>
+          <w:highlight w:val="yellow"/>
+        </w:rPr>
+        <w:t>Insertion sort:</w:t>
+      </w:r>
+      <w:r>
+        <w:t xml:space="preserve"> Compare and insert in</w:t>
+      </w:r>
+      <w:r>
+        <w:t xml:space="preserve"> the</w:t>
+      </w:r>
+      <w:r>
+        <w:t xml:space="preserve"> correct posit</w:t>
+      </w:r>
+      <w:r>
+        <w:t xml:space="preserve">ion </w:t>
+      </w:r>
+    </w:p>
+    <w:p>
+      <w:pPr>
+        <w:ind w:left="0" w:firstLine="0"/>
+      </w:pPr>
+      <w:r>
+        <w:rPr>
+          <w:highlight w:val="yellow"/>
+        </w:rPr>
+        <w:t>Merge sort:</w:t>
+      </w:r>
+      <w:r>
+        <w:t xml:space="preserve"> Divide and </w:t>
+      </w:r>
+      <w:proofErr w:type="gramStart"/>
+      <w:r>
+        <w:t>conquer(</w:t>
+      </w:r>
+      <w:proofErr w:type="gramEnd"/>
+      <w:r>
+        <w:t>Sort while joining)</w:t>
+      </w:r>
+    </w:p>
+    <w:p>
+      <w:pPr>
+        <w:ind w:left="0" w:firstLine="0"/>
+      </w:pPr>
+    </w:p>
+    <w:p>
+      <w:pPr>
+        <w:ind w:left="0" w:firstLine="0"/>
+      </w:pPr>
+      <w:r>
+        <w:rPr>
+          <w:highlight w:val="yellow"/>
+        </w:rPr>
+        <w:t>You can choose sorting based on the factors</w:t>
+      </w:r>
+    </w:p>
+    <w:p>
+      <w:pPr>
+        <w:pStyle w:val="ListParagraph"/>
+        <w:numPr>
+          <w:ilvl w:val="0"/>
+          <w:numId w:val="12"/>
+        </w:numPr>
+      </w:pPr>
+      <w:r>
+        <w:t>Data size (small vs large)</w:t>
+      </w:r>
+    </w:p>
+    <w:p>
+      <w:pPr>
+        <w:pStyle w:val="ListParagraph"/>
+        <w:numPr>
+          <w:ilvl w:val="0"/>
+          <w:numId w:val="12"/>
+        </w:numPr>
+      </w:pPr>
+      <w:r>
+        <w:t>Data condition (already sorted or random)</w:t>
+      </w:r>
+    </w:p>
+    <w:p>
+      <w:pPr>
+        <w:pStyle w:val="ListParagraph"/>
+        <w:numPr>
+          <w:ilvl w:val="0"/>
+          <w:numId w:val="12"/>
+        </w:numPr>
+      </w:pPr>
+      <w:r>
+        <w:t xml:space="preserve">Memory available </w:t>
+      </w:r>
+    </w:p>
+    <w:p>
+      <w:pPr>
+        <w:pStyle w:val="ListParagraph"/>
+        <w:numPr>
+          <w:ilvl w:val="0"/>
+          <w:numId w:val="12"/>
+        </w:numPr>
+      </w:pPr>
+      <w:r>
+        <w:t>Number of swaps allowed</w:t>
+      </w:r>
+    </w:p>
+    <w:p>
+      <w:pPr>
+        <w:ind w:left="0" w:firstLine="0"/>
+      </w:pPr>
+      <w:r>
+        <w:rPr>
+          <w:highlight w:val="yellow"/>
+        </w:rPr>
+        <w:t>Bubble sort</w:t>
+      </w:r>
+    </w:p>
+    <w:p>
+      <w:pPr>
+        <w:ind w:left="0" w:firstLine="0"/>
+      </w:pPr>
+      <w:r>
+        <w:drawing>
+          <wp:inline distT="0" distB="0" distL="0" distR="0" wp14:anchorId="39191EFD" wp14:editId="5C046DFA">
+            <wp:extent cx="5943600" cy="4443730"/>
+            <wp:effectExtent l="0" t="0" r="0" b="0"/>
+            <wp:docPr id="1760448430" name="Picture 1"/>
+            <wp:cNvGraphicFramePr>
+              <a:graphicFrameLocks xmlns:a="http://schemas.openxmlformats.org/drawingml/2006/main" noChangeAspect="1"/>
+            </wp:cNvGraphicFramePr>
+            <a:graphic xmlns:a="http://schemas.openxmlformats.org/drawingml/2006/main">
+              <a:graphicData uri="http://schemas.openxmlformats.org/drawingml/2006/picture">
+                <pic:pic xmlns:pic="http://schemas.openxmlformats.org/drawingml/2006/picture">
+                  <pic:nvPicPr>
+                    <pic:cNvPr id="1760448430" name=""/>
+                    <pic:cNvPicPr/>
+                  </pic:nvPicPr>
+                  <pic:blipFill>
+                    <a:blip r:embed="rId73"/>
+                    <a:stretch>
+                      <a:fillRect/>
+                    </a:stretch>
+                  </pic:blipFill>
+                  <pic:spPr>
+                    <a:xfrm>
+                      <a:off x="0" y="0"/>
+                      <a:ext cx="5943600" cy="4443730"/>
+                    </a:xfrm>
+                    <a:prstGeom prst="rect">
+                      <a:avLst/>
+                    </a:prstGeom>
+                  </pic:spPr>
+                </pic:pic>
+              </a:graphicData>
+            </a:graphic>
+          </wp:inline>
+        </w:drawing>
+      </w:r>
+    </w:p>
+    <w:p>
+      <w:pPr>
+        <w:ind w:left="0" w:firstLine="0"/>
+      </w:pPr>
+      <w:r>
+        <w:rPr>
+          <w:highlight w:val="yellow"/>
+        </w:rPr>
+        <w:t>Output:</w:t>
+      </w:r>
+    </w:p>
+    <w:p>
+      <w:pPr>
+        <w:ind w:left="0" w:firstLine="0"/>
+      </w:pPr>
+      <w:r>
+        <w:lastRenderedPageBreak/>
+        <w:drawing>
+          <wp:inline distT="0" distB="0" distL="0" distR="0" wp14:anchorId="3D5A25FE" wp14:editId="467053FF">
+            <wp:extent cx="4020111" cy="1419423"/>
+            <wp:effectExtent l="0" t="0" r="0" b="9525"/>
+            <wp:docPr id="313063869" name="Picture 1"/>
+            <wp:cNvGraphicFramePr>
+              <a:graphicFrameLocks xmlns:a="http://schemas.openxmlformats.org/drawingml/2006/main" noChangeAspect="1"/>
+            </wp:cNvGraphicFramePr>
+            <a:graphic xmlns:a="http://schemas.openxmlformats.org/drawingml/2006/main">
+              <a:graphicData uri="http://schemas.openxmlformats.org/drawingml/2006/picture">
+                <pic:pic xmlns:pic="http://schemas.openxmlformats.org/drawingml/2006/picture">
+                  <pic:nvPicPr>
+                    <pic:cNvPr id="313063869" name=""/>
+                    <pic:cNvPicPr/>
+                  </pic:nvPicPr>
+                  <pic:blipFill>
+                    <a:blip r:embed="rId74"/>
+                    <a:stretch>
+                      <a:fillRect/>
+                    </a:stretch>
+                  </pic:blipFill>
+                  <pic:spPr>
+                    <a:xfrm>
+                      <a:off x="0" y="0"/>
+                      <a:ext cx="4020111" cy="1419423"/>
+                    </a:xfrm>
+                    <a:prstGeom prst="rect">
+                      <a:avLst/>
+                    </a:prstGeom>
+                  </pic:spPr>
+                </pic:pic>
+              </a:graphicData>
+            </a:graphic>
+          </wp:inline>
+        </w:drawing>
+      </w:r>
+    </w:p>
+    <w:p>
+      <w:pPr>
+        <w:ind w:left="0" w:firstLine="0"/>
+      </w:pPr>
+      <w:r>
+        <w:rPr>
+          <w:highlight w:val="yellow"/>
+        </w:rPr>
+        <w:t>Project work</w:t>
+      </w:r>
+    </w:p>
+    <w:p>
+      <w:pPr>
+        <w:ind w:left="0" w:firstLine="0"/>
+      </w:pPr>
+      <w:r>
+        <w:t xml:space="preserve">You must create Nodes one for LinkedList &amp; another for </w:t>
+      </w:r>
+      <w:proofErr w:type="spellStart"/>
+      <w:r>
+        <w:t>BinaryTree</w:t>
+      </w:r>
+      <w:proofErr w:type="spellEnd"/>
+      <w:r>
+        <w:t xml:space="preserve">, a Bank class that will perform following operations like </w:t>
+      </w:r>
+      <w:proofErr w:type="spellStart"/>
+      <w:proofErr w:type="gramStart"/>
+      <w:r>
+        <w:t>addAccount</w:t>
+      </w:r>
+      <w:proofErr w:type="spellEnd"/>
+      <w:r>
+        <w:t>(</w:t>
+      </w:r>
+      <w:proofErr w:type="gramEnd"/>
+      <w:r>
+        <w:t xml:space="preserve">), </w:t>
+      </w:r>
+      <w:proofErr w:type="spellStart"/>
+      <w:proofErr w:type="gramStart"/>
+      <w:r>
+        <w:t>checkBalance</w:t>
+      </w:r>
+      <w:proofErr w:type="spellEnd"/>
+      <w:r>
+        <w:t>(</w:t>
+      </w:r>
+      <w:proofErr w:type="gramEnd"/>
+      <w:r>
+        <w:t xml:space="preserve">), </w:t>
+      </w:r>
+      <w:proofErr w:type="gramStart"/>
+      <w:r>
+        <w:t>transfer(</w:t>
+      </w:r>
+      <w:proofErr w:type="gramEnd"/>
+      <w:r>
+        <w:t>)</w:t>
+      </w:r>
+    </w:p>
+    <w:p>
+      <w:pPr>
+        <w:ind w:left="0" w:firstLine="0"/>
+      </w:pPr>
+      <w:r>
+        <w:t xml:space="preserve">Using LinkedList &amp; </w:t>
+      </w:r>
+      <w:proofErr w:type="spellStart"/>
+      <w:r>
+        <w:t>BinaryTree</w:t>
+      </w:r>
+      <w:proofErr w:type="spellEnd"/>
+      <w:r>
+        <w:t xml:space="preserve"> you must able to manage the account</w:t>
+      </w:r>
+      <w:r>
+        <w:t>.</w:t>
+      </w:r>
+    </w:p>
+    <w:p>
+      <w:pPr>
+        <w:ind w:left="0" w:firstLine="0"/>
+      </w:pPr>
+    </w:p>
     <w:sectPr>
       <w:pgSz w:w="12240" w:h="15840"/>
       <w:pgMar w:top="1440" w:right="1440" w:bottom="1440" w:left="1440" w:header="720" w:footer="720" w:gutter="0"/>
@@ -6248,6 +7275,95 @@
     </w:lvl>
   </w:abstractNum>
   <w:abstractNum w:abstractNumId="5" w15:restartNumberingAfterBreak="0">
+    <w:nsid w:val="3FE86C10"/>
+    <w:multiLevelType w:val="hybridMultilevel"/>
+    <w:tmpl w:val="C6E4C9D8"/>
+    <w:lvl w:ilvl="0" w:tplc="0409000F">
+      <w:start w:val="1"/>
+      <w:numFmt w:val="decimal"/>
+      <w:lvlText w:val="%1."/>
+      <w:lvlJc w:val="left"/>
+      <w:pPr>
+        <w:ind w:left="720" w:hanging="360"/>
+      </w:pPr>
+      <w:rPr>
+        <w:rFonts w:hint="default"/>
+      </w:rPr>
+    </w:lvl>
+    <w:lvl w:ilvl="1" w:tplc="04090019" w:tentative="1">
+      <w:start w:val="1"/>
+      <w:numFmt w:val="lowerLetter"/>
+      <w:lvlText w:val="%2."/>
+      <w:lvlJc w:val="left"/>
+      <w:pPr>
+        <w:ind w:left="1440" w:hanging="360"/>
+      </w:pPr>
+    </w:lvl>
+    <w:lvl w:ilvl="2" w:tplc="0409001B" w:tentative="1">
+      <w:start w:val="1"/>
+      <w:numFmt w:val="lowerRoman"/>
+      <w:lvlText w:val="%3."/>
+      <w:lvlJc w:val="right"/>
+      <w:pPr>
+        <w:ind w:left="2160" w:hanging="180"/>
+      </w:pPr>
+    </w:lvl>
+    <w:lvl w:ilvl="3" w:tplc="0409000F" w:tentative="1">
+      <w:start w:val="1"/>
+      <w:numFmt w:val="decimal"/>
+      <w:lvlText w:val="%4."/>
+      <w:lvlJc w:val="left"/>
+      <w:pPr>
+        <w:ind w:left="2880" w:hanging="360"/>
+      </w:pPr>
+    </w:lvl>
+    <w:lvl w:ilvl="4" w:tplc="04090019" w:tentative="1">
+      <w:start w:val="1"/>
+      <w:numFmt w:val="lowerLetter"/>
+      <w:lvlText w:val="%5."/>
+      <w:lvlJc w:val="left"/>
+      <w:pPr>
+        <w:ind w:left="3600" w:hanging="360"/>
+      </w:pPr>
+    </w:lvl>
+    <w:lvl w:ilvl="5" w:tplc="0409001B" w:tentative="1">
+      <w:start w:val="1"/>
+      <w:numFmt w:val="lowerRoman"/>
+      <w:lvlText w:val="%6."/>
+      <w:lvlJc w:val="right"/>
+      <w:pPr>
+        <w:ind w:left="4320" w:hanging="180"/>
+      </w:pPr>
+    </w:lvl>
+    <w:lvl w:ilvl="6" w:tplc="0409000F" w:tentative="1">
+      <w:start w:val="1"/>
+      <w:numFmt w:val="decimal"/>
+      <w:lvlText w:val="%7."/>
+      <w:lvlJc w:val="left"/>
+      <w:pPr>
+        <w:ind w:left="5040" w:hanging="360"/>
+      </w:pPr>
+    </w:lvl>
+    <w:lvl w:ilvl="7" w:tplc="04090019" w:tentative="1">
+      <w:start w:val="1"/>
+      <w:numFmt w:val="lowerLetter"/>
+      <w:lvlText w:val="%8."/>
+      <w:lvlJc w:val="left"/>
+      <w:pPr>
+        <w:ind w:left="5760" w:hanging="360"/>
+      </w:pPr>
+    </w:lvl>
+    <w:lvl w:ilvl="8" w:tplc="0409001B" w:tentative="1">
+      <w:start w:val="1"/>
+      <w:numFmt w:val="lowerRoman"/>
+      <w:lvlText w:val="%9."/>
+      <w:lvlJc w:val="right"/>
+      <w:pPr>
+        <w:ind w:left="6480" w:hanging="180"/>
+      </w:pPr>
+    </w:lvl>
+  </w:abstractNum>
+  <w:abstractNum w:abstractNumId="6" w15:restartNumberingAfterBreak="0">
     <w:nsid w:val="45E82A95"/>
     <w:multiLevelType w:val="hybridMultilevel"/>
     <w:tmpl w:val="774AB3F2"/>
@@ -6360,7 +7476,96 @@
       </w:rPr>
     </w:lvl>
   </w:abstractNum>
-  <w:abstractNum w:abstractNumId="6" w15:restartNumberingAfterBreak="0">
+  <w:abstractNum w:abstractNumId="7" w15:restartNumberingAfterBreak="0">
+    <w:nsid w:val="484A0E13"/>
+    <w:multiLevelType w:val="hybridMultilevel"/>
+    <w:tmpl w:val="E6C6EBCA"/>
+    <w:lvl w:ilvl="0" w:tplc="0409000F">
+      <w:start w:val="1"/>
+      <w:numFmt w:val="decimal"/>
+      <w:lvlText w:val="%1."/>
+      <w:lvlJc w:val="left"/>
+      <w:pPr>
+        <w:ind w:left="720" w:hanging="360"/>
+      </w:pPr>
+      <w:rPr>
+        <w:rFonts w:hint="default"/>
+      </w:rPr>
+    </w:lvl>
+    <w:lvl w:ilvl="1" w:tplc="04090019" w:tentative="1">
+      <w:start w:val="1"/>
+      <w:numFmt w:val="lowerLetter"/>
+      <w:lvlText w:val="%2."/>
+      <w:lvlJc w:val="left"/>
+      <w:pPr>
+        <w:ind w:left="1440" w:hanging="360"/>
+      </w:pPr>
+    </w:lvl>
+    <w:lvl w:ilvl="2" w:tplc="0409001B" w:tentative="1">
+      <w:start w:val="1"/>
+      <w:numFmt w:val="lowerRoman"/>
+      <w:lvlText w:val="%3."/>
+      <w:lvlJc w:val="right"/>
+      <w:pPr>
+        <w:ind w:left="2160" w:hanging="180"/>
+      </w:pPr>
+    </w:lvl>
+    <w:lvl w:ilvl="3" w:tplc="0409000F" w:tentative="1">
+      <w:start w:val="1"/>
+      <w:numFmt w:val="decimal"/>
+      <w:lvlText w:val="%4."/>
+      <w:lvlJc w:val="left"/>
+      <w:pPr>
+        <w:ind w:left="2880" w:hanging="360"/>
+      </w:pPr>
+    </w:lvl>
+    <w:lvl w:ilvl="4" w:tplc="04090019" w:tentative="1">
+      <w:start w:val="1"/>
+      <w:numFmt w:val="lowerLetter"/>
+      <w:lvlText w:val="%5."/>
+      <w:lvlJc w:val="left"/>
+      <w:pPr>
+        <w:ind w:left="3600" w:hanging="360"/>
+      </w:pPr>
+    </w:lvl>
+    <w:lvl w:ilvl="5" w:tplc="0409001B" w:tentative="1">
+      <w:start w:val="1"/>
+      <w:numFmt w:val="lowerRoman"/>
+      <w:lvlText w:val="%6."/>
+      <w:lvlJc w:val="right"/>
+      <w:pPr>
+        <w:ind w:left="4320" w:hanging="180"/>
+      </w:pPr>
+    </w:lvl>
+    <w:lvl w:ilvl="6" w:tplc="0409000F" w:tentative="1">
+      <w:start w:val="1"/>
+      <w:numFmt w:val="decimal"/>
+      <w:lvlText w:val="%7."/>
+      <w:lvlJc w:val="left"/>
+      <w:pPr>
+        <w:ind w:left="5040" w:hanging="360"/>
+      </w:pPr>
+    </w:lvl>
+    <w:lvl w:ilvl="7" w:tplc="04090019" w:tentative="1">
+      <w:start w:val="1"/>
+      <w:numFmt w:val="lowerLetter"/>
+      <w:lvlText w:val="%8."/>
+      <w:lvlJc w:val="left"/>
+      <w:pPr>
+        <w:ind w:left="5760" w:hanging="360"/>
+      </w:pPr>
+    </w:lvl>
+    <w:lvl w:ilvl="8" w:tplc="0409001B" w:tentative="1">
+      <w:start w:val="1"/>
+      <w:numFmt w:val="lowerRoman"/>
+      <w:lvlText w:val="%9."/>
+      <w:lvlJc w:val="right"/>
+      <w:pPr>
+        <w:ind w:left="6480" w:hanging="180"/>
+      </w:pPr>
+    </w:lvl>
+  </w:abstractNum>
+  <w:abstractNum w:abstractNumId="8" w15:restartNumberingAfterBreak="0">
     <w:nsid w:val="48B92FEE"/>
     <w:multiLevelType w:val="hybridMultilevel"/>
     <w:tmpl w:val="C3541BA2"/>
@@ -6449,7 +7654,7 @@
       </w:pPr>
     </w:lvl>
   </w:abstractNum>
-  <w:abstractNum w:abstractNumId="7" w15:restartNumberingAfterBreak="0">
+  <w:abstractNum w:abstractNumId="9" w15:restartNumberingAfterBreak="0">
     <w:nsid w:val="49756246"/>
     <w:multiLevelType w:val="hybridMultilevel"/>
     <w:tmpl w:val="5BA667DE"/>
@@ -6538,7 +7743,7 @@
       </w:pPr>
     </w:lvl>
   </w:abstractNum>
-  <w:abstractNum w:abstractNumId="8" w15:restartNumberingAfterBreak="0">
+  <w:abstractNum w:abstractNumId="10" w15:restartNumberingAfterBreak="0">
     <w:nsid w:val="64624C27"/>
     <w:multiLevelType w:val="hybridMultilevel"/>
     <w:tmpl w:val="9AF4F35E"/>
@@ -6627,7 +7832,7 @@
       </w:pPr>
     </w:lvl>
   </w:abstractNum>
-  <w:abstractNum w:abstractNumId="9" w15:restartNumberingAfterBreak="0">
+  <w:abstractNum w:abstractNumId="11" w15:restartNumberingAfterBreak="0">
     <w:nsid w:val="7C732410"/>
     <w:multiLevelType w:val="hybridMultilevel"/>
     <w:tmpl w:val="F0602568"/>
@@ -6741,22 +7946,22 @@
     </w:lvl>
   </w:abstractNum>
   <w:num w:numId="1" w16cid:durableId="2138448239">
-    <w:abstractNumId w:val="6"/>
+    <w:abstractNumId w:val="8"/>
   </w:num>
   <w:num w:numId="2" w16cid:durableId="83763953">
-    <w:abstractNumId w:val="7"/>
+    <w:abstractNumId w:val="9"/>
   </w:num>
   <w:num w:numId="3" w16cid:durableId="1804035675">
     <w:abstractNumId w:val="1"/>
   </w:num>
   <w:num w:numId="4" w16cid:durableId="368342229">
-    <w:abstractNumId w:val="8"/>
+    <w:abstractNumId w:val="10"/>
   </w:num>
   <w:num w:numId="5" w16cid:durableId="806316744">
-    <w:abstractNumId w:val="5"/>
+    <w:abstractNumId w:val="6"/>
   </w:num>
   <w:num w:numId="6" w16cid:durableId="342362878">
-    <w:abstractNumId w:val="9"/>
+    <w:abstractNumId w:val="11"/>
   </w:num>
   <w:num w:numId="7" w16cid:durableId="779103049">
     <w:abstractNumId w:val="2"/>
@@ -6769,6 +7974,12 @@
   </w:num>
   <w:num w:numId="10" w16cid:durableId="1738016391">
     <w:abstractNumId w:val="0"/>
+  </w:num>
+  <w:num w:numId="11" w16cid:durableId="1983002606">
+    <w:abstractNumId w:val="5"/>
+  </w:num>
+  <w:num w:numId="12" w16cid:durableId="698165636">
+    <w:abstractNumId w:val="7"/>
   </w:num>
 </w:numbering>
 </file>
